--- a/web/msword/purchase_8.docx
+++ b/web/msword/purchase_8.docx
@@ -1,6 +1,6 @@
 
 <file path=word/document.xml><?xml version="1.0" encoding="utf-8"?>
-<w:document xmlns:wpc="http://schemas.microsoft.com/office/word/2010/wordprocessingCanvas" xmlns:cx="http://schemas.microsoft.com/office/drawing/2014/chartex" xmlns:cx1="http://schemas.microsoft.com/office/drawing/2015/9/8/chartex" xmlns:cx2="http://schemas.microsoft.com/office/drawing/2015/10/21/chartex" xmlns:cx3="http://schemas.microsoft.com/office/drawing/2016/5/9/chartex" xmlns:cx4="http://schemas.microsoft.com/office/drawing/2016/5/10/chartex" xmlns:cx5="http://schemas.microsoft.com/office/drawing/2016/5/11/chartex" xmlns:cx6="http://schemas.microsoft.com/office/drawing/2016/5/12/chartex" xmlns:cx7="http://schemas.microsoft.com/office/drawing/2016/5/13/chartex" xmlns:cx8="http://schemas.microsoft.com/office/drawing/2016/5/14/chartex" xmlns:mc="http://schemas.openxmlformats.org/markup-compatibility/2006" xmlns:aink="http://schemas.microsoft.com/office/drawing/2016/ink" xmlns:am3d="http://schemas.microsoft.com/office/drawing/2017/model3d" xmlns:o="urn:schemas-microsoft-com:office:office" xmlns:r="http://schemas.openxmlformats.org/officeDocument/2006/relationships" xmlns:m="http://schemas.openxmlformats.org/officeDocument/2006/math" xmlns:v="urn:schemas-microsoft-com:vml" xmlns:wp14="http://schemas.microsoft.com/office/word/2010/wordprocessingDrawing" xmlns:wp="http://schemas.openxmlformats.org/drawingml/2006/wordprocessingDrawing" xmlns:w10="urn:schemas-microsoft-com:office:word" xmlns:w="http://schemas.openxmlformats.org/wordprocessingml/2006/main" xmlns:w14="http://schemas.microsoft.com/office/word/2010/wordml" xmlns:w15="http://schemas.microsoft.com/office/word/2012/wordml" xmlns:w16cex="http://schemas.microsoft.com/office/word/2018/wordml/cex" xmlns:w16cid="http://schemas.microsoft.com/office/word/2016/wordml/cid" xmlns:w16="http://schemas.microsoft.com/office/word/2018/wordml" xmlns:w16sdtdh="http://schemas.microsoft.com/office/word/2020/wordml/sdtdatahash" xmlns:w16se="http://schemas.microsoft.com/office/word/2015/wordml/symex" xmlns:wpg="http://schemas.microsoft.com/office/word/2010/wordprocessingGroup" xmlns:wpi="http://schemas.microsoft.com/office/word/2010/wordprocessingInk" xmlns:wne="http://schemas.microsoft.com/office/word/2006/wordml" xmlns:wps="http://schemas.microsoft.com/office/word/2010/wordprocessingShape" mc:Ignorable="w14 w15 w16se w16cid w16 w16cex w16sdtdh wp14">
+<w:document xmlns:wpc="http://schemas.microsoft.com/office/word/2010/wordprocessingCanvas" xmlns:cx="http://schemas.microsoft.com/office/drawing/2014/chartex" xmlns:cx1="http://schemas.microsoft.com/office/drawing/2015/9/8/chartex" xmlns:cx2="http://schemas.microsoft.com/office/drawing/2015/10/21/chartex" xmlns:cx3="http://schemas.microsoft.com/office/drawing/2016/5/9/chartex" xmlns:cx4="http://schemas.microsoft.com/office/drawing/2016/5/10/chartex" xmlns:cx5="http://schemas.microsoft.com/office/drawing/2016/5/11/chartex" xmlns:cx6="http://schemas.microsoft.com/office/drawing/2016/5/12/chartex" xmlns:cx7="http://schemas.microsoft.com/office/drawing/2016/5/13/chartex" xmlns:cx8="http://schemas.microsoft.com/office/drawing/2016/5/14/chartex" xmlns:mc="http://schemas.openxmlformats.org/markup-compatibility/2006" xmlns:aink="http://schemas.microsoft.com/office/drawing/2016/ink" xmlns:am3d="http://schemas.microsoft.com/office/drawing/2017/model3d" xmlns:o="urn:schemas-microsoft-com:office:office" xmlns:r="http://schemas.openxmlformats.org/officeDocument/2006/relationships" xmlns:m="http://schemas.openxmlformats.org/officeDocument/2006/math" xmlns:v="urn:schemas-microsoft-com:vml" xmlns:wp14="http://schemas.microsoft.com/office/word/2010/wordprocessingDrawing" xmlns:wp="http://schemas.openxmlformats.org/drawingml/2006/wordprocessingDrawing" xmlns:w10="urn:schemas-microsoft-com:office:word" xmlns:w="http://schemas.openxmlformats.org/wordprocessingml/2006/main" xmlns:w14="http://schemas.microsoft.com/office/word/2010/wordml" xmlns:w15="http://schemas.microsoft.com/office/word/2012/wordml" xmlns:w16cex="http://schemas.microsoft.com/office/word/2018/wordml/cex" xmlns:w16cid="http://schemas.microsoft.com/office/word/2016/wordml/cid" xmlns:w16="http://schemas.microsoft.com/office/word/2018/wordml" xmlns:w16se="http://schemas.microsoft.com/office/word/2015/wordml/symex" xmlns:wpg="http://schemas.microsoft.com/office/word/2010/wordprocessingGroup" xmlns:wpi="http://schemas.microsoft.com/office/word/2010/wordprocessingInk" xmlns:wne="http://schemas.microsoft.com/office/word/2006/wordml" xmlns:wps="http://schemas.microsoft.com/office/word/2010/wordprocessingShape" mc:Ignorable="w14 w15 w16se w16cid w16 w16cex wp14">
   <w:body>
     <w:p>
       <w:pPr>
@@ -85,7 +85,7 @@
       <w:pPr>
         <w:ind w:left="2160" w:firstLine="720"/>
         <w:rPr>
-          <w:rFonts w:ascii="TH Sarabun New" w:hAnsi="TH Sarabun New" w:cs="TH Sarabun New"/>
+          <w:rFonts w:ascii="TH SarabunIT๙" w:hAnsi="TH SarabunIT๙" w:cs="TH SarabunIT๙"/>
           <w:sz w:val="32"/>
           <w:szCs w:val="32"/>
         </w:rPr>
@@ -95,7 +95,7 @@
       <w:pPr>
         <w:ind w:left="2160" w:firstLine="720"/>
         <w:rPr>
-          <w:rFonts w:ascii="TH Sarabun New" w:hAnsi="TH Sarabun New" w:cs="TH Sarabun New"/>
+          <w:rFonts w:ascii="TH SarabunIT๙" w:hAnsi="TH SarabunIT๙" w:cs="TH SarabunIT๙"/>
           <w:sz w:val="32"/>
           <w:szCs w:val="32"/>
         </w:rPr>
@@ -105,7 +105,7 @@
       <w:pPr>
         <w:ind w:left="2160" w:firstLine="720"/>
         <w:rPr>
-          <w:rFonts w:ascii="TH Sarabun New" w:hAnsi="TH Sarabun New" w:cs="TH Sarabun New"/>
+          <w:rFonts w:ascii="TH SarabunIT๙" w:hAnsi="TH SarabunIT๙" w:cs="TH SarabunIT๙"/>
           <w:sz w:val="32"/>
           <w:szCs w:val="32"/>
         </w:rPr>
@@ -115,7 +115,7 @@
       <w:pPr>
         <w:jc w:val="center"/>
         <w:rPr>
-          <w:rFonts w:ascii="TH Sarabun New" w:hAnsi="TH Sarabun New" w:cs="TH Sarabun New"/>
+          <w:rFonts w:ascii="TH SarabunIT๙" w:hAnsi="TH SarabunIT๙" w:cs="TH SarabunIT๙"/>
           <w:b/>
           <w:bCs/>
           <w:sz w:val="36"/>
@@ -124,7 +124,7 @@
       </w:pPr>
       <w:r>
         <w:rPr>
-          <w:rFonts w:ascii="TH Sarabun New" w:hAnsi="TH Sarabun New" w:cs="TH Sarabun New"/>
+          <w:rFonts w:ascii="TH SarabunIT๙" w:hAnsi="TH SarabunIT๙" w:cs="TH SarabunIT๙"/>
           <w:b/>
           <w:bCs/>
           <w:noProof/>
@@ -178,26 +178,26 @@
                           <w:p>
                             <w:pPr>
                               <w:rPr>
-                                <w:rFonts w:ascii="TH Sarabun New" w:eastAsia="Times New Roman" w:hAnsi="TH Sarabun New" w:cs="TH Sarabun New"/>
+                                <w:rFonts w:ascii="TH SarabunIT๙" w:eastAsia="Times New Roman" w:hAnsi="TH SarabunIT๙" w:cs="TH SarabunIT๙"/>
                                 <w:cs/>
                               </w:rPr>
                             </w:pPr>
                             <w:r>
                               <w:rPr>
-                                <w:rFonts w:ascii="TH Sarabun New" w:eastAsia="Times New Roman" w:hAnsi="TH Sarabun New" w:cs="TH Sarabun New"/>
+                                <w:rFonts w:ascii="TH SarabunIT๙" w:eastAsia="Times New Roman" w:hAnsi="TH SarabunIT๙" w:cs="TH SarabunIT๙"/>
                                 <w:cs/>
                               </w:rPr>
                               <w:t>ผู้ขาย/ผู้รับจ้าง</w:t>
                             </w:r>
                             <w:r>
                               <w:rPr>
-                                <w:rFonts w:ascii="TH Sarabun New" w:eastAsia="Times New Roman" w:hAnsi="TH Sarabun New" w:cs="TH Sarabun New"/>
+                                <w:rFonts w:ascii="TH SarabunIT๙" w:eastAsia="Times New Roman" w:hAnsi="TH SarabunIT๙" w:cs="TH SarabunIT๙"/>
                               </w:rPr>
                               <w:t>  </w:t>
                             </w:r>
                             <w:r>
                               <w:rPr>
-                                <w:rFonts w:ascii="TH Sarabun New" w:eastAsia="Times New Roman" w:hAnsi="TH Sarabun New" w:cs="TH Sarabun New"/>
+                                <w:rFonts w:ascii="TH SarabunIT๙" w:eastAsia="Times New Roman" w:hAnsi="TH SarabunIT๙" w:cs="TH SarabunIT๙"/>
                                 <w:sz w:val="32"/>
                                 <w:szCs w:val="32"/>
                                 <w:lang w:val="en-GB"/>
@@ -206,27 +206,27 @@
                             </w:r>
                             <w:r>
                               <w:rPr>
-                                <w:rFonts w:ascii="TH Sarabun New" w:eastAsia="Times New Roman" w:hAnsi="TH Sarabun New" w:cs="TH Sarabun New"/>
+                                <w:rFonts w:ascii="TH SarabunIT๙" w:eastAsia="Times New Roman" w:hAnsi="TH SarabunIT๙" w:cs="TH SarabunIT๙"/>
                               </w:rPr>
                               <w:t>{</w:t>
                             </w:r>
                             <w:proofErr w:type="spellStart"/>
                             <w:r>
                               <w:rPr>
-                                <w:rFonts w:ascii="TH Sarabun New" w:eastAsia="Times New Roman" w:hAnsi="TH Sarabun New" w:cs="TH Sarabun New"/>
+                                <w:rFonts w:ascii="TH SarabunIT๙" w:eastAsia="Times New Roman" w:hAnsi="TH SarabunIT๙" w:cs="TH SarabunIT๙"/>
                               </w:rPr>
                               <w:t>vendor</w:t>
                             </w:r>
                             <w:r>
                               <w:rPr>
-                                <w:rFonts w:ascii="TH Sarabun New" w:eastAsia="Times New Roman" w:hAnsi="TH Sarabun New" w:cs="TH Sarabun New"/>
+                                <w:rFonts w:ascii="TH SarabunIT๙" w:eastAsia="Times New Roman" w:hAnsi="TH SarabunIT๙" w:cs="TH SarabunIT๙"/>
                               </w:rPr>
                               <w:t>_name</w:t>
                             </w:r>
                             <w:proofErr w:type="spellEnd"/>
                             <w:r>
                               <w:rPr>
-                                <w:rFonts w:ascii="TH Sarabun New" w:eastAsia="Times New Roman" w:hAnsi="TH Sarabun New" w:cs="TH Sarabun New"/>
+                                <w:rFonts w:ascii="TH SarabunIT๙" w:eastAsia="Times New Roman" w:hAnsi="TH SarabunIT๙" w:cs="TH SarabunIT๙"/>
                               </w:rPr>
                               <w:t>}</w:t>
                             </w:r>
@@ -234,25 +234,25 @@
                           <w:p>
                             <w:pPr>
                               <w:rPr>
-                                <w:rFonts w:ascii="TH Sarabun New" w:eastAsia="Times New Roman" w:hAnsi="TH Sarabun New" w:cs="TH Sarabun New"/>
+                                <w:rFonts w:ascii="TH SarabunIT๙" w:eastAsia="Times New Roman" w:hAnsi="TH SarabunIT๙" w:cs="TH SarabunIT๙"/>
                               </w:rPr>
                             </w:pPr>
                             <w:r>
                               <w:rPr>
-                                <w:rFonts w:ascii="TH Sarabun New" w:eastAsia="Times New Roman" w:hAnsi="TH Sarabun New" w:cs="TH Sarabun New"/>
+                                <w:rFonts w:ascii="TH SarabunIT๙" w:eastAsia="Times New Roman" w:hAnsi="TH SarabunIT๙" w:cs="TH SarabunIT๙"/>
                                 <w:cs/>
                               </w:rPr>
                               <w:t>ที่อยู่</w:t>
                             </w:r>
                             <w:r>
                               <w:rPr>
-                                <w:rFonts w:ascii="TH Sarabun New" w:eastAsia="Times New Roman" w:hAnsi="TH Sarabun New" w:cs="TH Sarabun New"/>
+                                <w:rFonts w:ascii="TH SarabunIT๙" w:eastAsia="Times New Roman" w:hAnsi="TH SarabunIT๙" w:cs="TH SarabunIT๙"/>
                               </w:rPr>
                               <w:t>   </w:t>
                             </w:r>
                             <w:r>
                               <w:rPr>
-                                <w:rFonts w:ascii="TH Sarabun New" w:eastAsia="Times New Roman" w:hAnsi="TH Sarabun New" w:cs="TH Sarabun New"/>
+                                <w:rFonts w:ascii="TH SarabunIT๙" w:eastAsia="Times New Roman" w:hAnsi="TH SarabunIT๙" w:cs="TH SarabunIT๙"/>
                                 <w:sz w:val="32"/>
                                 <w:szCs w:val="32"/>
                                 <w:lang w:val="en-GB"/>
@@ -261,21 +261,21 @@
                             </w:r>
                             <w:r>
                               <w:rPr>
-                                <w:rFonts w:ascii="TH Sarabun New" w:eastAsia="Times New Roman" w:hAnsi="TH Sarabun New" w:cs="TH Sarabun New"/>
+                                <w:rFonts w:ascii="TH SarabunIT๙" w:eastAsia="Times New Roman" w:hAnsi="TH SarabunIT๙" w:cs="TH SarabunIT๙"/>
                               </w:rPr>
                               <w:t>{</w:t>
                             </w:r>
                             <w:proofErr w:type="spellStart"/>
                             <w:r>
                               <w:rPr>
-                                <w:rFonts w:ascii="TH Sarabun New" w:eastAsia="Times New Roman" w:hAnsi="TH Sarabun New" w:cs="TH Sarabun New"/>
+                                <w:rFonts w:ascii="TH SarabunIT๙" w:eastAsia="Times New Roman" w:hAnsi="TH SarabunIT๙" w:cs="TH SarabunIT๙"/>
                               </w:rPr>
                               <w:t>vendor_address</w:t>
                             </w:r>
                             <w:proofErr w:type="spellEnd"/>
                             <w:r>
                               <w:rPr>
-                                <w:rFonts w:ascii="TH Sarabun New" w:eastAsia="Times New Roman" w:hAnsi="TH Sarabun New" w:cs="TH Sarabun New"/>
+                                <w:rFonts w:ascii="TH SarabunIT๙" w:eastAsia="Times New Roman" w:hAnsi="TH SarabunIT๙" w:cs="TH SarabunIT๙"/>
                               </w:rPr>
                               <w:t>}</w:t>
                             </w:r>
@@ -283,26 +283,26 @@
                           <w:p>
                             <w:pPr>
                               <w:rPr>
-                                <w:rFonts w:ascii="TH Sarabun New" w:eastAsia="Times New Roman" w:hAnsi="TH Sarabun New" w:cs="TH Sarabun New"/>
+                                <w:rFonts w:ascii="TH SarabunIT๙" w:eastAsia="Times New Roman" w:hAnsi="TH SarabunIT๙" w:cs="TH SarabunIT๙"/>
                                 <w:cs/>
                               </w:rPr>
                             </w:pPr>
                             <w:r>
                               <w:rPr>
-                                <w:rFonts w:ascii="TH Sarabun New" w:eastAsia="Times New Roman" w:hAnsi="TH Sarabun New" w:cs="TH Sarabun New"/>
+                                <w:rFonts w:ascii="TH SarabunIT๙" w:eastAsia="Times New Roman" w:hAnsi="TH SarabunIT๙" w:cs="TH SarabunIT๙"/>
                                 <w:cs/>
                               </w:rPr>
                               <w:t>โทรศัพท์</w:t>
                             </w:r>
                             <w:r>
                               <w:rPr>
-                                <w:rFonts w:ascii="TH Sarabun New" w:eastAsia="Times New Roman" w:hAnsi="TH Sarabun New" w:cs="TH Sarabun New"/>
+                                <w:rFonts w:ascii="TH SarabunIT๙" w:eastAsia="Times New Roman" w:hAnsi="TH SarabunIT๙" w:cs="TH SarabunIT๙"/>
                               </w:rPr>
                               <w:t>   </w:t>
                             </w:r>
                             <w:r>
                               <w:rPr>
-                                <w:rFonts w:ascii="TH Sarabun New" w:eastAsia="Times New Roman" w:hAnsi="TH Sarabun New" w:cs="TH Sarabun New"/>
+                                <w:rFonts w:ascii="TH SarabunIT๙" w:eastAsia="Times New Roman" w:hAnsi="TH SarabunIT๙" w:cs="TH SarabunIT๙"/>
                                 <w:sz w:val="32"/>
                                 <w:szCs w:val="32"/>
                                 <w:lang w:val="en-GB"/>
@@ -311,21 +311,21 @@
                             </w:r>
                             <w:r>
                               <w:rPr>
-                                <w:rFonts w:ascii="TH Sarabun New" w:eastAsia="Times New Roman" w:hAnsi="TH Sarabun New" w:cs="TH Sarabun New"/>
+                                <w:rFonts w:ascii="TH SarabunIT๙" w:eastAsia="Times New Roman" w:hAnsi="TH SarabunIT๙" w:cs="TH SarabunIT๙"/>
                               </w:rPr>
                               <w:t>{</w:t>
                             </w:r>
                             <w:proofErr w:type="spellStart"/>
                             <w:r>
                               <w:rPr>
-                                <w:rFonts w:ascii="TH Sarabun New" w:eastAsia="Times New Roman" w:hAnsi="TH Sarabun New" w:cs="TH Sarabun New"/>
+                                <w:rFonts w:ascii="TH SarabunIT๙" w:eastAsia="Times New Roman" w:hAnsi="TH SarabunIT๙" w:cs="TH SarabunIT๙"/>
                               </w:rPr>
                               <w:t>vendor_phone</w:t>
                             </w:r>
                             <w:proofErr w:type="spellEnd"/>
                             <w:r>
                               <w:rPr>
-                                <w:rFonts w:ascii="TH Sarabun New" w:eastAsia="Times New Roman" w:hAnsi="TH Sarabun New" w:cs="TH Sarabun New"/>
+                                <w:rFonts w:ascii="TH SarabunIT๙" w:eastAsia="Times New Roman" w:hAnsi="TH SarabunIT๙" w:cs="TH SarabunIT๙"/>
                               </w:rPr>
                               <w:t>}</w:t>
                             </w:r>
@@ -333,7 +333,7 @@
                           <w:p>
                             <w:pPr>
                               <w:rPr>
-                                <w:rFonts w:ascii="TH Sarabun New" w:hAnsi="TH Sarabun New" w:cs="TH Sarabun New"/>
+                                <w:rFonts w:ascii="TH SarabunIT๙" w:hAnsi="TH SarabunIT๙" w:cs="TH SarabunIT๙"/>
                                 <w:b/>
                                 <w:bCs/>
                                 <w:sz w:val="36"/>
@@ -342,20 +342,20 @@
                             </w:pPr>
                             <w:r>
                               <w:rPr>
-                                <w:rFonts w:ascii="TH Sarabun New" w:eastAsia="Times New Roman" w:hAnsi="TH Sarabun New" w:cs="TH Sarabun New"/>
+                                <w:rFonts w:ascii="TH SarabunIT๙" w:eastAsia="Times New Roman" w:hAnsi="TH SarabunIT๙" w:cs="TH SarabunIT๙"/>
                                 <w:cs/>
                               </w:rPr>
                               <w:t>เลขประจำตัวผู้เสียภาษี</w:t>
                             </w:r>
                             <w:r>
                               <w:rPr>
-                                <w:rFonts w:ascii="TH Sarabun New" w:eastAsia="Times New Roman" w:hAnsi="TH Sarabun New" w:cs="TH Sarabun New"/>
+                                <w:rFonts w:ascii="TH SarabunIT๙" w:eastAsia="Times New Roman" w:hAnsi="TH SarabunIT๙" w:cs="TH SarabunIT๙"/>
                               </w:rPr>
                               <w:t>   </w:t>
                             </w:r>
                             <w:r>
                               <w:rPr>
-                                <w:rFonts w:ascii="TH Sarabun New" w:eastAsia="Times New Roman" w:hAnsi="TH Sarabun New" w:cs="TH Sarabun New"/>
+                                <w:rFonts w:ascii="TH SarabunIT๙" w:eastAsia="Times New Roman" w:hAnsi="TH SarabunIT๙" w:cs="TH SarabunIT๙"/>
                                 <w:sz w:val="32"/>
                                 <w:szCs w:val="32"/>
                                 <w:lang w:val="en-GB"/>
@@ -364,19 +364,19 @@
                             </w:r>
                             <w:r>
                               <w:rPr>
-                                <w:rFonts w:ascii="TH Sarabun New" w:eastAsia="Times New Roman" w:hAnsi="TH Sarabun New" w:cs="TH Sarabun New"/>
+                                <w:rFonts w:ascii="TH SarabunIT๙" w:eastAsia="Times New Roman" w:hAnsi="TH SarabunIT๙" w:cs="TH SarabunIT๙"/>
                               </w:rPr>
                               <w:t>{</w:t>
                             </w:r>
                             <w:r>
                               <w:rPr>
-                                <w:rFonts w:ascii="TH Sarabun New" w:eastAsia="Times New Roman" w:hAnsi="TH Sarabun New" w:cs="TH Sarabun New"/>
+                                <w:rFonts w:ascii="TH SarabunIT๙" w:eastAsia="Times New Roman" w:hAnsi="TH SarabunIT๙" w:cs="TH SarabunIT๙"/>
                               </w:rPr>
                               <w:t>tax</w:t>
                             </w:r>
                             <w:r>
                               <w:rPr>
-                                <w:rFonts w:ascii="TH Sarabun New" w:eastAsia="Times New Roman" w:hAnsi="TH Sarabun New" w:cs="TH Sarabun New"/>
+                                <w:rFonts w:ascii="TH SarabunIT๙" w:eastAsia="Times New Roman" w:hAnsi="TH SarabunIT๙" w:cs="TH SarabunIT๙"/>
                               </w:rPr>
                               <w:t>}</w:t>
                             </w:r>
@@ -384,7 +384,7 @@
                           <w:p>
                             <w:pPr>
                               <w:rPr>
-                                <w:rFonts w:ascii="TH Sarabun New" w:hAnsi="TH Sarabun New" w:cs="TH Sarabun New"/>
+                                <w:rFonts w:ascii="TH SarabunIT๙" w:hAnsi="TH SarabunIT๙" w:cs="TH SarabunIT๙"/>
                                 <w:b/>
                                 <w:bCs/>
                                 <w:sz w:val="36"/>
@@ -393,40 +393,40 @@
                             </w:pPr>
                             <w:r>
                               <w:rPr>
-                                <w:rFonts w:ascii="TH Sarabun New" w:eastAsia="Times New Roman" w:hAnsi="TH Sarabun New" w:cs="TH Sarabun New"/>
+                                <w:rFonts w:ascii="TH SarabunIT๙" w:eastAsia="Times New Roman" w:hAnsi="TH SarabunIT๙" w:cs="TH SarabunIT๙"/>
                                 <w:cs/>
                               </w:rPr>
                               <w:t>เลขที่บัญชีเงินฝากธนาคาร</w:t>
                             </w:r>
                             <w:r>
                               <w:rPr>
-                                <w:rFonts w:ascii="TH Sarabun New" w:eastAsia="Times New Roman" w:hAnsi="TH Sarabun New" w:cs="TH Sarabun New"/>
+                                <w:rFonts w:ascii="TH SarabunIT๙" w:eastAsia="Times New Roman" w:hAnsi="TH SarabunIT๙" w:cs="TH SarabunIT๙"/>
                               </w:rPr>
                               <w:t>    </w:t>
                             </w:r>
                             <w:r>
                               <w:rPr>
-                                <w:rFonts w:ascii="TH Sarabun New" w:eastAsia="Times New Roman" w:hAnsi="TH Sarabun New" w:cs="TH Sarabun New"/>
+                                <w:rFonts w:ascii="TH SarabunIT๙" w:eastAsia="Times New Roman" w:hAnsi="TH SarabunIT๙" w:cs="TH SarabunIT๙"/>
                               </w:rPr>
                               <w:t>$</w:t>
                             </w:r>
                             <w:r>
                               <w:rPr>
-                                <w:rFonts w:ascii="TH Sarabun New" w:eastAsia="Times New Roman" w:hAnsi="TH Sarabun New" w:cs="TH Sarabun New"/>
+                                <w:rFonts w:ascii="TH SarabunIT๙" w:eastAsia="Times New Roman" w:hAnsi="TH SarabunIT๙" w:cs="TH SarabunIT๙"/>
                               </w:rPr>
                               <w:t>{</w:t>
                             </w:r>
                             <w:proofErr w:type="spellStart"/>
                             <w:r>
                               <w:rPr>
-                                <w:rFonts w:ascii="TH Sarabun New" w:eastAsia="Times New Roman" w:hAnsi="TH Sarabun New" w:cs="TH Sarabun New"/>
+                                <w:rFonts w:ascii="TH SarabunIT๙" w:eastAsia="Times New Roman" w:hAnsi="TH SarabunIT๙" w:cs="TH SarabunIT๙"/>
                               </w:rPr>
                               <w:t>account_number</w:t>
                             </w:r>
                             <w:proofErr w:type="spellEnd"/>
                             <w:r>
                               <w:rPr>
-                                <w:rFonts w:ascii="TH Sarabun New" w:eastAsia="Times New Roman" w:hAnsi="TH Sarabun New" w:cs="TH Sarabun New"/>
+                                <w:rFonts w:ascii="TH SarabunIT๙" w:eastAsia="Times New Roman" w:hAnsi="TH SarabunIT๙" w:cs="TH SarabunIT๙"/>
                               </w:rPr>
                               <w:t>}</w:t>
                             </w:r>
@@ -434,7 +434,7 @@
                           <w:p>
                             <w:pPr>
                               <w:rPr>
-                                <w:rFonts w:ascii="TH Sarabun New" w:hAnsi="TH Sarabun New" w:cs="TH Sarabun New"/>
+                                <w:rFonts w:ascii="TH SarabunIT๙" w:hAnsi="TH SarabunIT๙" w:cs="TH SarabunIT๙"/>
                                 <w:b/>
                                 <w:bCs/>
                                 <w:sz w:val="36"/>
@@ -443,20 +443,20 @@
                             </w:pPr>
                             <w:r>
                               <w:rPr>
-                                <w:rFonts w:ascii="TH Sarabun New" w:eastAsia="Times New Roman" w:hAnsi="TH Sarabun New" w:cs="TH Sarabun New"/>
+                                <w:rFonts w:ascii="TH SarabunIT๙" w:eastAsia="Times New Roman" w:hAnsi="TH SarabunIT๙" w:cs="TH SarabunIT๙"/>
                                 <w:cs/>
                               </w:rPr>
                               <w:t>ชื่อบัญชี</w:t>
                             </w:r>
                             <w:r>
                               <w:rPr>
-                                <w:rFonts w:ascii="TH Sarabun New" w:eastAsia="Times New Roman" w:hAnsi="TH Sarabun New" w:cs="TH Sarabun New"/>
+                                <w:rFonts w:ascii="TH SarabunIT๙" w:eastAsia="Times New Roman" w:hAnsi="TH SarabunIT๙" w:cs="TH SarabunIT๙"/>
                               </w:rPr>
                               <w:t>   </w:t>
                             </w:r>
                             <w:r>
                               <w:rPr>
-                                <w:rFonts w:ascii="TH Sarabun New" w:eastAsia="Times New Roman" w:hAnsi="TH Sarabun New" w:cs="TH Sarabun New"/>
+                                <w:rFonts w:ascii="TH SarabunIT๙" w:eastAsia="Times New Roman" w:hAnsi="TH SarabunIT๙" w:cs="TH SarabunIT๙"/>
                                 <w:sz w:val="32"/>
                                 <w:szCs w:val="32"/>
                                 <w:lang w:val="en-GB"/>
@@ -465,21 +465,21 @@
                             </w:r>
                             <w:r>
                               <w:rPr>
-                                <w:rFonts w:ascii="TH Sarabun New" w:eastAsia="Times New Roman" w:hAnsi="TH Sarabun New" w:cs="TH Sarabun New"/>
+                                <w:rFonts w:ascii="TH SarabunIT๙" w:eastAsia="Times New Roman" w:hAnsi="TH SarabunIT๙" w:cs="TH SarabunIT๙"/>
                               </w:rPr>
                               <w:t>{</w:t>
                             </w:r>
                             <w:proofErr w:type="spellStart"/>
                             <w:r>
                               <w:rPr>
-                                <w:rFonts w:ascii="TH Sarabun New" w:eastAsia="Times New Roman" w:hAnsi="TH Sarabun New" w:cs="TH Sarabun New"/>
+                                <w:rFonts w:ascii="TH SarabunIT๙" w:eastAsia="Times New Roman" w:hAnsi="TH SarabunIT๙" w:cs="TH SarabunIT๙"/>
                               </w:rPr>
                               <w:t>account_name</w:t>
                             </w:r>
                             <w:proofErr w:type="spellEnd"/>
                             <w:r>
                               <w:rPr>
-                                <w:rFonts w:ascii="TH Sarabun New" w:eastAsia="Times New Roman" w:hAnsi="TH Sarabun New" w:cs="TH Sarabun New"/>
+                                <w:rFonts w:ascii="TH SarabunIT๙" w:eastAsia="Times New Roman" w:hAnsi="TH SarabunIT๙" w:cs="TH SarabunIT๙"/>
                               </w:rPr>
                               <w:t>}</w:t>
                             </w:r>
@@ -487,7 +487,7 @@
                           <w:p>
                             <w:pPr>
                               <w:rPr>
-                                <w:rFonts w:ascii="TH Sarabun New" w:hAnsi="TH Sarabun New" w:cs="TH Sarabun New"/>
+                                <w:rFonts w:ascii="TH SarabunIT๙" w:hAnsi="TH SarabunIT๙" w:cs="TH SarabunIT๙"/>
                                 <w:b/>
                                 <w:bCs/>
                                 <w:sz w:val="36"/>
@@ -496,14 +496,14 @@
                             </w:pPr>
                             <w:r>
                               <w:rPr>
-                                <w:rFonts w:ascii="TH Sarabun New" w:eastAsia="Times New Roman" w:hAnsi="TH Sarabun New" w:cs="TH Sarabun New"/>
+                                <w:rFonts w:ascii="TH SarabunIT๙" w:eastAsia="Times New Roman" w:hAnsi="TH SarabunIT๙" w:cs="TH SarabunIT๙"/>
                                 <w:cs/>
                               </w:rPr>
                               <w:t>ธนาคาร</w:t>
                             </w:r>
                             <w:r>
                               <w:rPr>
-                                <w:rFonts w:ascii="TH Sarabun New" w:eastAsia="Times New Roman" w:hAnsi="TH Sarabun New" w:cs="TH Sarabun New"/>
+                                <w:rFonts w:ascii="TH SarabunIT๙" w:eastAsia="Times New Roman" w:hAnsi="TH SarabunIT๙" w:cs="TH SarabunIT๙"/>
                               </w:rPr>
                               <w:t>   </w:t>
                             </w:r>
@@ -548,7 +548,7 @@
           </mc:Choice>
           <mc:Fallback>
             <w:pict>
-              <v:shapetype w14:anchorId="45DD3CC5" id="_x0000_t202" coordsize="21600,21600" o:spt="202" path="m,l,21600r21600,l21600,xe">
+              <v:shapetype id="_x0000_t202" coordsize="21600,21600" o:spt="202" path="m,l,21600r21600,l21600,xe">
                 <v:stroke joinstyle="miter"/>
                 <v:path gradientshapeok="t" o:connecttype="rect"/>
               </v:shapetype>
@@ -558,26 +558,26 @@
                     <w:p>
                       <w:pPr>
                         <w:rPr>
-                          <w:rFonts w:ascii="TH Sarabun New" w:eastAsia="Times New Roman" w:hAnsi="TH Sarabun New" w:cs="TH Sarabun New"/>
+                          <w:rFonts w:ascii="TH SarabunIT๙" w:eastAsia="Times New Roman" w:hAnsi="TH SarabunIT๙" w:cs="TH SarabunIT๙"/>
                           <w:cs/>
                         </w:rPr>
                       </w:pPr>
                       <w:r>
                         <w:rPr>
-                          <w:rFonts w:ascii="TH Sarabun New" w:eastAsia="Times New Roman" w:hAnsi="TH Sarabun New" w:cs="TH Sarabun New"/>
+                          <w:rFonts w:ascii="TH SarabunIT๙" w:eastAsia="Times New Roman" w:hAnsi="TH SarabunIT๙" w:cs="TH SarabunIT๙"/>
                           <w:cs/>
                         </w:rPr>
                         <w:t>ผู้ขาย/ผู้รับจ้าง</w:t>
                       </w:r>
                       <w:r>
                         <w:rPr>
-                          <w:rFonts w:ascii="TH Sarabun New" w:eastAsia="Times New Roman" w:hAnsi="TH Sarabun New" w:cs="TH Sarabun New"/>
+                          <w:rFonts w:ascii="TH SarabunIT๙" w:eastAsia="Times New Roman" w:hAnsi="TH SarabunIT๙" w:cs="TH SarabunIT๙"/>
                         </w:rPr>
                         <w:t>  </w:t>
                       </w:r>
                       <w:r>
                         <w:rPr>
-                          <w:rFonts w:ascii="TH Sarabun New" w:eastAsia="Times New Roman" w:hAnsi="TH Sarabun New" w:cs="TH Sarabun New"/>
+                          <w:rFonts w:ascii="TH SarabunIT๙" w:eastAsia="Times New Roman" w:hAnsi="TH SarabunIT๙" w:cs="TH SarabunIT๙"/>
                           <w:sz w:val="32"/>
                           <w:szCs w:val="32"/>
                           <w:lang w:val="en-GB"/>
@@ -586,27 +586,27 @@
                       </w:r>
                       <w:r>
                         <w:rPr>
-                          <w:rFonts w:ascii="TH Sarabun New" w:eastAsia="Times New Roman" w:hAnsi="TH Sarabun New" w:cs="TH Sarabun New"/>
+                          <w:rFonts w:ascii="TH SarabunIT๙" w:eastAsia="Times New Roman" w:hAnsi="TH SarabunIT๙" w:cs="TH SarabunIT๙"/>
                         </w:rPr>
                         <w:t>{</w:t>
                       </w:r>
                       <w:proofErr w:type="spellStart"/>
                       <w:r>
                         <w:rPr>
-                          <w:rFonts w:ascii="TH Sarabun New" w:eastAsia="Times New Roman" w:hAnsi="TH Sarabun New" w:cs="TH Sarabun New"/>
+                          <w:rFonts w:ascii="TH SarabunIT๙" w:eastAsia="Times New Roman" w:hAnsi="TH SarabunIT๙" w:cs="TH SarabunIT๙"/>
                         </w:rPr>
                         <w:t>vendor</w:t>
                       </w:r>
                       <w:r>
                         <w:rPr>
-                          <w:rFonts w:ascii="TH Sarabun New" w:eastAsia="Times New Roman" w:hAnsi="TH Sarabun New" w:cs="TH Sarabun New"/>
+                          <w:rFonts w:ascii="TH SarabunIT๙" w:eastAsia="Times New Roman" w:hAnsi="TH SarabunIT๙" w:cs="TH SarabunIT๙"/>
                         </w:rPr>
                         <w:t>_name</w:t>
                       </w:r>
                       <w:proofErr w:type="spellEnd"/>
                       <w:r>
                         <w:rPr>
-                          <w:rFonts w:ascii="TH Sarabun New" w:eastAsia="Times New Roman" w:hAnsi="TH Sarabun New" w:cs="TH Sarabun New"/>
+                          <w:rFonts w:ascii="TH SarabunIT๙" w:eastAsia="Times New Roman" w:hAnsi="TH SarabunIT๙" w:cs="TH SarabunIT๙"/>
                         </w:rPr>
                         <w:t>}</w:t>
                       </w:r>
@@ -614,25 +614,25 @@
                     <w:p>
                       <w:pPr>
                         <w:rPr>
-                          <w:rFonts w:ascii="TH Sarabun New" w:eastAsia="Times New Roman" w:hAnsi="TH Sarabun New" w:cs="TH Sarabun New"/>
+                          <w:rFonts w:ascii="TH SarabunIT๙" w:eastAsia="Times New Roman" w:hAnsi="TH SarabunIT๙" w:cs="TH SarabunIT๙"/>
                         </w:rPr>
                       </w:pPr>
                       <w:r>
                         <w:rPr>
-                          <w:rFonts w:ascii="TH Sarabun New" w:eastAsia="Times New Roman" w:hAnsi="TH Sarabun New" w:cs="TH Sarabun New"/>
+                          <w:rFonts w:ascii="TH SarabunIT๙" w:eastAsia="Times New Roman" w:hAnsi="TH SarabunIT๙" w:cs="TH SarabunIT๙"/>
                           <w:cs/>
                         </w:rPr>
                         <w:t>ที่อยู่</w:t>
                       </w:r>
                       <w:r>
                         <w:rPr>
-                          <w:rFonts w:ascii="TH Sarabun New" w:eastAsia="Times New Roman" w:hAnsi="TH Sarabun New" w:cs="TH Sarabun New"/>
+                          <w:rFonts w:ascii="TH SarabunIT๙" w:eastAsia="Times New Roman" w:hAnsi="TH SarabunIT๙" w:cs="TH SarabunIT๙"/>
                         </w:rPr>
                         <w:t>   </w:t>
                       </w:r>
                       <w:r>
                         <w:rPr>
-                          <w:rFonts w:ascii="TH Sarabun New" w:eastAsia="Times New Roman" w:hAnsi="TH Sarabun New" w:cs="TH Sarabun New"/>
+                          <w:rFonts w:ascii="TH SarabunIT๙" w:eastAsia="Times New Roman" w:hAnsi="TH SarabunIT๙" w:cs="TH SarabunIT๙"/>
                           <w:sz w:val="32"/>
                           <w:szCs w:val="32"/>
                           <w:lang w:val="en-GB"/>
@@ -641,21 +641,21 @@
                       </w:r>
                       <w:r>
                         <w:rPr>
-                          <w:rFonts w:ascii="TH Sarabun New" w:eastAsia="Times New Roman" w:hAnsi="TH Sarabun New" w:cs="TH Sarabun New"/>
+                          <w:rFonts w:ascii="TH SarabunIT๙" w:eastAsia="Times New Roman" w:hAnsi="TH SarabunIT๙" w:cs="TH SarabunIT๙"/>
                         </w:rPr>
                         <w:t>{</w:t>
                       </w:r>
                       <w:proofErr w:type="spellStart"/>
                       <w:r>
                         <w:rPr>
-                          <w:rFonts w:ascii="TH Sarabun New" w:eastAsia="Times New Roman" w:hAnsi="TH Sarabun New" w:cs="TH Sarabun New"/>
+                          <w:rFonts w:ascii="TH SarabunIT๙" w:eastAsia="Times New Roman" w:hAnsi="TH SarabunIT๙" w:cs="TH SarabunIT๙"/>
                         </w:rPr>
                         <w:t>vendor_address</w:t>
                       </w:r>
                       <w:proofErr w:type="spellEnd"/>
                       <w:r>
                         <w:rPr>
-                          <w:rFonts w:ascii="TH Sarabun New" w:eastAsia="Times New Roman" w:hAnsi="TH Sarabun New" w:cs="TH Sarabun New"/>
+                          <w:rFonts w:ascii="TH SarabunIT๙" w:eastAsia="Times New Roman" w:hAnsi="TH SarabunIT๙" w:cs="TH SarabunIT๙"/>
                         </w:rPr>
                         <w:t>}</w:t>
                       </w:r>
@@ -663,26 +663,26 @@
                     <w:p>
                       <w:pPr>
                         <w:rPr>
-                          <w:rFonts w:ascii="TH Sarabun New" w:eastAsia="Times New Roman" w:hAnsi="TH Sarabun New" w:cs="TH Sarabun New"/>
+                          <w:rFonts w:ascii="TH SarabunIT๙" w:eastAsia="Times New Roman" w:hAnsi="TH SarabunIT๙" w:cs="TH SarabunIT๙"/>
                           <w:cs/>
                         </w:rPr>
                       </w:pPr>
                       <w:r>
                         <w:rPr>
-                          <w:rFonts w:ascii="TH Sarabun New" w:eastAsia="Times New Roman" w:hAnsi="TH Sarabun New" w:cs="TH Sarabun New"/>
+                          <w:rFonts w:ascii="TH SarabunIT๙" w:eastAsia="Times New Roman" w:hAnsi="TH SarabunIT๙" w:cs="TH SarabunIT๙"/>
                           <w:cs/>
                         </w:rPr>
                         <w:t>โทรศัพท์</w:t>
                       </w:r>
                       <w:r>
                         <w:rPr>
-                          <w:rFonts w:ascii="TH Sarabun New" w:eastAsia="Times New Roman" w:hAnsi="TH Sarabun New" w:cs="TH Sarabun New"/>
+                          <w:rFonts w:ascii="TH SarabunIT๙" w:eastAsia="Times New Roman" w:hAnsi="TH SarabunIT๙" w:cs="TH SarabunIT๙"/>
                         </w:rPr>
                         <w:t>   </w:t>
                       </w:r>
                       <w:r>
                         <w:rPr>
-                          <w:rFonts w:ascii="TH Sarabun New" w:eastAsia="Times New Roman" w:hAnsi="TH Sarabun New" w:cs="TH Sarabun New"/>
+                          <w:rFonts w:ascii="TH SarabunIT๙" w:eastAsia="Times New Roman" w:hAnsi="TH SarabunIT๙" w:cs="TH SarabunIT๙"/>
                           <w:sz w:val="32"/>
                           <w:szCs w:val="32"/>
                           <w:lang w:val="en-GB"/>
@@ -691,21 +691,21 @@
                       </w:r>
                       <w:r>
                         <w:rPr>
-                          <w:rFonts w:ascii="TH Sarabun New" w:eastAsia="Times New Roman" w:hAnsi="TH Sarabun New" w:cs="TH Sarabun New"/>
+                          <w:rFonts w:ascii="TH SarabunIT๙" w:eastAsia="Times New Roman" w:hAnsi="TH SarabunIT๙" w:cs="TH SarabunIT๙"/>
                         </w:rPr>
                         <w:t>{</w:t>
                       </w:r>
                       <w:proofErr w:type="spellStart"/>
                       <w:r>
                         <w:rPr>
-                          <w:rFonts w:ascii="TH Sarabun New" w:eastAsia="Times New Roman" w:hAnsi="TH Sarabun New" w:cs="TH Sarabun New"/>
+                          <w:rFonts w:ascii="TH SarabunIT๙" w:eastAsia="Times New Roman" w:hAnsi="TH SarabunIT๙" w:cs="TH SarabunIT๙"/>
                         </w:rPr>
                         <w:t>vendor_phone</w:t>
                       </w:r>
                       <w:proofErr w:type="spellEnd"/>
                       <w:r>
                         <w:rPr>
-                          <w:rFonts w:ascii="TH Sarabun New" w:eastAsia="Times New Roman" w:hAnsi="TH Sarabun New" w:cs="TH Sarabun New"/>
+                          <w:rFonts w:ascii="TH SarabunIT๙" w:eastAsia="Times New Roman" w:hAnsi="TH SarabunIT๙" w:cs="TH SarabunIT๙"/>
                         </w:rPr>
                         <w:t>}</w:t>
                       </w:r>
@@ -713,7 +713,7 @@
                     <w:p>
                       <w:pPr>
                         <w:rPr>
-                          <w:rFonts w:ascii="TH Sarabun New" w:hAnsi="TH Sarabun New" w:cs="TH Sarabun New"/>
+                          <w:rFonts w:ascii="TH SarabunIT๙" w:hAnsi="TH SarabunIT๙" w:cs="TH SarabunIT๙"/>
                           <w:b/>
                           <w:bCs/>
                           <w:sz w:val="36"/>
@@ -722,20 +722,20 @@
                       </w:pPr>
                       <w:r>
                         <w:rPr>
-                          <w:rFonts w:ascii="TH Sarabun New" w:eastAsia="Times New Roman" w:hAnsi="TH Sarabun New" w:cs="TH Sarabun New"/>
+                          <w:rFonts w:ascii="TH SarabunIT๙" w:eastAsia="Times New Roman" w:hAnsi="TH SarabunIT๙" w:cs="TH SarabunIT๙"/>
                           <w:cs/>
                         </w:rPr>
                         <w:t>เลขประจำตัวผู้เสียภาษี</w:t>
                       </w:r>
                       <w:r>
                         <w:rPr>
-                          <w:rFonts w:ascii="TH Sarabun New" w:eastAsia="Times New Roman" w:hAnsi="TH Sarabun New" w:cs="TH Sarabun New"/>
+                          <w:rFonts w:ascii="TH SarabunIT๙" w:eastAsia="Times New Roman" w:hAnsi="TH SarabunIT๙" w:cs="TH SarabunIT๙"/>
                         </w:rPr>
                         <w:t>   </w:t>
                       </w:r>
                       <w:r>
                         <w:rPr>
-                          <w:rFonts w:ascii="TH Sarabun New" w:eastAsia="Times New Roman" w:hAnsi="TH Sarabun New" w:cs="TH Sarabun New"/>
+                          <w:rFonts w:ascii="TH SarabunIT๙" w:eastAsia="Times New Roman" w:hAnsi="TH SarabunIT๙" w:cs="TH SarabunIT๙"/>
                           <w:sz w:val="32"/>
                           <w:szCs w:val="32"/>
                           <w:lang w:val="en-GB"/>
@@ -744,19 +744,19 @@
                       </w:r>
                       <w:r>
                         <w:rPr>
-                          <w:rFonts w:ascii="TH Sarabun New" w:eastAsia="Times New Roman" w:hAnsi="TH Sarabun New" w:cs="TH Sarabun New"/>
+                          <w:rFonts w:ascii="TH SarabunIT๙" w:eastAsia="Times New Roman" w:hAnsi="TH SarabunIT๙" w:cs="TH SarabunIT๙"/>
                         </w:rPr>
                         <w:t>{</w:t>
                       </w:r>
                       <w:r>
                         <w:rPr>
-                          <w:rFonts w:ascii="TH Sarabun New" w:eastAsia="Times New Roman" w:hAnsi="TH Sarabun New" w:cs="TH Sarabun New"/>
+                          <w:rFonts w:ascii="TH SarabunIT๙" w:eastAsia="Times New Roman" w:hAnsi="TH SarabunIT๙" w:cs="TH SarabunIT๙"/>
                         </w:rPr>
                         <w:t>tax</w:t>
                       </w:r>
                       <w:r>
                         <w:rPr>
-                          <w:rFonts w:ascii="TH Sarabun New" w:eastAsia="Times New Roman" w:hAnsi="TH Sarabun New" w:cs="TH Sarabun New"/>
+                          <w:rFonts w:ascii="TH SarabunIT๙" w:eastAsia="Times New Roman" w:hAnsi="TH SarabunIT๙" w:cs="TH SarabunIT๙"/>
                         </w:rPr>
                         <w:t>}</w:t>
                       </w:r>
@@ -764,7 +764,7 @@
                     <w:p>
                       <w:pPr>
                         <w:rPr>
-                          <w:rFonts w:ascii="TH Sarabun New" w:hAnsi="TH Sarabun New" w:cs="TH Sarabun New"/>
+                          <w:rFonts w:ascii="TH SarabunIT๙" w:hAnsi="TH SarabunIT๙" w:cs="TH SarabunIT๙"/>
                           <w:b/>
                           <w:bCs/>
                           <w:sz w:val="36"/>
@@ -773,40 +773,40 @@
                       </w:pPr>
                       <w:r>
                         <w:rPr>
-                          <w:rFonts w:ascii="TH Sarabun New" w:eastAsia="Times New Roman" w:hAnsi="TH Sarabun New" w:cs="TH Sarabun New"/>
+                          <w:rFonts w:ascii="TH SarabunIT๙" w:eastAsia="Times New Roman" w:hAnsi="TH SarabunIT๙" w:cs="TH SarabunIT๙"/>
                           <w:cs/>
                         </w:rPr>
                         <w:t>เลขที่บัญชีเงินฝากธนาคาร</w:t>
                       </w:r>
                       <w:r>
                         <w:rPr>
-                          <w:rFonts w:ascii="TH Sarabun New" w:eastAsia="Times New Roman" w:hAnsi="TH Sarabun New" w:cs="TH Sarabun New"/>
+                          <w:rFonts w:ascii="TH SarabunIT๙" w:eastAsia="Times New Roman" w:hAnsi="TH SarabunIT๙" w:cs="TH SarabunIT๙"/>
                         </w:rPr>
                         <w:t>    </w:t>
                       </w:r>
                       <w:r>
                         <w:rPr>
-                          <w:rFonts w:ascii="TH Sarabun New" w:eastAsia="Times New Roman" w:hAnsi="TH Sarabun New" w:cs="TH Sarabun New"/>
+                          <w:rFonts w:ascii="TH SarabunIT๙" w:eastAsia="Times New Roman" w:hAnsi="TH SarabunIT๙" w:cs="TH SarabunIT๙"/>
                         </w:rPr>
                         <w:t>$</w:t>
                       </w:r>
                       <w:r>
                         <w:rPr>
-                          <w:rFonts w:ascii="TH Sarabun New" w:eastAsia="Times New Roman" w:hAnsi="TH Sarabun New" w:cs="TH Sarabun New"/>
+                          <w:rFonts w:ascii="TH SarabunIT๙" w:eastAsia="Times New Roman" w:hAnsi="TH SarabunIT๙" w:cs="TH SarabunIT๙"/>
                         </w:rPr>
                         <w:t>{</w:t>
                       </w:r>
                       <w:proofErr w:type="spellStart"/>
                       <w:r>
                         <w:rPr>
-                          <w:rFonts w:ascii="TH Sarabun New" w:eastAsia="Times New Roman" w:hAnsi="TH Sarabun New" w:cs="TH Sarabun New"/>
+                          <w:rFonts w:ascii="TH SarabunIT๙" w:eastAsia="Times New Roman" w:hAnsi="TH SarabunIT๙" w:cs="TH SarabunIT๙"/>
                         </w:rPr>
                         <w:t>account_number</w:t>
                       </w:r>
                       <w:proofErr w:type="spellEnd"/>
                       <w:r>
                         <w:rPr>
-                          <w:rFonts w:ascii="TH Sarabun New" w:eastAsia="Times New Roman" w:hAnsi="TH Sarabun New" w:cs="TH Sarabun New"/>
+                          <w:rFonts w:ascii="TH SarabunIT๙" w:eastAsia="Times New Roman" w:hAnsi="TH SarabunIT๙" w:cs="TH SarabunIT๙"/>
                         </w:rPr>
                         <w:t>}</w:t>
                       </w:r>
@@ -814,7 +814,7 @@
                     <w:p>
                       <w:pPr>
                         <w:rPr>
-                          <w:rFonts w:ascii="TH Sarabun New" w:hAnsi="TH Sarabun New" w:cs="TH Sarabun New"/>
+                          <w:rFonts w:ascii="TH SarabunIT๙" w:hAnsi="TH SarabunIT๙" w:cs="TH SarabunIT๙"/>
                           <w:b/>
                           <w:bCs/>
                           <w:sz w:val="36"/>
@@ -823,20 +823,20 @@
                       </w:pPr>
                       <w:r>
                         <w:rPr>
-                          <w:rFonts w:ascii="TH Sarabun New" w:eastAsia="Times New Roman" w:hAnsi="TH Sarabun New" w:cs="TH Sarabun New"/>
+                          <w:rFonts w:ascii="TH SarabunIT๙" w:eastAsia="Times New Roman" w:hAnsi="TH SarabunIT๙" w:cs="TH SarabunIT๙"/>
                           <w:cs/>
                         </w:rPr>
                         <w:t>ชื่อบัญชี</w:t>
                       </w:r>
                       <w:r>
                         <w:rPr>
-                          <w:rFonts w:ascii="TH Sarabun New" w:eastAsia="Times New Roman" w:hAnsi="TH Sarabun New" w:cs="TH Sarabun New"/>
+                          <w:rFonts w:ascii="TH SarabunIT๙" w:eastAsia="Times New Roman" w:hAnsi="TH SarabunIT๙" w:cs="TH SarabunIT๙"/>
                         </w:rPr>
                         <w:t>   </w:t>
                       </w:r>
                       <w:r>
                         <w:rPr>
-                          <w:rFonts w:ascii="TH Sarabun New" w:eastAsia="Times New Roman" w:hAnsi="TH Sarabun New" w:cs="TH Sarabun New"/>
+                          <w:rFonts w:ascii="TH SarabunIT๙" w:eastAsia="Times New Roman" w:hAnsi="TH SarabunIT๙" w:cs="TH SarabunIT๙"/>
                           <w:sz w:val="32"/>
                           <w:szCs w:val="32"/>
                           <w:lang w:val="en-GB"/>
@@ -845,21 +845,21 @@
                       </w:r>
                       <w:r>
                         <w:rPr>
-                          <w:rFonts w:ascii="TH Sarabun New" w:eastAsia="Times New Roman" w:hAnsi="TH Sarabun New" w:cs="TH Sarabun New"/>
+                          <w:rFonts w:ascii="TH SarabunIT๙" w:eastAsia="Times New Roman" w:hAnsi="TH SarabunIT๙" w:cs="TH SarabunIT๙"/>
                         </w:rPr>
                         <w:t>{</w:t>
                       </w:r>
                       <w:proofErr w:type="spellStart"/>
                       <w:r>
                         <w:rPr>
-                          <w:rFonts w:ascii="TH Sarabun New" w:eastAsia="Times New Roman" w:hAnsi="TH Sarabun New" w:cs="TH Sarabun New"/>
+                          <w:rFonts w:ascii="TH SarabunIT๙" w:eastAsia="Times New Roman" w:hAnsi="TH SarabunIT๙" w:cs="TH SarabunIT๙"/>
                         </w:rPr>
                         <w:t>account_name</w:t>
                       </w:r>
                       <w:proofErr w:type="spellEnd"/>
                       <w:r>
                         <w:rPr>
-                          <w:rFonts w:ascii="TH Sarabun New" w:eastAsia="Times New Roman" w:hAnsi="TH Sarabun New" w:cs="TH Sarabun New"/>
+                          <w:rFonts w:ascii="TH SarabunIT๙" w:eastAsia="Times New Roman" w:hAnsi="TH SarabunIT๙" w:cs="TH SarabunIT๙"/>
                         </w:rPr>
                         <w:t>}</w:t>
                       </w:r>
@@ -867,7 +867,7 @@
                     <w:p>
                       <w:pPr>
                         <w:rPr>
-                          <w:rFonts w:ascii="TH Sarabun New" w:hAnsi="TH Sarabun New" w:cs="TH Sarabun New"/>
+                          <w:rFonts w:ascii="TH SarabunIT๙" w:hAnsi="TH SarabunIT๙" w:cs="TH SarabunIT๙"/>
                           <w:b/>
                           <w:bCs/>
                           <w:sz w:val="36"/>
@@ -876,14 +876,14 @@
                       </w:pPr>
                       <w:r>
                         <w:rPr>
-                          <w:rFonts w:ascii="TH Sarabun New" w:eastAsia="Times New Roman" w:hAnsi="TH Sarabun New" w:cs="TH Sarabun New"/>
+                          <w:rFonts w:ascii="TH SarabunIT๙" w:eastAsia="Times New Roman" w:hAnsi="TH SarabunIT๙" w:cs="TH SarabunIT๙"/>
                           <w:cs/>
                         </w:rPr>
                         <w:t>ธนาคาร</w:t>
                       </w:r>
                       <w:r>
                         <w:rPr>
-                          <w:rFonts w:ascii="TH Sarabun New" w:eastAsia="Times New Roman" w:hAnsi="TH Sarabun New" w:cs="TH Sarabun New"/>
+                          <w:rFonts w:ascii="TH SarabunIT๙" w:eastAsia="Times New Roman" w:hAnsi="TH SarabunIT๙" w:cs="TH SarabunIT๙"/>
                         </w:rPr>
                         <w:t>   </w:t>
                       </w:r>
@@ -918,7 +918,7 @@
       </w:r>
       <w:r>
         <w:rPr>
-          <w:rFonts w:ascii="TH Sarabun New" w:hAnsi="TH Sarabun New" w:cs="TH Sarabun New"/>
+          <w:rFonts w:ascii="TH SarabunIT๙" w:hAnsi="TH SarabunIT๙" w:cs="TH SarabunIT๙"/>
           <w:b/>
           <w:bCs/>
           <w:sz w:val="36"/>
@@ -932,7 +932,7 @@
       <w:pPr>
         <w:jc w:val="center"/>
         <w:rPr>
-          <w:rFonts w:ascii="TH Sarabun New" w:hAnsi="TH Sarabun New" w:cs="TH Sarabun New"/>
+          <w:rFonts w:ascii="TH SarabunIT๙" w:hAnsi="TH SarabunIT๙" w:cs="TH SarabunIT๙"/>
           <w:b/>
           <w:bCs/>
           <w:sz w:val="36"/>
@@ -941,7 +941,7 @@
       </w:pPr>
       <w:r>
         <w:rPr>
-          <w:rFonts w:ascii="TH Sarabun New" w:hAnsi="TH Sarabun New" w:cs="TH Sarabun New"/>
+          <w:rFonts w:ascii="TH SarabunIT๙" w:hAnsi="TH SarabunIT๙" w:cs="TH SarabunIT๙"/>
           <w:b/>
           <w:bCs/>
           <w:noProof/>
@@ -995,7 +995,7 @@
                           <w:p>
                             <w:pPr>
                               <w:rPr>
-                                <w:rFonts w:ascii="TH Sarabun New" w:hAnsi="TH Sarabun New" w:cs="TH Sarabun New"/>
+                                <w:rFonts w:ascii="TH SarabunIT๙" w:hAnsi="TH SarabunIT๙" w:cs="TH SarabunIT๙"/>
                                 <w:b/>
                                 <w:bCs/>
                                 <w:sz w:val="32"/>
@@ -1005,20 +1005,20 @@
                             </w:pPr>
                             <w:r>
                               <w:rPr>
-                                <w:rFonts w:ascii="TH Sarabun New" w:eastAsia="Times New Roman" w:hAnsi="TH Sarabun New" w:cs="TH Sarabun New"/>
+                                <w:rFonts w:ascii="TH SarabunIT๙" w:eastAsia="Times New Roman" w:hAnsi="TH SarabunIT๙" w:cs="TH SarabunIT๙"/>
                                 <w:cs/>
                               </w:rPr>
                               <w:t>ใบสั่งซื้อ/สั่งจ้างเลขที่</w:t>
                             </w:r>
                             <w:r>
                               <w:rPr>
-                                <w:rFonts w:ascii="TH Sarabun New" w:eastAsia="Times New Roman" w:hAnsi="TH Sarabun New" w:cs="TH Sarabun New"/>
+                                <w:rFonts w:ascii="TH SarabunIT๙" w:eastAsia="Times New Roman" w:hAnsi="TH SarabunIT๙" w:cs="TH SarabunIT๙"/>
                               </w:rPr>
                               <w:t> </w:t>
                             </w:r>
                             <w:r>
                               <w:rPr>
-                                <w:rFonts w:ascii="TH Sarabun New" w:eastAsia="Times New Roman" w:hAnsi="TH Sarabun New" w:cs="TH Sarabun New"/>
+                                <w:rFonts w:ascii="TH SarabunIT๙" w:eastAsia="Times New Roman" w:hAnsi="TH SarabunIT๙" w:cs="TH SarabunIT๙"/>
                                 <w:sz w:val="32"/>
                                 <w:szCs w:val="32"/>
                                 <w:lang w:val="en-GB"/>
@@ -1027,23 +1027,39 @@
                             </w:r>
                             <w:r>
                               <w:rPr>
-                                <w:rFonts w:ascii="TH Sarabun New" w:eastAsia="Times New Roman" w:hAnsi="TH Sarabun New" w:cs="TH Sarabun New"/>
+                                <w:rFonts w:ascii="TH SarabunIT๙" w:eastAsia="Times New Roman" w:hAnsi="TH SarabunIT๙" w:cs="TH SarabunIT๙"/>
                               </w:rPr>
                               <w:t>{</w:t>
                             </w:r>
                             <w:proofErr w:type="spellStart"/>
                             <w:r>
                               <w:rPr>
-                                <w:rFonts w:ascii="TH Sarabun New" w:hAnsi="TH Sarabun New" w:cs="TH Sarabun New"/>
+                                <w:rFonts w:ascii="TH SarabunIT๙" w:hAnsi="TH SarabunIT๙" w:cs="TH SarabunIT๙"/>
                                 <w:sz w:val="32"/>
                                 <w:szCs w:val="32"/>
                               </w:rPr>
-                              <w:t>doc_number</w:t>
+                              <w:t>po</w:t>
+                            </w:r>
+                            <w:r>
+                              <w:rPr>
+                                <w:rFonts w:ascii="TH SarabunIT๙" w:hAnsi="TH SarabunIT๙" w:cs="TH SarabunIT๙"/>
+                                <w:sz w:val="32"/>
+                                <w:szCs w:val="32"/>
+                              </w:rPr>
+                              <w:t>_</w:t>
+                            </w:r>
+                            <w:r>
+                              <w:rPr>
+                                <w:rFonts w:ascii="TH SarabunIT๙" w:hAnsi="TH SarabunIT๙" w:cs="TH SarabunIT๙"/>
+                                <w:sz w:val="32"/>
+                                <w:szCs w:val="32"/>
+                              </w:rPr>
+                              <w:t>number</w:t>
                             </w:r>
                             <w:proofErr w:type="spellEnd"/>
                             <w:r>
                               <w:rPr>
-                                <w:rFonts w:ascii="TH Sarabun New" w:hAnsi="TH Sarabun New" w:cs="TH Sarabun New"/>
+                                <w:rFonts w:ascii="TH SarabunIT๙" w:hAnsi="TH SarabunIT๙" w:cs="TH SarabunIT๙"/>
                                 <w:sz w:val="32"/>
                                 <w:szCs w:val="32"/>
                               </w:rPr>
@@ -1053,25 +1069,25 @@
                           <w:p>
                             <w:pPr>
                               <w:rPr>
-                                <w:rFonts w:ascii="TH Sarabun New" w:eastAsia="Times New Roman" w:hAnsi="TH Sarabun New" w:cs="TH Sarabun New"/>
+                                <w:rFonts w:ascii="TH SarabunIT๙" w:eastAsia="Times New Roman" w:hAnsi="TH SarabunIT๙" w:cs="TH SarabunIT๙"/>
                               </w:rPr>
                             </w:pPr>
                             <w:r>
                               <w:rPr>
-                                <w:rFonts w:ascii="TH Sarabun New" w:eastAsia="Times New Roman" w:hAnsi="TH Sarabun New" w:cs="TH Sarabun New"/>
+                                <w:rFonts w:ascii="TH SarabunIT๙" w:eastAsia="Times New Roman" w:hAnsi="TH SarabunIT๙" w:cs="TH SarabunIT๙"/>
                                 <w:cs/>
                               </w:rPr>
                               <w:t>วันที่</w:t>
                             </w:r>
                             <w:r>
                               <w:rPr>
-                                <w:rFonts w:ascii="TH Sarabun New" w:eastAsia="Times New Roman" w:hAnsi="TH Sarabun New" w:cs="TH Sarabun New"/>
+                                <w:rFonts w:ascii="TH SarabunIT๙" w:eastAsia="Times New Roman" w:hAnsi="TH SarabunIT๙" w:cs="TH SarabunIT๙"/>
                               </w:rPr>
                               <w:t>  </w:t>
                             </w:r>
                             <w:r>
                               <w:rPr>
-                                <w:rFonts w:ascii="TH Sarabun New" w:eastAsia="Times New Roman" w:hAnsi="TH Sarabun New" w:cs="TH Sarabun New"/>
+                                <w:rFonts w:ascii="TH SarabunIT๙" w:eastAsia="Times New Roman" w:hAnsi="TH SarabunIT๙" w:cs="TH SarabunIT๙"/>
                                 <w:sz w:val="32"/>
                                 <w:szCs w:val="32"/>
                                 <w:lang w:val="en-GB"/>
@@ -1080,14 +1096,14 @@
                             </w:r>
                             <w:r>
                               <w:rPr>
-                                <w:rFonts w:ascii="TH Sarabun New" w:eastAsia="Times New Roman" w:hAnsi="TH Sarabun New" w:cs="TH Sarabun New"/>
+                                <w:rFonts w:ascii="TH SarabunIT๙" w:eastAsia="Times New Roman" w:hAnsi="TH SarabunIT๙" w:cs="TH SarabunIT๙"/>
                               </w:rPr>
                               <w:t>{</w:t>
                             </w:r>
                             <w:proofErr w:type="spellStart"/>
                             <w:r>
                               <w:rPr>
-                                <w:rFonts w:ascii="TH Sarabun New" w:eastAsia="Times New Roman" w:hAnsi="TH Sarabun New" w:cs="TH Sarabun New"/>
+                                <w:rFonts w:ascii="TH SarabunIT๙" w:eastAsia="Times New Roman" w:hAnsi="TH SarabunIT๙" w:cs="TH SarabunIT๙"/>
                                 <w:bdr w:val="none" w:sz="0" w:space="0" w:color="auto" w:frame="1"/>
                               </w:rPr>
                               <w:t>po_date</w:t>
@@ -1095,14 +1111,14 @@
                             <w:proofErr w:type="spellEnd"/>
                             <w:r>
                               <w:rPr>
-                                <w:rFonts w:ascii="TH Sarabun New" w:eastAsia="Times New Roman" w:hAnsi="TH Sarabun New" w:cs="TH Sarabun New"/>
+                                <w:rFonts w:ascii="TH SarabunIT๙" w:eastAsia="Times New Roman" w:hAnsi="TH SarabunIT๙" w:cs="TH SarabunIT๙"/>
                                 <w:bdr w:val="none" w:sz="0" w:space="0" w:color="auto" w:frame="1"/>
                               </w:rPr>
                               <w:t xml:space="preserve">}   </w:t>
                             </w:r>
                             <w:r>
                               <w:rPr>
-                                <w:rFonts w:ascii="TH Sarabun New" w:eastAsia="Times New Roman" w:hAnsi="TH Sarabun New" w:cs="TH Sarabun New"/>
+                                <w:rFonts w:ascii="TH SarabunIT๙" w:eastAsia="Times New Roman" w:hAnsi="TH SarabunIT๙" w:cs="TH SarabunIT๙"/>
                                 <w:bdr w:val="none" w:sz="0" w:space="0" w:color="auto" w:frame="1"/>
                                 <w:cs/>
                               </w:rPr>
@@ -1112,25 +1128,25 @@
                           <w:p>
                             <w:pPr>
                               <w:rPr>
-                                <w:rFonts w:ascii="TH Sarabun New" w:eastAsia="Times New Roman" w:hAnsi="TH Sarabun New" w:cs="TH Sarabun New"/>
+                                <w:rFonts w:ascii="TH SarabunIT๙" w:eastAsia="Times New Roman" w:hAnsi="TH SarabunIT๙" w:cs="TH SarabunIT๙"/>
                               </w:rPr>
                             </w:pPr>
                             <w:r>
                               <w:rPr>
-                                <w:rFonts w:ascii="TH Sarabun New" w:eastAsia="Times New Roman" w:hAnsi="TH Sarabun New" w:cs="TH Sarabun New"/>
+                                <w:rFonts w:ascii="TH SarabunIT๙" w:eastAsia="Times New Roman" w:hAnsi="TH SarabunIT๙" w:cs="TH SarabunIT๙"/>
                                 <w:cs/>
                               </w:rPr>
                               <w:t>ส่วนราชการ</w:t>
                             </w:r>
                             <w:r>
                               <w:rPr>
-                                <w:rFonts w:ascii="TH Sarabun New" w:eastAsia="Times New Roman" w:hAnsi="TH Sarabun New" w:cs="TH Sarabun New"/>
+                                <w:rFonts w:ascii="TH SarabunIT๙" w:eastAsia="Times New Roman" w:hAnsi="TH SarabunIT๙" w:cs="TH SarabunIT๙"/>
                               </w:rPr>
                               <w:t> </w:t>
                             </w:r>
                             <w:r>
                               <w:rPr>
-                                <w:rFonts w:ascii="TH Sarabun New" w:eastAsia="Times New Roman" w:hAnsi="TH Sarabun New" w:cs="TH Sarabun New"/>
+                                <w:rFonts w:ascii="TH SarabunIT๙" w:eastAsia="Times New Roman" w:hAnsi="TH SarabunIT๙" w:cs="TH SarabunIT๙"/>
                                 <w:sz w:val="32"/>
                                 <w:szCs w:val="32"/>
                                 <w:lang w:val="en-GB"/>
@@ -1139,21 +1155,21 @@
                             </w:r>
                             <w:r>
                               <w:rPr>
-                                <w:rFonts w:ascii="TH Sarabun New" w:eastAsia="Times New Roman" w:hAnsi="TH Sarabun New" w:cs="TH Sarabun New"/>
+                                <w:rFonts w:ascii="TH SarabunIT๙" w:eastAsia="Times New Roman" w:hAnsi="TH SarabunIT๙" w:cs="TH SarabunIT๙"/>
                               </w:rPr>
                               <w:t>{</w:t>
                             </w:r>
                             <w:proofErr w:type="spellStart"/>
                             <w:r>
                               <w:rPr>
-                                <w:rFonts w:ascii="TH Sarabun New" w:eastAsia="Times New Roman" w:hAnsi="TH Sarabun New" w:cs="TH Sarabun New"/>
+                                <w:rFonts w:ascii="TH SarabunIT๙" w:eastAsia="Times New Roman" w:hAnsi="TH SarabunIT๙" w:cs="TH SarabunIT๙"/>
                               </w:rPr>
                               <w:t>org_name</w:t>
                             </w:r>
                             <w:proofErr w:type="spellEnd"/>
                             <w:r>
                               <w:rPr>
-                                <w:rFonts w:ascii="TH Sarabun New" w:eastAsia="Times New Roman" w:hAnsi="TH Sarabun New" w:cs="TH Sarabun New"/>
+                                <w:rFonts w:ascii="TH SarabunIT๙" w:eastAsia="Times New Roman" w:hAnsi="TH SarabunIT๙" w:cs="TH SarabunIT๙"/>
                               </w:rPr>
                               <w:t>}</w:t>
                             </w:r>
@@ -1161,25 +1177,25 @@
                           <w:p>
                             <w:pPr>
                               <w:rPr>
-                                <w:rFonts w:ascii="TH Sarabun New" w:eastAsia="Times New Roman" w:hAnsi="TH Sarabun New" w:cs="TH Sarabun New"/>
+                                <w:rFonts w:ascii="TH SarabunIT๙" w:eastAsia="Times New Roman" w:hAnsi="TH SarabunIT๙" w:cs="TH SarabunIT๙"/>
                               </w:rPr>
                             </w:pPr>
                             <w:r>
                               <w:rPr>
-                                <w:rFonts w:ascii="TH Sarabun New" w:eastAsia="Times New Roman" w:hAnsi="TH Sarabun New" w:cs="TH Sarabun New"/>
+                                <w:rFonts w:ascii="TH SarabunIT๙" w:eastAsia="Times New Roman" w:hAnsi="TH SarabunIT๙" w:cs="TH SarabunIT๙"/>
                                 <w:cs/>
                               </w:rPr>
                               <w:t>ที่อยู่</w:t>
                             </w:r>
                             <w:r>
                               <w:rPr>
-                                <w:rFonts w:ascii="TH Sarabun New" w:eastAsia="Times New Roman" w:hAnsi="TH Sarabun New" w:cs="TH Sarabun New"/>
+                                <w:rFonts w:ascii="TH SarabunIT๙" w:eastAsia="Times New Roman" w:hAnsi="TH SarabunIT๙" w:cs="TH SarabunIT๙"/>
                               </w:rPr>
                               <w:t>  </w:t>
                             </w:r>
                             <w:r>
                               <w:rPr>
-                                <w:rFonts w:ascii="TH Sarabun New" w:eastAsia="Times New Roman" w:hAnsi="TH Sarabun New" w:cs="TH Sarabun New"/>
+                                <w:rFonts w:ascii="TH SarabunIT๙" w:eastAsia="Times New Roman" w:hAnsi="TH SarabunIT๙" w:cs="TH SarabunIT๙"/>
                                 <w:sz w:val="32"/>
                                 <w:szCs w:val="32"/>
                                 <w:lang w:val="en-GB"/>
@@ -1188,44 +1204,44 @@
                             </w:r>
                             <w:r>
                               <w:rPr>
-                                <w:rFonts w:ascii="TH Sarabun New" w:eastAsia="Times New Roman" w:hAnsi="TH Sarabun New" w:cs="TH Sarabun New"/>
+                                <w:rFonts w:ascii="TH SarabunIT๙" w:eastAsia="Times New Roman" w:hAnsi="TH SarabunIT๙" w:cs="TH SarabunIT๙"/>
                               </w:rPr>
                               <w:t>{</w:t>
                             </w:r>
                             <w:r>
                               <w:rPr>
-                                <w:rFonts w:ascii="TH Sarabun New" w:eastAsia="Times New Roman" w:hAnsi="TH Sarabun New" w:cs="TH Sarabun New"/>
+                                <w:rFonts w:ascii="TH SarabunIT๙" w:eastAsia="Times New Roman" w:hAnsi="TH SarabunIT๙" w:cs="TH SarabunIT๙"/>
                               </w:rPr>
                               <w:t>address</w:t>
                             </w:r>
                             <w:r>
                               <w:rPr>
-                                <w:rFonts w:ascii="TH Sarabun New" w:hAnsi="TH Sarabun New" w:cs="TH Sarabun New"/>
+                                <w:rFonts w:ascii="TH SarabunIT๙" w:hAnsi="TH SarabunIT๙" w:cs="TH SarabunIT๙"/>
                               </w:rPr>
                               <w:t>}</w:t>
                             </w:r>
                             <w:r>
                               <w:rPr>
-                                <w:rFonts w:ascii="TH Sarabun New" w:hAnsi="TH Sarabun New" w:cs="TH Sarabun New"/>
+                                <w:rFonts w:ascii="TH SarabunIT๙" w:hAnsi="TH SarabunIT๙" w:cs="TH SarabunIT๙"/>
                               </w:rPr>
                               <w:t xml:space="preserve"> </w:t>
                             </w:r>
                             <w:r>
                               <w:rPr>
-                                <w:rFonts w:ascii="TH Sarabun New" w:eastAsia="Times New Roman" w:hAnsi="TH Sarabun New" w:cs="TH Sarabun New"/>
+                                <w:rFonts w:ascii="TH SarabunIT๙" w:eastAsia="Times New Roman" w:hAnsi="TH SarabunIT๙" w:cs="TH SarabunIT๙"/>
                                 <w:cs/>
                               </w:rPr>
                               <w:t>โทรศัพท์</w:t>
                             </w:r>
                             <w:r>
                               <w:rPr>
-                                <w:rFonts w:ascii="TH Sarabun New" w:eastAsia="Times New Roman" w:hAnsi="TH Sarabun New" w:cs="TH Sarabun New"/>
+                                <w:rFonts w:ascii="TH SarabunIT๙" w:eastAsia="Times New Roman" w:hAnsi="TH SarabunIT๙" w:cs="TH SarabunIT๙"/>
                               </w:rPr>
                               <w:t xml:space="preserve"> </w:t>
                             </w:r>
                             <w:r>
                               <w:rPr>
-                                <w:rFonts w:ascii="TH Sarabun New" w:hAnsi="TH Sarabun New" w:cs="TH Sarabun New"/>
+                                <w:rFonts w:ascii="TH SarabunIT๙" w:hAnsi="TH SarabunIT๙" w:cs="TH SarabunIT๙"/>
                               </w:rPr>
                               <w:t>${phone}</w:t>
                             </w:r>
@@ -1249,13 +1265,17 @@
           </mc:Choice>
           <mc:Fallback>
             <w:pict>
-              <v:shape w14:anchorId="35A11D37" id="Text Box 7" o:spid="_x0000_s1027" type="#_x0000_t202" style="position:absolute;left:0;text-align:left;margin-left:244.95pt;margin-top:2.75pt;width:242.45pt;height:127pt;z-index:251661312;visibility:visible;mso-wrap-style:square;mso-width-percent:0;mso-height-percent:0;mso-wrap-distance-left:9pt;mso-wrap-distance-top:0;mso-wrap-distance-right:9pt;mso-wrap-distance-bottom:0;mso-position-horizontal:absolute;mso-position-horizontal-relative:text;mso-position-vertical:absolute;mso-position-vertical-relative:text;mso-width-percent:0;mso-height-percent:0;mso-width-relative:margin;mso-height-relative:margin;v-text-anchor:top" o:gfxdata="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" stroked="f">
+              <v:shapetype w14:anchorId="35A11D37" id="_x0000_t202" coordsize="21600,21600" o:spt="202" path="m,l,21600r21600,l21600,xe">
+                <v:stroke joinstyle="miter"/>
+                <v:path gradientshapeok="t" o:connecttype="rect"/>
+              </v:shapetype>
+              <v:shape id="Text Box 7" o:spid="_x0000_s1027" type="#_x0000_t202" style="position:absolute;left:0;text-align:left;margin-left:244.95pt;margin-top:2.75pt;width:242.45pt;height:127pt;z-index:251661312;visibility:visible;mso-wrap-style:square;mso-width-percent:0;mso-height-percent:0;mso-wrap-distance-left:9pt;mso-wrap-distance-top:0;mso-wrap-distance-right:9pt;mso-wrap-distance-bottom:0;mso-position-horizontal:absolute;mso-position-horizontal-relative:text;mso-position-vertical:absolute;mso-position-vertical-relative:text;mso-width-percent:0;mso-height-percent:0;mso-width-relative:margin;mso-height-relative:margin;v-text-anchor:top" o:gfxdata="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" stroked="f">
                 <v:textbox>
                   <w:txbxContent>
                     <w:p>
                       <w:pPr>
                         <w:rPr>
-                          <w:rFonts w:ascii="TH Sarabun New" w:hAnsi="TH Sarabun New" w:cs="TH Sarabun New"/>
+                          <w:rFonts w:ascii="TH SarabunIT๙" w:hAnsi="TH SarabunIT๙" w:cs="TH SarabunIT๙"/>
                           <w:b/>
                           <w:bCs/>
                           <w:sz w:val="32"/>
@@ -1265,20 +1285,20 @@
                       </w:pPr>
                       <w:r>
                         <w:rPr>
-                          <w:rFonts w:ascii="TH Sarabun New" w:eastAsia="Times New Roman" w:hAnsi="TH Sarabun New" w:cs="TH Sarabun New"/>
+                          <w:rFonts w:ascii="TH SarabunIT๙" w:eastAsia="Times New Roman" w:hAnsi="TH SarabunIT๙" w:cs="TH SarabunIT๙"/>
                           <w:cs/>
                         </w:rPr>
                         <w:t>ใบสั่งซื้อ/สั่งจ้างเลขที่</w:t>
                       </w:r>
                       <w:r>
                         <w:rPr>
-                          <w:rFonts w:ascii="TH Sarabun New" w:eastAsia="Times New Roman" w:hAnsi="TH Sarabun New" w:cs="TH Sarabun New"/>
+                          <w:rFonts w:ascii="TH SarabunIT๙" w:eastAsia="Times New Roman" w:hAnsi="TH SarabunIT๙" w:cs="TH SarabunIT๙"/>
                         </w:rPr>
                         <w:t> </w:t>
                       </w:r>
                       <w:r>
                         <w:rPr>
-                          <w:rFonts w:ascii="TH Sarabun New" w:eastAsia="Times New Roman" w:hAnsi="TH Sarabun New" w:cs="TH Sarabun New"/>
+                          <w:rFonts w:ascii="TH SarabunIT๙" w:eastAsia="Times New Roman" w:hAnsi="TH SarabunIT๙" w:cs="TH SarabunIT๙"/>
                           <w:sz w:val="32"/>
                           <w:szCs w:val="32"/>
                           <w:lang w:val="en-GB"/>
@@ -1287,23 +1307,39 @@
                       </w:r>
                       <w:r>
                         <w:rPr>
-                          <w:rFonts w:ascii="TH Sarabun New" w:eastAsia="Times New Roman" w:hAnsi="TH Sarabun New" w:cs="TH Sarabun New"/>
+                          <w:rFonts w:ascii="TH SarabunIT๙" w:eastAsia="Times New Roman" w:hAnsi="TH SarabunIT๙" w:cs="TH SarabunIT๙"/>
                         </w:rPr>
                         <w:t>{</w:t>
                       </w:r>
                       <w:proofErr w:type="spellStart"/>
                       <w:r>
                         <w:rPr>
-                          <w:rFonts w:ascii="TH Sarabun New" w:hAnsi="TH Sarabun New" w:cs="TH Sarabun New"/>
+                          <w:rFonts w:ascii="TH SarabunIT๙" w:hAnsi="TH SarabunIT๙" w:cs="TH SarabunIT๙"/>
                           <w:sz w:val="32"/>
                           <w:szCs w:val="32"/>
                         </w:rPr>
-                        <w:t>doc_number</w:t>
+                        <w:t>po</w:t>
+                      </w:r>
+                      <w:r>
+                        <w:rPr>
+                          <w:rFonts w:ascii="TH SarabunIT๙" w:hAnsi="TH SarabunIT๙" w:cs="TH SarabunIT๙"/>
+                          <w:sz w:val="32"/>
+                          <w:szCs w:val="32"/>
+                        </w:rPr>
+                        <w:t>_</w:t>
+                      </w:r>
+                      <w:r>
+                        <w:rPr>
+                          <w:rFonts w:ascii="TH SarabunIT๙" w:hAnsi="TH SarabunIT๙" w:cs="TH SarabunIT๙"/>
+                          <w:sz w:val="32"/>
+                          <w:szCs w:val="32"/>
+                        </w:rPr>
+                        <w:t>number</w:t>
                       </w:r>
                       <w:proofErr w:type="spellEnd"/>
                       <w:r>
                         <w:rPr>
-                          <w:rFonts w:ascii="TH Sarabun New" w:hAnsi="TH Sarabun New" w:cs="TH Sarabun New"/>
+                          <w:rFonts w:ascii="TH SarabunIT๙" w:hAnsi="TH SarabunIT๙" w:cs="TH SarabunIT๙"/>
                           <w:sz w:val="32"/>
                           <w:szCs w:val="32"/>
                         </w:rPr>
@@ -1313,25 +1349,25 @@
                     <w:p>
                       <w:pPr>
                         <w:rPr>
-                          <w:rFonts w:ascii="TH Sarabun New" w:eastAsia="Times New Roman" w:hAnsi="TH Sarabun New" w:cs="TH Sarabun New"/>
+                          <w:rFonts w:ascii="TH SarabunIT๙" w:eastAsia="Times New Roman" w:hAnsi="TH SarabunIT๙" w:cs="TH SarabunIT๙"/>
                         </w:rPr>
                       </w:pPr>
                       <w:r>
                         <w:rPr>
-                          <w:rFonts w:ascii="TH Sarabun New" w:eastAsia="Times New Roman" w:hAnsi="TH Sarabun New" w:cs="TH Sarabun New"/>
+                          <w:rFonts w:ascii="TH SarabunIT๙" w:eastAsia="Times New Roman" w:hAnsi="TH SarabunIT๙" w:cs="TH SarabunIT๙"/>
                           <w:cs/>
                         </w:rPr>
                         <w:t>วันที่</w:t>
                       </w:r>
                       <w:r>
                         <w:rPr>
-                          <w:rFonts w:ascii="TH Sarabun New" w:eastAsia="Times New Roman" w:hAnsi="TH Sarabun New" w:cs="TH Sarabun New"/>
+                          <w:rFonts w:ascii="TH SarabunIT๙" w:eastAsia="Times New Roman" w:hAnsi="TH SarabunIT๙" w:cs="TH SarabunIT๙"/>
                         </w:rPr>
                         <w:t>  </w:t>
                       </w:r>
                       <w:r>
                         <w:rPr>
-                          <w:rFonts w:ascii="TH Sarabun New" w:eastAsia="Times New Roman" w:hAnsi="TH Sarabun New" w:cs="TH Sarabun New"/>
+                          <w:rFonts w:ascii="TH SarabunIT๙" w:eastAsia="Times New Roman" w:hAnsi="TH SarabunIT๙" w:cs="TH SarabunIT๙"/>
                           <w:sz w:val="32"/>
                           <w:szCs w:val="32"/>
                           <w:lang w:val="en-GB"/>
@@ -1340,14 +1376,14 @@
                       </w:r>
                       <w:r>
                         <w:rPr>
-                          <w:rFonts w:ascii="TH Sarabun New" w:eastAsia="Times New Roman" w:hAnsi="TH Sarabun New" w:cs="TH Sarabun New"/>
+                          <w:rFonts w:ascii="TH SarabunIT๙" w:eastAsia="Times New Roman" w:hAnsi="TH SarabunIT๙" w:cs="TH SarabunIT๙"/>
                         </w:rPr>
                         <w:t>{</w:t>
                       </w:r>
                       <w:proofErr w:type="spellStart"/>
                       <w:r>
                         <w:rPr>
-                          <w:rFonts w:ascii="TH Sarabun New" w:eastAsia="Times New Roman" w:hAnsi="TH Sarabun New" w:cs="TH Sarabun New"/>
+                          <w:rFonts w:ascii="TH SarabunIT๙" w:eastAsia="Times New Roman" w:hAnsi="TH SarabunIT๙" w:cs="TH SarabunIT๙"/>
                           <w:bdr w:val="none" w:sz="0" w:space="0" w:color="auto" w:frame="1"/>
                         </w:rPr>
                         <w:t>po_date</w:t>
@@ -1355,14 +1391,14 @@
                       <w:proofErr w:type="spellEnd"/>
                       <w:r>
                         <w:rPr>
-                          <w:rFonts w:ascii="TH Sarabun New" w:eastAsia="Times New Roman" w:hAnsi="TH Sarabun New" w:cs="TH Sarabun New"/>
+                          <w:rFonts w:ascii="TH SarabunIT๙" w:eastAsia="Times New Roman" w:hAnsi="TH SarabunIT๙" w:cs="TH SarabunIT๙"/>
                           <w:bdr w:val="none" w:sz="0" w:space="0" w:color="auto" w:frame="1"/>
                         </w:rPr>
                         <w:t xml:space="preserve">}   </w:t>
                       </w:r>
                       <w:r>
                         <w:rPr>
-                          <w:rFonts w:ascii="TH Sarabun New" w:eastAsia="Times New Roman" w:hAnsi="TH Sarabun New" w:cs="TH Sarabun New"/>
+                          <w:rFonts w:ascii="TH SarabunIT๙" w:eastAsia="Times New Roman" w:hAnsi="TH SarabunIT๙" w:cs="TH SarabunIT๙"/>
                           <w:bdr w:val="none" w:sz="0" w:space="0" w:color="auto" w:frame="1"/>
                           <w:cs/>
                         </w:rPr>
@@ -1372,25 +1408,25 @@
                     <w:p>
                       <w:pPr>
                         <w:rPr>
-                          <w:rFonts w:ascii="TH Sarabun New" w:eastAsia="Times New Roman" w:hAnsi="TH Sarabun New" w:cs="TH Sarabun New"/>
+                          <w:rFonts w:ascii="TH SarabunIT๙" w:eastAsia="Times New Roman" w:hAnsi="TH SarabunIT๙" w:cs="TH SarabunIT๙"/>
                         </w:rPr>
                       </w:pPr>
                       <w:r>
                         <w:rPr>
-                          <w:rFonts w:ascii="TH Sarabun New" w:eastAsia="Times New Roman" w:hAnsi="TH Sarabun New" w:cs="TH Sarabun New"/>
+                          <w:rFonts w:ascii="TH SarabunIT๙" w:eastAsia="Times New Roman" w:hAnsi="TH SarabunIT๙" w:cs="TH SarabunIT๙"/>
                           <w:cs/>
                         </w:rPr>
                         <w:t>ส่วนราชการ</w:t>
                       </w:r>
                       <w:r>
                         <w:rPr>
-                          <w:rFonts w:ascii="TH Sarabun New" w:eastAsia="Times New Roman" w:hAnsi="TH Sarabun New" w:cs="TH Sarabun New"/>
+                          <w:rFonts w:ascii="TH SarabunIT๙" w:eastAsia="Times New Roman" w:hAnsi="TH SarabunIT๙" w:cs="TH SarabunIT๙"/>
                         </w:rPr>
                         <w:t> </w:t>
                       </w:r>
                       <w:r>
                         <w:rPr>
-                          <w:rFonts w:ascii="TH Sarabun New" w:eastAsia="Times New Roman" w:hAnsi="TH Sarabun New" w:cs="TH Sarabun New"/>
+                          <w:rFonts w:ascii="TH SarabunIT๙" w:eastAsia="Times New Roman" w:hAnsi="TH SarabunIT๙" w:cs="TH SarabunIT๙"/>
                           <w:sz w:val="32"/>
                           <w:szCs w:val="32"/>
                           <w:lang w:val="en-GB"/>
@@ -1399,21 +1435,21 @@
                       </w:r>
                       <w:r>
                         <w:rPr>
-                          <w:rFonts w:ascii="TH Sarabun New" w:eastAsia="Times New Roman" w:hAnsi="TH Sarabun New" w:cs="TH Sarabun New"/>
+                          <w:rFonts w:ascii="TH SarabunIT๙" w:eastAsia="Times New Roman" w:hAnsi="TH SarabunIT๙" w:cs="TH SarabunIT๙"/>
                         </w:rPr>
                         <w:t>{</w:t>
                       </w:r>
                       <w:proofErr w:type="spellStart"/>
                       <w:r>
                         <w:rPr>
-                          <w:rFonts w:ascii="TH Sarabun New" w:eastAsia="Times New Roman" w:hAnsi="TH Sarabun New" w:cs="TH Sarabun New"/>
+                          <w:rFonts w:ascii="TH SarabunIT๙" w:eastAsia="Times New Roman" w:hAnsi="TH SarabunIT๙" w:cs="TH SarabunIT๙"/>
                         </w:rPr>
                         <w:t>org_name</w:t>
                       </w:r>
                       <w:proofErr w:type="spellEnd"/>
                       <w:r>
                         <w:rPr>
-                          <w:rFonts w:ascii="TH Sarabun New" w:eastAsia="Times New Roman" w:hAnsi="TH Sarabun New" w:cs="TH Sarabun New"/>
+                          <w:rFonts w:ascii="TH SarabunIT๙" w:eastAsia="Times New Roman" w:hAnsi="TH SarabunIT๙" w:cs="TH SarabunIT๙"/>
                         </w:rPr>
                         <w:t>}</w:t>
                       </w:r>
@@ -1421,25 +1457,25 @@
                     <w:p>
                       <w:pPr>
                         <w:rPr>
-                          <w:rFonts w:ascii="TH Sarabun New" w:eastAsia="Times New Roman" w:hAnsi="TH Sarabun New" w:cs="TH Sarabun New"/>
+                          <w:rFonts w:ascii="TH SarabunIT๙" w:eastAsia="Times New Roman" w:hAnsi="TH SarabunIT๙" w:cs="TH SarabunIT๙"/>
                         </w:rPr>
                       </w:pPr>
                       <w:r>
                         <w:rPr>
-                          <w:rFonts w:ascii="TH Sarabun New" w:eastAsia="Times New Roman" w:hAnsi="TH Sarabun New" w:cs="TH Sarabun New"/>
+                          <w:rFonts w:ascii="TH SarabunIT๙" w:eastAsia="Times New Roman" w:hAnsi="TH SarabunIT๙" w:cs="TH SarabunIT๙"/>
                           <w:cs/>
                         </w:rPr>
                         <w:t>ที่อยู่</w:t>
                       </w:r>
                       <w:r>
                         <w:rPr>
-                          <w:rFonts w:ascii="TH Sarabun New" w:eastAsia="Times New Roman" w:hAnsi="TH Sarabun New" w:cs="TH Sarabun New"/>
+                          <w:rFonts w:ascii="TH SarabunIT๙" w:eastAsia="Times New Roman" w:hAnsi="TH SarabunIT๙" w:cs="TH SarabunIT๙"/>
                         </w:rPr>
                         <w:t>  </w:t>
                       </w:r>
                       <w:r>
                         <w:rPr>
-                          <w:rFonts w:ascii="TH Sarabun New" w:eastAsia="Times New Roman" w:hAnsi="TH Sarabun New" w:cs="TH Sarabun New"/>
+                          <w:rFonts w:ascii="TH SarabunIT๙" w:eastAsia="Times New Roman" w:hAnsi="TH SarabunIT๙" w:cs="TH SarabunIT๙"/>
                           <w:sz w:val="32"/>
                           <w:szCs w:val="32"/>
                           <w:lang w:val="en-GB"/>
@@ -1448,44 +1484,44 @@
                       </w:r>
                       <w:r>
                         <w:rPr>
-                          <w:rFonts w:ascii="TH Sarabun New" w:eastAsia="Times New Roman" w:hAnsi="TH Sarabun New" w:cs="TH Sarabun New"/>
+                          <w:rFonts w:ascii="TH SarabunIT๙" w:eastAsia="Times New Roman" w:hAnsi="TH SarabunIT๙" w:cs="TH SarabunIT๙"/>
                         </w:rPr>
                         <w:t>{</w:t>
                       </w:r>
                       <w:r>
                         <w:rPr>
-                          <w:rFonts w:ascii="TH Sarabun New" w:eastAsia="Times New Roman" w:hAnsi="TH Sarabun New" w:cs="TH Sarabun New"/>
+                          <w:rFonts w:ascii="TH SarabunIT๙" w:eastAsia="Times New Roman" w:hAnsi="TH SarabunIT๙" w:cs="TH SarabunIT๙"/>
                         </w:rPr>
                         <w:t>address</w:t>
                       </w:r>
                       <w:r>
                         <w:rPr>
-                          <w:rFonts w:ascii="TH Sarabun New" w:hAnsi="TH Sarabun New" w:cs="TH Sarabun New"/>
+                          <w:rFonts w:ascii="TH SarabunIT๙" w:hAnsi="TH SarabunIT๙" w:cs="TH SarabunIT๙"/>
                         </w:rPr>
                         <w:t>}</w:t>
                       </w:r>
                       <w:r>
                         <w:rPr>
-                          <w:rFonts w:ascii="TH Sarabun New" w:hAnsi="TH Sarabun New" w:cs="TH Sarabun New"/>
+                          <w:rFonts w:ascii="TH SarabunIT๙" w:hAnsi="TH SarabunIT๙" w:cs="TH SarabunIT๙"/>
                         </w:rPr>
                         <w:t xml:space="preserve"> </w:t>
                       </w:r>
                       <w:r>
                         <w:rPr>
-                          <w:rFonts w:ascii="TH Sarabun New" w:eastAsia="Times New Roman" w:hAnsi="TH Sarabun New" w:cs="TH Sarabun New"/>
+                          <w:rFonts w:ascii="TH SarabunIT๙" w:eastAsia="Times New Roman" w:hAnsi="TH SarabunIT๙" w:cs="TH SarabunIT๙"/>
                           <w:cs/>
                         </w:rPr>
                         <w:t>โทรศัพท์</w:t>
                       </w:r>
                       <w:r>
                         <w:rPr>
-                          <w:rFonts w:ascii="TH Sarabun New" w:eastAsia="Times New Roman" w:hAnsi="TH Sarabun New" w:cs="TH Sarabun New"/>
+                          <w:rFonts w:ascii="TH SarabunIT๙" w:eastAsia="Times New Roman" w:hAnsi="TH SarabunIT๙" w:cs="TH SarabunIT๙"/>
                         </w:rPr>
                         <w:t xml:space="preserve"> </w:t>
                       </w:r>
                       <w:r>
                         <w:rPr>
-                          <w:rFonts w:ascii="TH Sarabun New" w:hAnsi="TH Sarabun New" w:cs="TH Sarabun New"/>
+                          <w:rFonts w:ascii="TH SarabunIT๙" w:hAnsi="TH SarabunIT๙" w:cs="TH SarabunIT๙"/>
                         </w:rPr>
                         <w:t>${phone}</w:t>
                       </w:r>
@@ -1502,7 +1538,7 @@
       <w:pPr>
         <w:jc w:val="center"/>
         <w:rPr>
-          <w:rFonts w:ascii="TH Sarabun New" w:hAnsi="TH Sarabun New" w:cs="TH Sarabun New"/>
+          <w:rFonts w:ascii="TH SarabunIT๙" w:hAnsi="TH SarabunIT๙" w:cs="TH SarabunIT๙"/>
           <w:b/>
           <w:bCs/>
           <w:sz w:val="36"/>
@@ -1513,77 +1549,77 @@
     <w:p>
       <w:pPr>
         <w:rPr>
-          <w:rFonts w:ascii="TH Sarabun New" w:eastAsia="Times New Roman" w:hAnsi="TH Sarabun New" w:cs="TH Sarabun New"/>
-        </w:rPr>
-      </w:pPr>
-      <w:r>
-        <w:rPr>
-          <w:rFonts w:ascii="TH Sarabun New" w:eastAsia="Times New Roman" w:hAnsi="TH Sarabun New" w:cs="TH Sarabun New"/>
-          <w:cs/>
-        </w:rPr>
-        <w:tab/>
-      </w:r>
-      <w:r>
-        <w:rPr>
-          <w:rFonts w:ascii="TH Sarabun New" w:eastAsia="Times New Roman" w:hAnsi="TH Sarabun New" w:cs="TH Sarabun New"/>
-          <w:cs/>
-        </w:rPr>
-        <w:tab/>
-      </w:r>
-      <w:r>
-        <w:rPr>
-          <w:rFonts w:ascii="TH Sarabun New" w:eastAsia="Times New Roman" w:hAnsi="TH Sarabun New" w:cs="TH Sarabun New"/>
-          <w:cs/>
-        </w:rPr>
-        <w:tab/>
-      </w:r>
-      <w:r>
-        <w:rPr>
-          <w:rFonts w:ascii="TH Sarabun New" w:eastAsia="Times New Roman" w:hAnsi="TH Sarabun New" w:cs="TH Sarabun New"/>
-          <w:cs/>
-        </w:rPr>
-        <w:tab/>
-      </w:r>
-      <w:r>
-        <w:rPr>
-          <w:rFonts w:ascii="TH Sarabun New" w:eastAsia="Times New Roman" w:hAnsi="TH Sarabun New" w:cs="TH Sarabun New"/>
-          <w:cs/>
-        </w:rPr>
-        <w:tab/>
-      </w:r>
-    </w:p>
-    <w:p>
-      <w:pPr>
-        <w:rPr>
-          <w:rFonts w:ascii="TH Sarabun New" w:eastAsia="Times New Roman" w:hAnsi="TH Sarabun New" w:cs="TH Sarabun New"/>
-        </w:rPr>
-      </w:pPr>
-    </w:p>
-    <w:p>
-      <w:pPr>
-        <w:rPr>
-          <w:rFonts w:ascii="TH Sarabun New" w:eastAsia="Times New Roman" w:hAnsi="TH Sarabun New" w:cs="TH Sarabun New"/>
-        </w:rPr>
-      </w:pPr>
-    </w:p>
-    <w:p>
-      <w:pPr>
-        <w:rPr>
-          <w:rFonts w:ascii="TH Sarabun New" w:eastAsia="Times New Roman" w:hAnsi="TH Sarabun New" w:cs="TH Sarabun New"/>
-        </w:rPr>
-      </w:pPr>
-    </w:p>
-    <w:p>
-      <w:pPr>
-        <w:rPr>
-          <w:rFonts w:ascii="TH Sarabun New" w:eastAsia="Times New Roman" w:hAnsi="TH Sarabun New" w:cs="TH Sarabun New"/>
-        </w:rPr>
-      </w:pPr>
-    </w:p>
-    <w:p>
-      <w:pPr>
-        <w:rPr>
-          <w:rFonts w:ascii="TH Sarabun New" w:eastAsia="Times New Roman" w:hAnsi="TH Sarabun New" w:cs="TH Sarabun New"/>
+          <w:rFonts w:ascii="TH SarabunIT๙" w:eastAsia="Times New Roman" w:hAnsi="TH SarabunIT๙" w:cs="TH SarabunIT๙"/>
+        </w:rPr>
+      </w:pPr>
+      <w:r>
+        <w:rPr>
+          <w:rFonts w:ascii="TH SarabunIT๙" w:eastAsia="Times New Roman" w:hAnsi="TH SarabunIT๙" w:cs="TH SarabunIT๙"/>
+          <w:cs/>
+        </w:rPr>
+        <w:tab/>
+      </w:r>
+      <w:r>
+        <w:rPr>
+          <w:rFonts w:ascii="TH SarabunIT๙" w:eastAsia="Times New Roman" w:hAnsi="TH SarabunIT๙" w:cs="TH SarabunIT๙"/>
+          <w:cs/>
+        </w:rPr>
+        <w:tab/>
+      </w:r>
+      <w:r>
+        <w:rPr>
+          <w:rFonts w:ascii="TH SarabunIT๙" w:eastAsia="Times New Roman" w:hAnsi="TH SarabunIT๙" w:cs="TH SarabunIT๙"/>
+          <w:cs/>
+        </w:rPr>
+        <w:tab/>
+      </w:r>
+      <w:r>
+        <w:rPr>
+          <w:rFonts w:ascii="TH SarabunIT๙" w:eastAsia="Times New Roman" w:hAnsi="TH SarabunIT๙" w:cs="TH SarabunIT๙"/>
+          <w:cs/>
+        </w:rPr>
+        <w:tab/>
+      </w:r>
+      <w:r>
+        <w:rPr>
+          <w:rFonts w:ascii="TH SarabunIT๙" w:eastAsia="Times New Roman" w:hAnsi="TH SarabunIT๙" w:cs="TH SarabunIT๙"/>
+          <w:cs/>
+        </w:rPr>
+        <w:tab/>
+      </w:r>
+    </w:p>
+    <w:p>
+      <w:pPr>
+        <w:rPr>
+          <w:rFonts w:ascii="TH SarabunIT๙" w:eastAsia="Times New Roman" w:hAnsi="TH SarabunIT๙" w:cs="TH SarabunIT๙"/>
+        </w:rPr>
+      </w:pPr>
+    </w:p>
+    <w:p>
+      <w:pPr>
+        <w:rPr>
+          <w:rFonts w:ascii="TH SarabunIT๙" w:eastAsia="Times New Roman" w:hAnsi="TH SarabunIT๙" w:cs="TH SarabunIT๙"/>
+        </w:rPr>
+      </w:pPr>
+    </w:p>
+    <w:p>
+      <w:pPr>
+        <w:rPr>
+          <w:rFonts w:ascii="TH SarabunIT๙" w:eastAsia="Times New Roman" w:hAnsi="TH SarabunIT๙" w:cs="TH SarabunIT๙"/>
+        </w:rPr>
+      </w:pPr>
+    </w:p>
+    <w:p>
+      <w:pPr>
+        <w:rPr>
+          <w:rFonts w:ascii="TH SarabunIT๙" w:eastAsia="Times New Roman" w:hAnsi="TH SarabunIT๙" w:cs="TH SarabunIT๙"/>
+        </w:rPr>
+      </w:pPr>
+    </w:p>
+    <w:p>
+      <w:pPr>
+        <w:rPr>
+          <w:rFonts w:ascii="TH SarabunIT๙" w:eastAsia="Times New Roman" w:hAnsi="TH SarabunIT๙" w:cs="TH SarabunIT๙"/>
         </w:rPr>
       </w:pPr>
     </w:p>
@@ -1591,7 +1627,7 @@
       <w:pPr>
         <w:ind w:firstLine="720"/>
         <w:rPr>
-          <w:rFonts w:ascii="TH Sarabun New" w:eastAsia="Times New Roman" w:hAnsi="TH Sarabun New" w:cs="TH Sarabun New"/>
+          <w:rFonts w:ascii="TH SarabunIT๙" w:eastAsia="Times New Roman" w:hAnsi="TH SarabunIT๙" w:cs="TH SarabunIT๙"/>
         </w:rPr>
       </w:pPr>
     </w:p>
@@ -1599,28 +1635,28 @@
       <w:pPr>
         <w:ind w:firstLine="720"/>
         <w:rPr>
-          <w:rFonts w:ascii="TH Sarabun New" w:hAnsi="TH Sarabun New" w:cs="TH Sarabun New"/>
+          <w:rFonts w:ascii="TH SarabunIT๙" w:hAnsi="TH SarabunIT๙" w:cs="TH SarabunIT๙"/>
           <w:b/>
           <w:bCs/>
         </w:rPr>
       </w:pPr>
       <w:r>
         <w:rPr>
-          <w:rFonts w:ascii="TH Sarabun New" w:eastAsia="Times New Roman" w:hAnsi="TH Sarabun New" w:cs="TH Sarabun New"/>
+          <w:rFonts w:ascii="TH SarabunIT๙" w:eastAsia="Times New Roman" w:hAnsi="TH SarabunIT๙" w:cs="TH SarabunIT๙"/>
           <w:cs/>
         </w:rPr>
         <w:t>ตามที่</w:t>
       </w:r>
       <w:r>
         <w:rPr>
-          <w:rFonts w:ascii="TH Sarabun New" w:hAnsi="TH Sarabun New" w:cs="TH Sarabun New"/>
+          <w:rFonts w:ascii="TH SarabunIT๙" w:hAnsi="TH SarabunIT๙" w:cs="TH SarabunIT๙"/>
           <w:cs/>
         </w:rPr>
         <w:t xml:space="preserve"> </w:t>
       </w:r>
       <w:r>
         <w:rPr>
-          <w:rFonts w:ascii="TH Sarabun New" w:eastAsia="Times New Roman" w:hAnsi="TH Sarabun New" w:cs="TH Sarabun New"/>
+          <w:rFonts w:ascii="TH SarabunIT๙" w:eastAsia="Times New Roman" w:hAnsi="TH SarabunIT๙" w:cs="TH SarabunIT๙"/>
           <w:sz w:val="32"/>
           <w:szCs w:val="32"/>
           <w:lang w:val="en-GB"/>
@@ -1629,172 +1665,172 @@
       </w:r>
       <w:r>
         <w:rPr>
-          <w:rFonts w:ascii="TH Sarabun New" w:eastAsia="Times New Roman" w:hAnsi="TH Sarabun New" w:cs="TH Sarabun New"/>
+          <w:rFonts w:ascii="TH SarabunIT๙" w:eastAsia="Times New Roman" w:hAnsi="TH SarabunIT๙" w:cs="TH SarabunIT๙"/>
         </w:rPr>
         <w:t>{</w:t>
       </w:r>
       <w:proofErr w:type="spellStart"/>
       <w:r>
         <w:rPr>
-          <w:rFonts w:ascii="TH Sarabun New" w:eastAsia="Times New Roman" w:hAnsi="TH Sarabun New" w:cs="TH Sarabun New"/>
+          <w:rFonts w:ascii="TH SarabunIT๙" w:eastAsia="Times New Roman" w:hAnsi="TH SarabunIT๙" w:cs="TH SarabunIT๙"/>
         </w:rPr>
         <w:t>vendor</w:t>
       </w:r>
       <w:r>
         <w:rPr>
-          <w:rFonts w:ascii="TH Sarabun New" w:eastAsia="Times New Roman" w:hAnsi="TH Sarabun New" w:cs="TH Sarabun New"/>
+          <w:rFonts w:ascii="TH SarabunIT๙" w:eastAsia="Times New Roman" w:hAnsi="TH SarabunIT๙" w:cs="TH SarabunIT๙"/>
         </w:rPr>
         <w:t>_name</w:t>
       </w:r>
       <w:proofErr w:type="spellEnd"/>
       <w:r>
         <w:rPr>
-          <w:rFonts w:ascii="TH Sarabun New" w:eastAsia="Times New Roman" w:hAnsi="TH Sarabun New" w:cs="TH Sarabun New"/>
+          <w:rFonts w:ascii="TH SarabunIT๙" w:eastAsia="Times New Roman" w:hAnsi="TH SarabunIT๙" w:cs="TH SarabunIT๙"/>
         </w:rPr>
         <w:t>}</w:t>
       </w:r>
       <w:r>
         <w:rPr>
-          <w:rFonts w:ascii="TH Sarabun New" w:eastAsia="Times New Roman" w:hAnsi="TH Sarabun New" w:cs="TH Sarabun New" w:hint="cs"/>
+          <w:rFonts w:ascii="TH SarabunIT๙" w:eastAsia="Times New Roman" w:hAnsi="TH SarabunIT๙" w:cs="TH SarabunIT๙"/>
           <w:cs/>
         </w:rPr>
         <w:t xml:space="preserve"> </w:t>
       </w:r>
       <w:r>
         <w:rPr>
-          <w:rFonts w:ascii="TH Sarabun New" w:eastAsia="Times New Roman" w:hAnsi="TH Sarabun New" w:cs="TH Sarabun New"/>
+          <w:rFonts w:ascii="TH SarabunIT๙" w:eastAsia="Times New Roman" w:hAnsi="TH SarabunIT๙" w:cs="TH SarabunIT๙"/>
           <w:cs/>
         </w:rPr>
         <w:t xml:space="preserve"> ได้เสนอราคา ตามใบเสนอราคาเลขที่ </w:t>
       </w:r>
       <w:r>
         <w:rPr>
-          <w:rFonts w:ascii="TH Sarabun New" w:eastAsia="Times New Roman" w:hAnsi="TH Sarabun New" w:cs="TH Sarabun New"/>
+          <w:rFonts w:ascii="TH SarabunIT๙" w:eastAsia="Times New Roman" w:hAnsi="TH SarabunIT๙" w:cs="TH SarabunIT๙"/>
         </w:rPr>
         <w:t>${</w:t>
       </w:r>
       <w:proofErr w:type="spellStart"/>
       <w:r>
         <w:rPr>
-          <w:rFonts w:ascii="TH Sarabun New" w:eastAsia="Times New Roman" w:hAnsi="TH Sarabun New" w:cs="TH Sarabun New"/>
+          <w:rFonts w:ascii="TH SarabunIT๙" w:eastAsia="Times New Roman" w:hAnsi="TH SarabunIT๙" w:cs="TH SarabunIT๙"/>
         </w:rPr>
         <w:t>q</w:t>
       </w:r>
       <w:r>
         <w:rPr>
-          <w:rFonts w:ascii="TH Sarabun New" w:eastAsia="Times New Roman" w:hAnsi="TH Sarabun New" w:cs="TH Sarabun New"/>
+          <w:rFonts w:ascii="TH SarabunIT๙" w:eastAsia="Times New Roman" w:hAnsi="TH SarabunIT๙" w:cs="TH SarabunIT๙"/>
         </w:rPr>
         <w:t>r_number</w:t>
       </w:r>
       <w:proofErr w:type="spellEnd"/>
       <w:r>
         <w:rPr>
-          <w:rFonts w:ascii="TH Sarabun New" w:eastAsia="Times New Roman" w:hAnsi="TH Sarabun New" w:cs="TH Sarabun New"/>
+          <w:rFonts w:ascii="TH SarabunIT๙" w:eastAsia="Times New Roman" w:hAnsi="TH SarabunIT๙" w:cs="TH SarabunIT๙"/>
         </w:rPr>
         <w:t>}</w:t>
       </w:r>
       <w:r>
         <w:rPr>
-          <w:rFonts w:ascii="TH Sarabun New" w:eastAsia="Times New Roman" w:hAnsi="TH Sarabun New" w:cs="TH Sarabun New"/>
+          <w:rFonts w:ascii="TH SarabunIT๙" w:eastAsia="Times New Roman" w:hAnsi="TH SarabunIT๙" w:cs="TH SarabunIT๙"/>
           <w:cs/>
         </w:rPr>
         <w:t xml:space="preserve"> ลงวันที</w:t>
       </w:r>
       <w:r>
         <w:rPr>
-          <w:rFonts w:ascii="TH Sarabun New" w:eastAsia="Times New Roman" w:hAnsi="TH Sarabun New" w:cs="TH Sarabun New"/>
+          <w:rFonts w:ascii="TH SarabunIT๙" w:eastAsia="Times New Roman" w:hAnsi="TH SarabunIT๙" w:cs="TH SarabunIT๙"/>
         </w:rPr>
         <w:t xml:space="preserve"> ${</w:t>
       </w:r>
       <w:proofErr w:type="spellStart"/>
       <w:r>
         <w:rPr>
-          <w:rFonts w:ascii="TH Sarabun New" w:eastAsia="Times New Roman" w:hAnsi="TH Sarabun New" w:cs="TH Sarabun New"/>
+          <w:rFonts w:ascii="TH SarabunIT๙" w:eastAsia="Times New Roman" w:hAnsi="TH SarabunIT๙" w:cs="TH SarabunIT๙"/>
         </w:rPr>
         <w:t>po_date</w:t>
       </w:r>
       <w:proofErr w:type="spellEnd"/>
       <w:r>
         <w:rPr>
-          <w:rFonts w:ascii="TH Sarabun New" w:eastAsia="Times New Roman" w:hAnsi="TH Sarabun New" w:cs="TH Sarabun New"/>
+          <w:rFonts w:ascii="TH SarabunIT๙" w:eastAsia="Times New Roman" w:hAnsi="TH SarabunIT๙" w:cs="TH SarabunIT๙"/>
         </w:rPr>
         <w:t>}</w:t>
       </w:r>
       <w:r>
         <w:rPr>
-          <w:rFonts w:ascii="TH Sarabun New" w:eastAsia="Times New Roman" w:hAnsi="TH Sarabun New" w:cs="TH Sarabun New"/>
+          <w:rFonts w:ascii="TH SarabunIT๙" w:eastAsia="Times New Roman" w:hAnsi="TH SarabunIT๙" w:cs="TH SarabunIT๙"/>
           <w:cs/>
         </w:rPr>
         <w:t xml:space="preserve"> ไว้ต่อ</w:t>
       </w:r>
       <w:r>
         <w:rPr>
-          <w:rFonts w:ascii="TH Sarabun New" w:eastAsia="Times New Roman" w:hAnsi="TH Sarabun New" w:cs="TH Sarabun New"/>
+          <w:rFonts w:ascii="TH SarabunIT๙" w:eastAsia="Times New Roman" w:hAnsi="TH SarabunIT๙" w:cs="TH SarabunIT๙"/>
         </w:rPr>
         <w:t> </w:t>
       </w:r>
       <w:r>
         <w:rPr>
-          <w:rFonts w:ascii="TH Sarabun New" w:eastAsia="Times New Roman" w:hAnsi="TH Sarabun New" w:cs="TH Sarabun New"/>
+          <w:rFonts w:ascii="TH SarabunIT๙" w:eastAsia="Times New Roman" w:hAnsi="TH SarabunIT๙" w:cs="TH SarabunIT๙"/>
           <w:cs/>
         </w:rPr>
         <w:t>จังหวัด</w:t>
       </w:r>
       <w:r>
         <w:rPr>
-          <w:rFonts w:ascii="TH Sarabun New" w:eastAsia="Times New Roman" w:hAnsi="TH Sarabun New" w:cs="TH Sarabun New"/>
+          <w:rFonts w:ascii="TH SarabunIT๙" w:eastAsia="Times New Roman" w:hAnsi="TH SarabunIT๙" w:cs="TH SarabunIT๙"/>
         </w:rPr>
         <w:t>${province}</w:t>
       </w:r>
       <w:r>
         <w:rPr>
-          <w:rFonts w:ascii="TH Sarabun New" w:eastAsia="Times New Roman" w:hAnsi="TH Sarabun New" w:cs="TH Sarabun New"/>
+          <w:rFonts w:ascii="TH SarabunIT๙" w:eastAsia="Times New Roman" w:hAnsi="TH SarabunIT๙" w:cs="TH SarabunIT๙"/>
           <w:cs/>
         </w:rPr>
         <w:t xml:space="preserve"> โดย</w:t>
       </w:r>
       <w:r>
         <w:rPr>
-          <w:rFonts w:ascii="TH Sarabun New" w:eastAsia="Times New Roman" w:hAnsi="TH Sarabun New" w:cs="TH Sarabun New"/>
+          <w:rFonts w:ascii="TH SarabunIT๙" w:eastAsia="Times New Roman" w:hAnsi="TH SarabunIT๙" w:cs="TH SarabunIT๙"/>
         </w:rPr>
         <w:t>${</w:t>
       </w:r>
       <w:proofErr w:type="spellStart"/>
       <w:r>
         <w:rPr>
-          <w:rFonts w:ascii="TH Sarabun New" w:eastAsia="Times New Roman" w:hAnsi="TH Sarabun New" w:cs="TH Sarabun New"/>
+          <w:rFonts w:ascii="TH SarabunIT๙" w:eastAsia="Times New Roman" w:hAnsi="TH SarabunIT๙" w:cs="TH SarabunIT๙"/>
         </w:rPr>
         <w:t>org_</w:t>
       </w:r>
       <w:r>
         <w:rPr>
-          <w:rFonts w:ascii="TH Sarabun New" w:eastAsia="Times New Roman" w:hAnsi="TH Sarabun New" w:cs="TH Sarabun New"/>
+          <w:rFonts w:ascii="TH SarabunIT๙" w:eastAsia="Times New Roman" w:hAnsi="TH SarabunIT๙" w:cs="TH SarabunIT๙"/>
         </w:rPr>
         <w:t>name</w:t>
       </w:r>
       <w:proofErr w:type="spellEnd"/>
       <w:r>
         <w:rPr>
-          <w:rFonts w:ascii="TH Sarabun New" w:eastAsia="Times New Roman" w:hAnsi="TH Sarabun New" w:cs="TH Sarabun New"/>
+          <w:rFonts w:ascii="TH SarabunIT๙" w:eastAsia="Times New Roman" w:hAnsi="TH SarabunIT๙" w:cs="TH SarabunIT๙"/>
         </w:rPr>
         <w:t>}</w:t>
       </w:r>
       <w:r>
         <w:rPr>
-          <w:rFonts w:ascii="TH Sarabun New" w:eastAsia="Times New Roman" w:hAnsi="TH Sarabun New" w:cs="TH Sarabun New"/>
+          <w:rFonts w:ascii="TH SarabunIT๙" w:eastAsia="Times New Roman" w:hAnsi="TH SarabunIT๙" w:cs="TH SarabunIT๙"/>
           <w:cs/>
         </w:rPr>
         <w:t xml:space="preserve"> </w:t>
       </w:r>
       <w:r>
         <w:rPr>
-          <w:rFonts w:ascii="TH Sarabun New" w:eastAsia="Times New Roman" w:hAnsi="TH Sarabun New" w:cs="TH Sarabun New"/>
+          <w:rFonts w:ascii="TH SarabunIT๙" w:eastAsia="Times New Roman" w:hAnsi="TH SarabunIT๙" w:cs="TH SarabunIT๙"/>
         </w:rPr>
         <w:t> </w:t>
       </w:r>
       <w:r>
         <w:rPr>
-          <w:rFonts w:ascii="TH Sarabun New" w:eastAsia="Times New Roman" w:hAnsi="TH Sarabun New" w:cs="TH Sarabun New"/>
+          <w:rFonts w:ascii="TH SarabunIT๙" w:eastAsia="Times New Roman" w:hAnsi="TH SarabunIT๙" w:cs="TH SarabunIT๙"/>
           <w:cs/>
         </w:rPr>
         <w:t>ซึ่งได้รับราคาและตกลงซื้อ/จ้าง ตามรายการดังต่อไปนี้</w:t>
@@ -1844,12 +1880,12 @@
             <w:pPr>
               <w:jc w:val="center"/>
               <w:rPr>
-                <w:rFonts w:ascii="TH Sarabun New" w:eastAsia="Times New Roman" w:hAnsi="TH Sarabun New" w:cs="TH Sarabun New"/>
+                <w:rFonts w:ascii="TH SarabunIT๙" w:eastAsia="Times New Roman" w:hAnsi="TH SarabunIT๙" w:cs="TH SarabunIT๙"/>
               </w:rPr>
             </w:pPr>
             <w:r>
               <w:rPr>
-                <w:rFonts w:ascii="TH Sarabun New" w:eastAsia="Times New Roman" w:hAnsi="TH Sarabun New" w:cs="TH Sarabun New"/>
+                <w:rFonts w:ascii="TH SarabunIT๙" w:eastAsia="Times New Roman" w:hAnsi="TH SarabunIT๙" w:cs="TH SarabunIT๙"/>
                 <w:b/>
                 <w:bCs/>
                 <w:cs/>
@@ -1872,12 +1908,12 @@
             <w:pPr>
               <w:jc w:val="center"/>
               <w:rPr>
-                <w:rFonts w:ascii="TH Sarabun New" w:eastAsia="Times New Roman" w:hAnsi="TH Sarabun New" w:cs="TH Sarabun New"/>
+                <w:rFonts w:ascii="TH SarabunIT๙" w:eastAsia="Times New Roman" w:hAnsi="TH SarabunIT๙" w:cs="TH SarabunIT๙"/>
               </w:rPr>
             </w:pPr>
             <w:r>
               <w:rPr>
-                <w:rFonts w:ascii="TH Sarabun New" w:eastAsia="Times New Roman" w:hAnsi="TH Sarabun New" w:cs="TH Sarabun New"/>
+                <w:rFonts w:ascii="TH SarabunIT๙" w:eastAsia="Times New Roman" w:hAnsi="TH SarabunIT๙" w:cs="TH SarabunIT๙"/>
                 <w:b/>
                 <w:bCs/>
                 <w:cs/>
@@ -1900,12 +1936,12 @@
             <w:pPr>
               <w:jc w:val="center"/>
               <w:rPr>
-                <w:rFonts w:ascii="TH Sarabun New" w:eastAsia="Times New Roman" w:hAnsi="TH Sarabun New" w:cs="TH Sarabun New"/>
+                <w:rFonts w:ascii="TH SarabunIT๙" w:eastAsia="Times New Roman" w:hAnsi="TH SarabunIT๙" w:cs="TH SarabunIT๙"/>
               </w:rPr>
             </w:pPr>
             <w:r>
               <w:rPr>
-                <w:rFonts w:ascii="TH Sarabun New" w:eastAsia="Times New Roman" w:hAnsi="TH Sarabun New" w:cs="TH Sarabun New"/>
+                <w:rFonts w:ascii="TH SarabunIT๙" w:eastAsia="Times New Roman" w:hAnsi="TH SarabunIT๙" w:cs="TH SarabunIT๙"/>
                 <w:b/>
                 <w:bCs/>
                 <w:cs/>
@@ -1928,12 +1964,12 @@
             <w:pPr>
               <w:jc w:val="center"/>
               <w:rPr>
-                <w:rFonts w:ascii="TH Sarabun New" w:eastAsia="Times New Roman" w:hAnsi="TH Sarabun New" w:cs="TH Sarabun New"/>
+                <w:rFonts w:ascii="TH SarabunIT๙" w:eastAsia="Times New Roman" w:hAnsi="TH SarabunIT๙" w:cs="TH SarabunIT๙"/>
               </w:rPr>
             </w:pPr>
             <w:r>
               <w:rPr>
-                <w:rFonts w:ascii="TH Sarabun New" w:eastAsia="Times New Roman" w:hAnsi="TH Sarabun New" w:cs="TH Sarabun New"/>
+                <w:rFonts w:ascii="TH SarabunIT๙" w:eastAsia="Times New Roman" w:hAnsi="TH SarabunIT๙" w:cs="TH SarabunIT๙"/>
                 <w:b/>
                 <w:bCs/>
                 <w:cs/>
@@ -1956,12 +1992,12 @@
             <w:pPr>
               <w:jc w:val="center"/>
               <w:rPr>
-                <w:rFonts w:ascii="TH Sarabun New" w:eastAsia="Times New Roman" w:hAnsi="TH Sarabun New" w:cs="TH Sarabun New"/>
+                <w:rFonts w:ascii="TH SarabunIT๙" w:eastAsia="Times New Roman" w:hAnsi="TH SarabunIT๙" w:cs="TH SarabunIT๙"/>
               </w:rPr>
             </w:pPr>
             <w:r>
               <w:rPr>
-                <w:rFonts w:ascii="TH Sarabun New" w:eastAsia="Times New Roman" w:hAnsi="TH Sarabun New" w:cs="TH Sarabun New"/>
+                <w:rFonts w:ascii="TH SarabunIT๙" w:eastAsia="Times New Roman" w:hAnsi="TH SarabunIT๙" w:cs="TH SarabunIT๙"/>
                 <w:b/>
                 <w:bCs/>
                 <w:cs/>
@@ -1970,7 +2006,7 @@
             </w:r>
             <w:r>
               <w:rPr>
-                <w:rFonts w:ascii="TH Sarabun New" w:eastAsia="Times New Roman" w:hAnsi="TH Sarabun New" w:cs="TH Sarabun New"/>
+                <w:rFonts w:ascii="TH SarabunIT๙" w:eastAsia="Times New Roman" w:hAnsi="TH SarabunIT๙" w:cs="TH SarabunIT๙"/>
                 <w:b/>
                 <w:bCs/>
               </w:rPr>
@@ -1979,7 +2015,7 @@
             </w:r>
             <w:r>
               <w:rPr>
-                <w:rFonts w:ascii="TH Sarabun New" w:eastAsia="Times New Roman" w:hAnsi="TH Sarabun New" w:cs="TH Sarabun New"/>
+                <w:rFonts w:ascii="TH SarabunIT๙" w:eastAsia="Times New Roman" w:hAnsi="TH SarabunIT๙" w:cs="TH SarabunIT๙"/>
                 <w:b/>
                 <w:bCs/>
                 <w:cs/>
@@ -2001,12 +2037,12 @@
             <w:pPr>
               <w:jc w:val="center"/>
               <w:rPr>
-                <w:rFonts w:ascii="TH Sarabun New" w:eastAsia="Times New Roman" w:hAnsi="TH Sarabun New" w:cs="TH Sarabun New"/>
+                <w:rFonts w:ascii="TH SarabunIT๙" w:eastAsia="Times New Roman" w:hAnsi="TH SarabunIT๙" w:cs="TH SarabunIT๙"/>
               </w:rPr>
             </w:pPr>
             <w:r>
               <w:rPr>
-                <w:rFonts w:ascii="TH Sarabun New" w:eastAsia="Times New Roman" w:hAnsi="TH Sarabun New" w:cs="TH Sarabun New"/>
+                <w:rFonts w:ascii="TH SarabunIT๙" w:eastAsia="Times New Roman" w:hAnsi="TH SarabunIT๙" w:cs="TH SarabunIT๙"/>
                 <w:b/>
                 <w:bCs/>
                 <w:cs/>
@@ -2015,7 +2051,7 @@
             </w:r>
             <w:r>
               <w:rPr>
-                <w:rFonts w:ascii="TH Sarabun New" w:eastAsia="Times New Roman" w:hAnsi="TH Sarabun New" w:cs="TH Sarabun New"/>
+                <w:rFonts w:ascii="TH SarabunIT๙" w:eastAsia="Times New Roman" w:hAnsi="TH SarabunIT๙" w:cs="TH SarabunIT๙"/>
                 <w:b/>
                 <w:bCs/>
               </w:rPr>
@@ -2024,7 +2060,7 @@
             </w:r>
             <w:r>
               <w:rPr>
-                <w:rFonts w:ascii="TH Sarabun New" w:eastAsia="Times New Roman" w:hAnsi="TH Sarabun New" w:cs="TH Sarabun New"/>
+                <w:rFonts w:ascii="TH SarabunIT๙" w:eastAsia="Times New Roman" w:hAnsi="TH SarabunIT๙" w:cs="TH SarabunIT๙"/>
                 <w:b/>
                 <w:bCs/>
                 <w:cs/>
@@ -2051,30 +2087,30 @@
             <w:pPr>
               <w:jc w:val="center"/>
               <w:rPr>
-                <w:rFonts w:ascii="TH Sarabun New" w:eastAsia="Times New Roman" w:hAnsi="TH Sarabun New" w:cs="TH Sarabun New"/>
+                <w:rFonts w:ascii="TH SarabunIT๙" w:eastAsia="Times New Roman" w:hAnsi="TH SarabunIT๙" w:cs="TH SarabunIT๙"/>
               </w:rPr>
             </w:pPr>
             <w:r>
               <w:rPr>
-                <w:rFonts w:ascii="TH Sarabun New" w:eastAsia="Times New Roman" w:hAnsi="TH Sarabun New" w:cs="TH Sarabun New"/>
+                <w:rFonts w:ascii="TH SarabunIT๙" w:eastAsia="Times New Roman" w:hAnsi="TH SarabunIT๙" w:cs="TH SarabunIT๙"/>
               </w:rPr>
               <w:t>$</w:t>
             </w:r>
             <w:r>
               <w:rPr>
-                <w:rFonts w:ascii="TH Sarabun New" w:eastAsia="Times New Roman" w:hAnsi="TH Sarabun New" w:cs="TH Sarabun New"/>
+                <w:rFonts w:ascii="TH SarabunIT๙" w:eastAsia="Times New Roman" w:hAnsi="TH SarabunIT๙" w:cs="TH SarabunIT๙"/>
               </w:rPr>
               <w:t>{</w:t>
             </w:r>
             <w:r>
               <w:rPr>
-                <w:rFonts w:ascii="TH Sarabun New" w:eastAsia="Times New Roman" w:hAnsi="TH Sarabun New" w:cs="TH Sarabun New"/>
+                <w:rFonts w:ascii="TH SarabunIT๙" w:eastAsia="Times New Roman" w:hAnsi="TH SarabunIT๙" w:cs="TH SarabunIT๙"/>
               </w:rPr>
               <w:t>n</w:t>
             </w:r>
             <w:r>
               <w:rPr>
-                <w:rFonts w:ascii="TH Sarabun New" w:eastAsia="Times New Roman" w:hAnsi="TH Sarabun New" w:cs="TH Sarabun New"/>
+                <w:rFonts w:ascii="TH SarabunIT๙" w:eastAsia="Times New Roman" w:hAnsi="TH SarabunIT๙" w:cs="TH SarabunIT๙"/>
               </w:rPr>
               <w:t>}</w:t>
             </w:r>
@@ -2090,28 +2126,27 @@
           </w:tcPr>
           <w:p>
             <w:pPr>
-              <w:jc w:val="center"/>
-              <w:rPr>
-                <w:rFonts w:ascii="TH Sarabun New" w:eastAsia="Times New Roman" w:hAnsi="TH Sarabun New" w:cs="TH Sarabun New"/>
+              <w:rPr>
+                <w:rFonts w:ascii="TH SarabunIT๙" w:eastAsia="Times New Roman" w:hAnsi="TH SarabunIT๙" w:cs="TH SarabunIT๙"/>
               </w:rPr>
             </w:pPr>
             <w:r>
               <w:rPr>
-                <w:rFonts w:ascii="TH Sarabun New" w:eastAsia="Times New Roman" w:hAnsi="TH Sarabun New" w:cs="TH Sarabun New"/>
+                <w:rFonts w:ascii="TH SarabunIT๙" w:eastAsia="Times New Roman" w:hAnsi="TH SarabunIT๙" w:cs="TH SarabunIT๙"/>
               </w:rPr>
               <w:t>${</w:t>
             </w:r>
             <w:proofErr w:type="spellStart"/>
             <w:r>
               <w:rPr>
-                <w:rFonts w:ascii="TH Sarabun New" w:eastAsia="Times New Roman" w:hAnsi="TH Sarabun New" w:cs="TH Sarabun New"/>
+                <w:rFonts w:ascii="TH SarabunIT๙" w:eastAsia="Times New Roman" w:hAnsi="TH SarabunIT๙" w:cs="TH SarabunIT๙"/>
               </w:rPr>
               <w:t>asset_item</w:t>
             </w:r>
             <w:proofErr w:type="spellEnd"/>
             <w:r>
               <w:rPr>
-                <w:rFonts w:ascii="TH Sarabun New" w:eastAsia="Times New Roman" w:hAnsi="TH Sarabun New" w:cs="TH Sarabun New"/>
+                <w:rFonts w:ascii="TH SarabunIT๙" w:eastAsia="Times New Roman" w:hAnsi="TH SarabunIT๙" w:cs="TH SarabunIT๙"/>
               </w:rPr>
               <w:t>}</w:t>
             </w:r>
@@ -2129,12 +2164,12 @@
             <w:pPr>
               <w:jc w:val="center"/>
               <w:rPr>
-                <w:rFonts w:ascii="TH Sarabun New" w:eastAsia="Times New Roman" w:hAnsi="TH Sarabun New" w:cs="TH Sarabun New"/>
+                <w:rFonts w:ascii="TH SarabunIT๙" w:eastAsia="Times New Roman" w:hAnsi="TH SarabunIT๙" w:cs="TH SarabunIT๙"/>
               </w:rPr>
             </w:pPr>
             <w:r>
               <w:rPr>
-                <w:rFonts w:ascii="TH Sarabun New" w:eastAsia="Times New Roman" w:hAnsi="TH Sarabun New" w:cs="TH Sarabun New"/>
+                <w:rFonts w:ascii="TH SarabunIT๙" w:eastAsia="Times New Roman" w:hAnsi="TH SarabunIT๙" w:cs="TH SarabunIT๙"/>
               </w:rPr>
               <w:t>${qty}</w:t>
             </w:r>
@@ -2152,12 +2187,12 @@
             <w:pPr>
               <w:jc w:val="center"/>
               <w:rPr>
-                <w:rFonts w:ascii="TH Sarabun New" w:eastAsia="Times New Roman" w:hAnsi="TH Sarabun New" w:cs="TH Sarabun New"/>
+                <w:rFonts w:ascii="TH SarabunIT๙" w:eastAsia="Times New Roman" w:hAnsi="TH SarabunIT๙" w:cs="TH SarabunIT๙"/>
               </w:rPr>
             </w:pPr>
             <w:r>
               <w:rPr>
-                <w:rFonts w:ascii="TH Sarabun New" w:eastAsia="Times New Roman" w:hAnsi="TH Sarabun New" w:cs="TH Sarabun New"/>
+                <w:rFonts w:ascii="TH SarabunIT๙" w:eastAsia="Times New Roman" w:hAnsi="TH SarabunIT๙" w:cs="TH SarabunIT๙"/>
               </w:rPr>
               <w:t>${unit}</w:t>
             </w:r>
@@ -2175,12 +2210,12 @@
             <w:pPr>
               <w:jc w:val="right"/>
               <w:rPr>
-                <w:rFonts w:ascii="TH Sarabun New" w:eastAsia="Times New Roman" w:hAnsi="TH Sarabun New" w:cs="TH Sarabun New"/>
+                <w:rFonts w:ascii="TH SarabunIT๙" w:eastAsia="Times New Roman" w:hAnsi="TH SarabunIT๙" w:cs="TH SarabunIT๙"/>
               </w:rPr>
             </w:pPr>
             <w:r>
               <w:rPr>
-                <w:rFonts w:ascii="TH Sarabun New" w:eastAsia="Times New Roman" w:hAnsi="TH Sarabun New" w:cs="TH Sarabun New"/>
+                <w:rFonts w:ascii="TH SarabunIT๙" w:eastAsia="Times New Roman" w:hAnsi="TH SarabunIT๙" w:cs="TH SarabunIT๙"/>
               </w:rPr>
               <w:t>${price}</w:t>
             </w:r>
@@ -2197,12 +2232,12 @@
             <w:pPr>
               <w:jc w:val="right"/>
               <w:rPr>
-                <w:rFonts w:ascii="TH Sarabun New" w:eastAsia="Times New Roman" w:hAnsi="TH Sarabun New" w:cs="TH Sarabun New"/>
+                <w:rFonts w:ascii="TH SarabunIT๙" w:eastAsia="Times New Roman" w:hAnsi="TH SarabunIT๙" w:cs="TH SarabunIT๙"/>
               </w:rPr>
             </w:pPr>
             <w:r>
               <w:rPr>
-                <w:rFonts w:ascii="TH Sarabun New" w:eastAsia="Times New Roman" w:hAnsi="TH Sarabun New" w:cs="TH Sarabun New"/>
+                <w:rFonts w:ascii="TH SarabunIT๙" w:eastAsia="Times New Roman" w:hAnsi="TH SarabunIT๙" w:cs="TH SarabunIT๙"/>
               </w:rPr>
               <w:t>${sum}</w:t>
             </w:r>
@@ -2229,7 +2264,7 @@
             <w:pPr>
               <w:jc w:val="right"/>
               <w:rPr>
-                <w:rFonts w:ascii="TH Sarabun New" w:eastAsia="Times New Roman" w:hAnsi="TH Sarabun New" w:cs="TH Sarabun New"/>
+                <w:rFonts w:ascii="TH SarabunIT๙" w:eastAsia="Times New Roman" w:hAnsi="TH SarabunIT๙" w:cs="TH SarabunIT๙"/>
               </w:rPr>
             </w:pPr>
           </w:p>
@@ -2249,12 +2284,12 @@
             <w:pPr>
               <w:jc w:val="right"/>
               <w:rPr>
-                <w:rFonts w:ascii="TH Sarabun New" w:eastAsia="Times New Roman" w:hAnsi="TH Sarabun New" w:cs="TH Sarabun New"/>
+                <w:rFonts w:ascii="TH SarabunIT๙" w:eastAsia="Times New Roman" w:hAnsi="TH SarabunIT๙" w:cs="TH SarabunIT๙"/>
               </w:rPr>
             </w:pPr>
             <w:r>
               <w:rPr>
-                <w:rFonts w:ascii="TH Sarabun New" w:eastAsia="Times New Roman" w:hAnsi="TH Sarabun New" w:cs="TH Sarabun New"/>
+                <w:rFonts w:ascii="TH SarabunIT๙" w:eastAsia="Times New Roman" w:hAnsi="TH SarabunIT๙" w:cs="TH SarabunIT๙"/>
                 <w:cs/>
               </w:rPr>
               <w:t>รวมเป็นเงิน</w:t>
@@ -2273,12 +2308,12 @@
             <w:pPr>
               <w:jc w:val="right"/>
               <w:rPr>
-                <w:rFonts w:ascii="TH Sarabun New" w:eastAsia="Times New Roman" w:hAnsi="TH Sarabun New" w:cs="TH Sarabun New"/>
+                <w:rFonts w:ascii="TH SarabunIT๙" w:eastAsia="Times New Roman" w:hAnsi="TH SarabunIT๙" w:cs="TH SarabunIT๙"/>
               </w:rPr>
             </w:pPr>
             <w:r>
               <w:rPr>
-                <w:rFonts w:ascii="TH Sarabun New" w:eastAsia="Times New Roman" w:hAnsi="TH Sarabun New" w:cs="TH Sarabun New"/>
+                <w:rFonts w:ascii="TH SarabunIT๙" w:eastAsia="Times New Roman" w:hAnsi="TH SarabunIT๙" w:cs="TH SarabunIT๙"/>
               </w:rPr>
               <w:t>${discount}</w:t>
             </w:r>
@@ -2306,12 +2341,12 @@
             <w:pPr>
               <w:jc w:val="right"/>
               <w:rPr>
-                <w:rFonts w:ascii="TH Sarabun New" w:eastAsia="Times New Roman" w:hAnsi="TH Sarabun New" w:cs="TH Sarabun New"/>
+                <w:rFonts w:ascii="TH SarabunIT๙" w:eastAsia="Times New Roman" w:hAnsi="TH SarabunIT๙" w:cs="TH SarabunIT๙"/>
               </w:rPr>
             </w:pPr>
             <w:r>
               <w:rPr>
-                <w:rFonts w:ascii="TH Sarabun New" w:eastAsia="Times New Roman" w:hAnsi="TH Sarabun New" w:cs="TH Sarabun New"/>
+                <w:rFonts w:ascii="TH SarabunIT๙" w:eastAsia="Times New Roman" w:hAnsi="TH SarabunIT๙" w:cs="TH SarabunIT๙"/>
               </w:rPr>
               <w:t> </w:t>
             </w:r>
@@ -2332,12 +2367,12 @@
             <w:pPr>
               <w:jc w:val="right"/>
               <w:rPr>
-                <w:rFonts w:ascii="TH Sarabun New" w:eastAsia="Times New Roman" w:hAnsi="TH Sarabun New" w:cs="TH Sarabun New"/>
+                <w:rFonts w:ascii="TH SarabunIT๙" w:eastAsia="Times New Roman" w:hAnsi="TH SarabunIT๙" w:cs="TH SarabunIT๙"/>
               </w:rPr>
             </w:pPr>
             <w:r>
               <w:rPr>
-                <w:rFonts w:ascii="TH Sarabun New" w:eastAsia="Times New Roman" w:hAnsi="TH Sarabun New" w:cs="TH Sarabun New"/>
+                <w:rFonts w:ascii="TH SarabunIT๙" w:eastAsia="Times New Roman" w:hAnsi="TH SarabunIT๙" w:cs="TH SarabunIT๙"/>
                 <w:cs/>
               </w:rPr>
               <w:t>ภาษีมูลค่าเพิ่ม</w:t>
@@ -2356,12 +2391,12 @@
             <w:pPr>
               <w:jc w:val="right"/>
               <w:rPr>
-                <w:rFonts w:ascii="TH Sarabun New" w:eastAsia="Times New Roman" w:hAnsi="TH Sarabun New" w:cs="TH Sarabun New"/>
+                <w:rFonts w:ascii="TH SarabunIT๙" w:eastAsia="Times New Roman" w:hAnsi="TH SarabunIT๙" w:cs="TH SarabunIT๙"/>
               </w:rPr>
             </w:pPr>
             <w:r>
               <w:rPr>
-                <w:rFonts w:ascii="TH Sarabun New" w:eastAsia="Times New Roman" w:hAnsi="TH Sarabun New" w:cs="TH Sarabun New"/>
+                <w:rFonts w:ascii="TH SarabunIT๙" w:eastAsia="Times New Roman" w:hAnsi="TH SarabunIT๙" w:cs="TH SarabunIT๙"/>
               </w:rPr>
               <w:t>${vat}</w:t>
             </w:r>
@@ -2389,12 +2424,12 @@
             <w:pPr>
               <w:jc w:val="center"/>
               <w:rPr>
-                <w:rFonts w:ascii="TH Sarabun New" w:eastAsia="Times New Roman" w:hAnsi="TH Sarabun New" w:cs="TH Sarabun New"/>
+                <w:rFonts w:ascii="TH SarabunIT๙" w:eastAsia="Times New Roman" w:hAnsi="TH SarabunIT๙" w:cs="TH SarabunIT๙"/>
               </w:rPr>
             </w:pPr>
             <w:r>
               <w:rPr>
-                <w:rFonts w:ascii="TH Sarabun New" w:eastAsia="Times New Roman" w:hAnsi="TH Sarabun New" w:cs="TH Sarabun New"/>
+                <w:rFonts w:ascii="TH SarabunIT๙" w:eastAsia="Times New Roman" w:hAnsi="TH SarabunIT๙" w:cs="TH SarabunIT๙"/>
                 <w:b/>
                 <w:bCs/>
               </w:rPr>
@@ -2402,7 +2437,7 @@
             </w:r>
             <w:r>
               <w:rPr>
-                <w:rFonts w:ascii="TH Sarabun New" w:eastAsia="Times New Roman" w:hAnsi="TH Sarabun New" w:cs="TH Sarabun New"/>
+                <w:rFonts w:ascii="TH SarabunIT๙" w:eastAsia="Times New Roman" w:hAnsi="TH SarabunIT๙" w:cs="TH SarabunIT๙"/>
                 <w:b/>
                 <w:bCs/>
               </w:rPr>
@@ -2410,7 +2445,7 @@
             </w:r>
             <w:r>
               <w:rPr>
-                <w:rFonts w:ascii="TH Sarabun New" w:eastAsia="Times New Roman" w:hAnsi="TH Sarabun New" w:cs="TH Sarabun New"/>
+                <w:rFonts w:ascii="TH SarabunIT๙" w:eastAsia="Times New Roman" w:hAnsi="TH SarabunIT๙" w:cs="TH SarabunIT๙"/>
                 <w:b/>
                 <w:bCs/>
               </w:rPr>
@@ -2419,25 +2454,16 @@
             <w:proofErr w:type="spellStart"/>
             <w:r>
               <w:rPr>
-                <w:rFonts w:ascii="TH Sarabun New" w:eastAsia="Times New Roman" w:hAnsi="TH Sarabun New" w:cs="TH Sarabun New"/>
+                <w:rFonts w:ascii="TH SarabunIT๙" w:eastAsia="Times New Roman" w:hAnsi="TH SarabunIT๙" w:cs="TH SarabunIT๙"/>
                 <w:b/>
                 <w:bCs/>
               </w:rPr>
-              <w:t>total_price_</w:t>
-            </w:r>
-            <w:proofErr w:type="gramStart"/>
-            <w:r>
-              <w:rPr>
-                <w:rFonts w:ascii="TH Sarabun New" w:eastAsia="Times New Roman" w:hAnsi="TH Sarabun New" w:cs="TH Sarabun New"/>
-                <w:b/>
-                <w:bCs/>
-              </w:rPr>
-              <w:t>text</w:t>
+              <w:t>total_price_text</w:t>
             </w:r>
             <w:proofErr w:type="spellEnd"/>
             <w:r>
               <w:rPr>
-                <w:rFonts w:ascii="TH Sarabun New" w:eastAsia="Times New Roman" w:hAnsi="TH Sarabun New" w:cs="TH Sarabun New"/>
+                <w:rFonts w:ascii="TH SarabunIT๙" w:eastAsia="Times New Roman" w:hAnsi="TH SarabunIT๙" w:cs="TH SarabunIT๙"/>
                 <w:b/>
                 <w:bCs/>
               </w:rPr>
@@ -2445,17 +2471,16 @@
             </w:r>
             <w:r>
               <w:rPr>
-                <w:rFonts w:ascii="TH Sarabun New" w:eastAsia="Times New Roman" w:hAnsi="TH Sarabun New" w:cs="TH Sarabun New" w:hint="cs"/>
+                <w:rFonts w:ascii="TH SarabunIT๙" w:eastAsia="Times New Roman" w:hAnsi="TH SarabunIT๙" w:cs="TH SarabunIT๙"/>
                 <w:b/>
                 <w:bCs/>
                 <w:cs/>
               </w:rPr>
               <w:t>ถ้วน</w:t>
             </w:r>
-            <w:proofErr w:type="gramEnd"/>
             <w:r>
               <w:rPr>
-                <w:rFonts w:ascii="TH Sarabun New" w:eastAsia="Times New Roman" w:hAnsi="TH Sarabun New" w:cs="TH Sarabun New"/>
+                <w:rFonts w:ascii="TH SarabunIT๙" w:eastAsia="Times New Roman" w:hAnsi="TH SarabunIT๙" w:cs="TH SarabunIT๙"/>
                 <w:b/>
                 <w:bCs/>
                 <w:cs/>
@@ -2479,12 +2504,12 @@
             <w:pPr>
               <w:jc w:val="right"/>
               <w:rPr>
-                <w:rFonts w:ascii="TH Sarabun New" w:eastAsia="Times New Roman" w:hAnsi="TH Sarabun New" w:cs="TH Sarabun New"/>
+                <w:rFonts w:ascii="TH SarabunIT๙" w:eastAsia="Times New Roman" w:hAnsi="TH SarabunIT๙" w:cs="TH SarabunIT๙"/>
               </w:rPr>
             </w:pPr>
             <w:r>
               <w:rPr>
-                <w:rFonts w:ascii="TH Sarabun New" w:eastAsia="Times New Roman" w:hAnsi="TH Sarabun New" w:cs="TH Sarabun New"/>
+                <w:rFonts w:ascii="TH SarabunIT๙" w:eastAsia="Times New Roman" w:hAnsi="TH SarabunIT๙" w:cs="TH SarabunIT๙"/>
                 <w:cs/>
               </w:rPr>
               <w:t>รวมเป็นเงินทั้งสิ้น</w:t>
@@ -2503,26 +2528,26 @@
             <w:pPr>
               <w:jc w:val="right"/>
               <w:rPr>
-                <w:rFonts w:ascii="TH Sarabun New" w:eastAsia="Times New Roman" w:hAnsi="TH Sarabun New" w:cs="TH Sarabun New"/>
+                <w:rFonts w:ascii="TH SarabunIT๙" w:eastAsia="Times New Roman" w:hAnsi="TH SarabunIT๙" w:cs="TH SarabunIT๙"/>
               </w:rPr>
             </w:pPr>
             <w:r>
               <w:rPr>
-                <w:rFonts w:ascii="TH Sarabun New" w:eastAsia="Times New Roman" w:hAnsi="TH Sarabun New" w:cs="TH Sarabun New"/>
+                <w:rFonts w:ascii="TH SarabunIT๙" w:eastAsia="Times New Roman" w:hAnsi="TH SarabunIT๙" w:cs="TH SarabunIT๙"/>
               </w:rPr>
               <w:t>${</w:t>
             </w:r>
             <w:proofErr w:type="spellStart"/>
             <w:r>
               <w:rPr>
-                <w:rFonts w:ascii="TH Sarabun New" w:eastAsia="Times New Roman" w:hAnsi="TH Sarabun New" w:cs="TH Sarabun New"/>
+                <w:rFonts w:ascii="TH SarabunIT๙" w:eastAsia="Times New Roman" w:hAnsi="TH SarabunIT๙" w:cs="TH SarabunIT๙"/>
               </w:rPr>
               <w:t>total_price</w:t>
             </w:r>
             <w:proofErr w:type="spellEnd"/>
             <w:r>
               <w:rPr>
-                <w:rFonts w:ascii="TH Sarabun New" w:eastAsia="Times New Roman" w:hAnsi="TH Sarabun New" w:cs="TH Sarabun New"/>
+                <w:rFonts w:ascii="TH SarabunIT๙" w:eastAsia="Times New Roman" w:hAnsi="TH SarabunIT๙" w:cs="TH SarabunIT๙"/>
               </w:rPr>
               <w:t>}</w:t>
             </w:r>
@@ -2533,21 +2558,21 @@
     <w:p>
       <w:pPr>
         <w:rPr>
-          <w:rFonts w:ascii="TH Sarabun New" w:eastAsia="Times New Roman" w:hAnsi="TH Sarabun New" w:cs="TH Sarabun New"/>
-        </w:rPr>
-      </w:pPr>
-    </w:p>
-    <w:p>
-      <w:pPr>
-        <w:rPr>
-          <w:rFonts w:ascii="TH Sarabun New" w:eastAsia="Times New Roman" w:hAnsi="TH Sarabun New" w:cs="TH Sarabun New"/>
-        </w:rPr>
-      </w:pPr>
-    </w:p>
-    <w:p>
-      <w:pPr>
-        <w:rPr>
-          <w:rFonts w:ascii="TH Sarabun New" w:hAnsi="TH Sarabun New" w:cs="TH Sarabun New"/>
+          <w:rFonts w:ascii="TH SarabunIT๙" w:eastAsia="Times New Roman" w:hAnsi="TH SarabunIT๙" w:cs="TH SarabunIT๙"/>
+        </w:rPr>
+      </w:pPr>
+    </w:p>
+    <w:p>
+      <w:pPr>
+        <w:rPr>
+          <w:rFonts w:ascii="TH SarabunIT๙" w:eastAsia="Times New Roman" w:hAnsi="TH SarabunIT๙" w:cs="TH SarabunIT๙"/>
+        </w:rPr>
+      </w:pPr>
+    </w:p>
+    <w:p>
+      <w:pPr>
+        <w:rPr>
+          <w:rFonts w:ascii="TH SarabunIT๙" w:hAnsi="TH SarabunIT๙" w:cs="TH SarabunIT๙"/>
           <w:b/>
           <w:bCs/>
           <w:sz w:val="36"/>
@@ -2556,7 +2581,7 @@
       </w:pPr>
       <w:r>
         <w:rPr>
-          <w:rFonts w:ascii="TH Sarabun New" w:eastAsia="Times New Roman" w:hAnsi="TH Sarabun New" w:cs="TH Sarabun New"/>
+          <w:rFonts w:ascii="TH SarabunIT๙" w:eastAsia="Times New Roman" w:hAnsi="TH SarabunIT๙" w:cs="TH SarabunIT๙"/>
           <w:cs/>
         </w:rPr>
         <w:t>การซื้อ/สั่งจ้าง อยู่ภายใต้เงื่อนไขต่อไปนี้</w:t>
@@ -2565,7 +2590,7 @@
     <w:p>
       <w:pPr>
         <w:rPr>
-          <w:rFonts w:ascii="TH Sarabun New" w:hAnsi="TH Sarabun New" w:cs="TH Sarabun New"/>
+          <w:rFonts w:ascii="TH SarabunIT๙" w:hAnsi="TH SarabunIT๙" w:cs="TH SarabunIT๙"/>
           <w:b/>
           <w:bCs/>
           <w:sz w:val="36"/>
@@ -2574,32 +2599,32 @@
       </w:pPr>
       <w:r>
         <w:rPr>
-          <w:rFonts w:ascii="TH Sarabun New" w:eastAsia="Times New Roman" w:hAnsi="TH Sarabun New" w:cs="TH Sarabun New"/>
+          <w:rFonts w:ascii="TH SarabunIT๙" w:eastAsia="Times New Roman" w:hAnsi="TH SarabunIT๙" w:cs="TH SarabunIT๙"/>
           <w:cs/>
         </w:rPr>
         <w:t>๑. กำหนดส่งมอบภายใน</w:t>
       </w:r>
       <w:r>
         <w:rPr>
-          <w:rFonts w:ascii="TH Sarabun New" w:eastAsia="Times New Roman" w:hAnsi="TH Sarabun New" w:cs="TH Sarabun New"/>
+          <w:rFonts w:ascii="TH SarabunIT๙" w:eastAsia="Times New Roman" w:hAnsi="TH SarabunIT๙" w:cs="TH SarabunIT๙"/>
         </w:rPr>
         <w:t> </w:t>
       </w:r>
       <w:r>
         <w:rPr>
-          <w:rFonts w:ascii="TH Sarabun New" w:eastAsia="Times New Roman" w:hAnsi="TH Sarabun New" w:cs="TH Sarabun New"/>
+          <w:rFonts w:ascii="TH SarabunIT๙" w:eastAsia="Times New Roman" w:hAnsi="TH SarabunIT๙" w:cs="TH SarabunIT๙"/>
         </w:rPr>
         <w:t xml:space="preserve"> ${credit}</w:t>
       </w:r>
       <w:r>
         <w:rPr>
-          <w:rFonts w:ascii="TH Sarabun New" w:eastAsia="Times New Roman" w:hAnsi="TH Sarabun New" w:cs="TH Sarabun New"/>
+          <w:rFonts w:ascii="TH SarabunIT๙" w:eastAsia="Times New Roman" w:hAnsi="TH SarabunIT๙" w:cs="TH SarabunIT๙"/>
         </w:rPr>
         <w:t xml:space="preserve">  </w:t>
       </w:r>
       <w:r>
         <w:rPr>
-          <w:rFonts w:ascii="TH Sarabun New" w:eastAsia="Times New Roman" w:hAnsi="TH Sarabun New" w:cs="TH Sarabun New"/>
+          <w:rFonts w:ascii="TH SarabunIT๙" w:eastAsia="Times New Roman" w:hAnsi="TH SarabunIT๙" w:cs="TH SarabunIT๙"/>
           <w:cs/>
         </w:rPr>
         <w:t>วัน นับถัดจากวันที่ผู้รับจ้างได้รับใบสั่งซื้อ</w:t>
@@ -2608,7 +2633,7 @@
     <w:p>
       <w:pPr>
         <w:rPr>
-          <w:rFonts w:ascii="TH Sarabun New" w:hAnsi="TH Sarabun New" w:cs="TH Sarabun New"/>
+          <w:rFonts w:ascii="TH SarabunIT๙" w:hAnsi="TH SarabunIT๙" w:cs="TH SarabunIT๙"/>
           <w:b/>
           <w:bCs/>
           <w:sz w:val="36"/>
@@ -2617,39 +2642,39 @@
       </w:pPr>
       <w:r>
         <w:rPr>
-          <w:rFonts w:ascii="TH Sarabun New" w:eastAsia="Times New Roman" w:hAnsi="TH Sarabun New" w:cs="TH Sarabun New"/>
+          <w:rFonts w:ascii="TH SarabunIT๙" w:eastAsia="Times New Roman" w:hAnsi="TH SarabunIT๙" w:cs="TH SarabunIT๙"/>
           <w:cs/>
         </w:rPr>
         <w:t>๒. ครบกำหนดส่งมอบวันที่</w:t>
       </w:r>
       <w:r>
         <w:rPr>
-          <w:rFonts w:ascii="TH Sarabun New" w:eastAsia="Times New Roman" w:hAnsi="TH Sarabun New" w:cs="TH Sarabun New"/>
+          <w:rFonts w:ascii="TH SarabunIT๙" w:eastAsia="Times New Roman" w:hAnsi="TH SarabunIT๙" w:cs="TH SarabunIT๙"/>
         </w:rPr>
         <w:t>  ….....</w:t>
       </w:r>
       <w:r>
         <w:rPr>
-          <w:rFonts w:ascii="TH Sarabun New" w:eastAsia="Times New Roman" w:hAnsi="TH Sarabun New" w:cs="TH Sarabun New"/>
+          <w:rFonts w:ascii="TH SarabunIT๙" w:eastAsia="Times New Roman" w:hAnsi="TH SarabunIT๙" w:cs="TH SarabunIT๙"/>
         </w:rPr>
         <w:t>$</w:t>
       </w:r>
       <w:r>
         <w:rPr>
-          <w:rFonts w:ascii="TH Sarabun New" w:eastAsia="Times New Roman" w:hAnsi="TH Sarabun New" w:cs="TH Sarabun New"/>
+          <w:rFonts w:ascii="TH SarabunIT๙" w:eastAsia="Times New Roman" w:hAnsi="TH SarabunIT๙" w:cs="TH SarabunIT๙"/>
         </w:rPr>
         <w:t>{</w:t>
       </w:r>
       <w:proofErr w:type="gramStart"/>
       <w:r>
         <w:rPr>
-          <w:rFonts w:ascii="TH Sarabun New" w:eastAsia="Times New Roman" w:hAnsi="TH Sarabun New" w:cs="TH Sarabun New"/>
+          <w:rFonts w:ascii="TH SarabunIT๙" w:eastAsia="Times New Roman" w:hAnsi="TH SarabunIT๙" w:cs="TH SarabunIT๙"/>
         </w:rPr>
         <w:t>delivery}</w:t>
       </w:r>
       <w:r>
         <w:rPr>
-          <w:rFonts w:ascii="TH Sarabun New" w:eastAsia="Times New Roman" w:hAnsi="TH Sarabun New" w:cs="TH Sarabun New"/>
+          <w:rFonts w:ascii="TH SarabunIT๙" w:eastAsia="Times New Roman" w:hAnsi="TH SarabunIT๙" w:cs="TH SarabunIT๙"/>
         </w:rPr>
         <w:t>...................................</w:t>
       </w:r>
@@ -2658,7 +2683,7 @@
     <w:p>
       <w:pPr>
         <w:rPr>
-          <w:rFonts w:ascii="TH Sarabun New" w:hAnsi="TH Sarabun New" w:cs="TH Sarabun New"/>
+          <w:rFonts w:ascii="TH SarabunIT๙" w:hAnsi="TH SarabunIT๙" w:cs="TH SarabunIT๙"/>
           <w:b/>
           <w:bCs/>
           <w:sz w:val="36"/>
@@ -2667,53 +2692,53 @@
       </w:pPr>
       <w:r>
         <w:rPr>
-          <w:rFonts w:ascii="TH Sarabun New" w:eastAsia="Times New Roman" w:hAnsi="TH Sarabun New" w:cs="TH Sarabun New"/>
+          <w:rFonts w:ascii="TH SarabunIT๙" w:eastAsia="Times New Roman" w:hAnsi="TH SarabunIT๙" w:cs="TH SarabunIT๙"/>
           <w:cs/>
         </w:rPr>
         <w:t>๓</w:t>
       </w:r>
       <w:r>
         <w:rPr>
-          <w:rFonts w:ascii="TH Sarabun New" w:eastAsia="Times New Roman" w:hAnsi="TH Sarabun New" w:cs="TH Sarabun New"/>
+          <w:rFonts w:ascii="TH SarabunIT๙" w:eastAsia="Times New Roman" w:hAnsi="TH SarabunIT๙" w:cs="TH SarabunIT๙"/>
         </w:rPr>
         <w:t xml:space="preserve">. </w:t>
       </w:r>
       <w:r>
         <w:rPr>
-          <w:rFonts w:ascii="TH Sarabun New" w:eastAsia="Times New Roman" w:hAnsi="TH Sarabun New" w:cs="TH Sarabun New"/>
+          <w:rFonts w:ascii="TH SarabunIT๙" w:eastAsia="Times New Roman" w:hAnsi="TH SarabunIT๙" w:cs="TH SarabunIT๙"/>
           <w:cs/>
         </w:rPr>
         <w:t>สถานที่ส่งมอบ</w:t>
       </w:r>
       <w:r>
         <w:rPr>
-          <w:rFonts w:ascii="TH Sarabun New" w:eastAsia="Times New Roman" w:hAnsi="TH Sarabun New" w:cs="TH Sarabun New"/>
+          <w:rFonts w:ascii="TH SarabunIT๙" w:eastAsia="Times New Roman" w:hAnsi="TH SarabunIT๙" w:cs="TH SarabunIT๙"/>
         </w:rPr>
         <w:t> </w:t>
       </w:r>
       <w:r>
         <w:rPr>
-          <w:rFonts w:ascii="TH Sarabun New" w:eastAsia="Times New Roman" w:hAnsi="TH Sarabun New" w:cs="TH Sarabun New"/>
+          <w:rFonts w:ascii="TH SarabunIT๙" w:eastAsia="Times New Roman" w:hAnsi="TH SarabunIT๙" w:cs="TH SarabunIT๙"/>
         </w:rPr>
         <w:t>$</w:t>
       </w:r>
       <w:r>
         <w:rPr>
-          <w:rFonts w:ascii="TH Sarabun New" w:eastAsia="Times New Roman" w:hAnsi="TH Sarabun New" w:cs="TH Sarabun New"/>
+          <w:rFonts w:ascii="TH SarabunIT๙" w:eastAsia="Times New Roman" w:hAnsi="TH SarabunIT๙" w:cs="TH SarabunIT๙"/>
         </w:rPr>
         <w:t>{</w:t>
       </w:r>
       <w:proofErr w:type="spellStart"/>
       <w:r>
         <w:rPr>
-          <w:rFonts w:ascii="TH Sarabun New" w:eastAsia="Times New Roman" w:hAnsi="TH Sarabun New" w:cs="TH Sarabun New"/>
+          <w:rFonts w:ascii="TH SarabunIT๙" w:eastAsia="Times New Roman" w:hAnsi="TH SarabunIT๙" w:cs="TH SarabunIT๙"/>
         </w:rPr>
         <w:t>org_name</w:t>
       </w:r>
       <w:proofErr w:type="spellEnd"/>
       <w:r>
         <w:rPr>
-          <w:rFonts w:ascii="TH Sarabun New" w:eastAsia="Times New Roman" w:hAnsi="TH Sarabun New" w:cs="TH Sarabun New"/>
+          <w:rFonts w:ascii="TH SarabunIT๙" w:eastAsia="Times New Roman" w:hAnsi="TH SarabunIT๙" w:cs="TH SarabunIT๙"/>
         </w:rPr>
         <w:t>}</w:t>
       </w:r>
@@ -2721,7 +2746,7 @@
     <w:p>
       <w:pPr>
         <w:rPr>
-          <w:rFonts w:ascii="TH Sarabun New" w:hAnsi="TH Sarabun New" w:cs="TH Sarabun New"/>
+          <w:rFonts w:ascii="TH SarabunIT๙" w:hAnsi="TH SarabunIT๙" w:cs="TH SarabunIT๙"/>
           <w:b/>
           <w:bCs/>
           <w:sz w:val="36"/>
@@ -2731,40 +2756,40 @@
       </w:pPr>
       <w:r>
         <w:rPr>
-          <w:rFonts w:ascii="TH Sarabun New" w:eastAsia="Times New Roman" w:hAnsi="TH Sarabun New" w:cs="TH Sarabun New"/>
+          <w:rFonts w:ascii="TH SarabunIT๙" w:eastAsia="Times New Roman" w:hAnsi="TH SarabunIT๙" w:cs="TH SarabunIT๙"/>
           <w:cs/>
         </w:rPr>
         <w:t>๔. ระยะเวลารับประกัน</w:t>
       </w:r>
       <w:r>
         <w:rPr>
-          <w:rFonts w:ascii="TH Sarabun New" w:eastAsia="Times New Roman" w:hAnsi="TH Sarabun New" w:cs="TH Sarabun New"/>
+          <w:rFonts w:ascii="TH SarabunIT๙" w:eastAsia="Times New Roman" w:hAnsi="TH SarabunIT๙" w:cs="TH SarabunIT๙"/>
         </w:rPr>
         <w:t>  </w:t>
       </w:r>
       <w:r>
         <w:rPr>
-          <w:rFonts w:ascii="TH Sarabun New" w:eastAsia="Times New Roman" w:hAnsi="TH Sarabun New" w:cs="TH Sarabun New"/>
+          <w:rFonts w:ascii="TH SarabunIT๙" w:eastAsia="Times New Roman" w:hAnsi="TH SarabunIT๙" w:cs="TH SarabunIT๙"/>
         </w:rPr>
         <w:t>$</w:t>
       </w:r>
       <w:r>
         <w:rPr>
-          <w:rFonts w:ascii="TH Sarabun New" w:eastAsia="Times New Roman" w:hAnsi="TH Sarabun New" w:cs="TH Sarabun New"/>
+          <w:rFonts w:ascii="TH SarabunIT๙" w:eastAsia="Times New Roman" w:hAnsi="TH SarabunIT๙" w:cs="TH SarabunIT๙"/>
         </w:rPr>
         <w:t>{</w:t>
       </w:r>
       <w:proofErr w:type="spellStart"/>
       <w:r>
         <w:rPr>
-          <w:rFonts w:ascii="TH Sarabun New" w:eastAsia="Times New Roman" w:hAnsi="TH Sarabun New" w:cs="TH Sarabun New"/>
+          <w:rFonts w:ascii="TH SarabunIT๙" w:eastAsia="Times New Roman" w:hAnsi="TH SarabunIT๙" w:cs="TH SarabunIT๙"/>
         </w:rPr>
         <w:t>deliveryDay</w:t>
       </w:r>
       <w:proofErr w:type="spellEnd"/>
       <w:r>
         <w:rPr>
-          <w:rFonts w:ascii="TH Sarabun New" w:eastAsia="Times New Roman" w:hAnsi="TH Sarabun New" w:cs="TH Sarabun New"/>
+          <w:rFonts w:ascii="TH SarabunIT๙" w:eastAsia="Times New Roman" w:hAnsi="TH SarabunIT๙" w:cs="TH SarabunIT๙"/>
         </w:rPr>
         <w:t>}</w:t>
       </w:r>
@@ -2772,7 +2797,7 @@
     <w:p>
       <w:pPr>
         <w:rPr>
-          <w:rFonts w:ascii="TH Sarabun New" w:hAnsi="TH Sarabun New" w:cs="TH Sarabun New"/>
+          <w:rFonts w:ascii="TH SarabunIT๙" w:hAnsi="TH SarabunIT๙" w:cs="TH SarabunIT๙"/>
           <w:b/>
           <w:bCs/>
           <w:sz w:val="36"/>
@@ -2781,47 +2806,47 @@
       </w:pPr>
       <w:r>
         <w:rPr>
-          <w:rFonts w:ascii="TH Sarabun New" w:eastAsia="Times New Roman" w:hAnsi="TH Sarabun New" w:cs="TH Sarabun New"/>
+          <w:rFonts w:ascii="TH SarabunIT๙" w:eastAsia="Times New Roman" w:hAnsi="TH SarabunIT๙" w:cs="TH SarabunIT๙"/>
           <w:cs/>
         </w:rPr>
         <w:t>๕. สงวนสิทธิ์ค่าปรับกรณีส่งมอบเกินกำหนด โดยคิดค่าปรับเป็นรายวันในอัตราร้อยละ</w:t>
       </w:r>
       <w:r>
         <w:rPr>
-          <w:rFonts w:ascii="TH Sarabun New" w:eastAsia="Times New Roman" w:hAnsi="TH Sarabun New" w:cs="TH Sarabun New"/>
+          <w:rFonts w:ascii="TH SarabunIT๙" w:eastAsia="Times New Roman" w:hAnsi="TH SarabunIT๙" w:cs="TH SarabunIT๙"/>
         </w:rPr>
         <w:t> </w:t>
       </w:r>
       <w:r>
         <w:rPr>
-          <w:rFonts w:ascii="TH Sarabun New" w:eastAsia="Times New Roman" w:hAnsi="TH Sarabun New" w:cs="TH Sarabun New"/>
+          <w:rFonts w:ascii="TH SarabunIT๙" w:eastAsia="Times New Roman" w:hAnsi="TH SarabunIT๙" w:cs="TH SarabunIT๙"/>
           <w:cs/>
         </w:rPr>
         <w:t>๐.๒</w:t>
       </w:r>
       <w:r>
         <w:rPr>
-          <w:rFonts w:ascii="TH Sarabun New" w:eastAsia="Times New Roman" w:hAnsi="TH Sarabun New" w:cs="TH Sarabun New"/>
+          <w:rFonts w:ascii="TH SarabunIT๙" w:eastAsia="Times New Roman" w:hAnsi="TH SarabunIT๙" w:cs="TH SarabunIT๙"/>
         </w:rPr>
         <w:t>  </w:t>
       </w:r>
       <w:r>
         <w:rPr>
-          <w:rFonts w:ascii="TH Sarabun New" w:eastAsia="Times New Roman" w:hAnsi="TH Sarabun New" w:cs="TH Sarabun New"/>
+          <w:rFonts w:ascii="TH SarabunIT๙" w:eastAsia="Times New Roman" w:hAnsi="TH SarabunIT๙" w:cs="TH SarabunIT๙"/>
           <w:cs/>
         </w:rPr>
         <w:t>ของราคาสิ่งของ</w:t>
       </w:r>
       <w:r>
         <w:rPr>
-          <w:rFonts w:ascii="TH Sarabun New" w:eastAsia="Times New Roman" w:hAnsi="TH Sarabun New" w:cs="TH Sarabun New"/>
+          <w:rFonts w:ascii="TH SarabunIT๙" w:eastAsia="Times New Roman" w:hAnsi="TH SarabunIT๙" w:cs="TH SarabunIT๙"/>
         </w:rPr>
         <w:br/>
         <w:t>  </w:t>
       </w:r>
       <w:r>
         <w:rPr>
-          <w:rFonts w:ascii="TH Sarabun New" w:eastAsia="Times New Roman" w:hAnsi="TH Sarabun New" w:cs="TH Sarabun New"/>
+          <w:rFonts w:ascii="TH SarabunIT๙" w:eastAsia="Times New Roman" w:hAnsi="TH SarabunIT๙" w:cs="TH SarabunIT๙"/>
           <w:cs/>
         </w:rPr>
         <w:t>ที่ยังไม่ได้รับมอบแต่จะต้องไม่ต่ำกว่าวันละ ๑๐๐.๐๐ บาท</w:t>
@@ -2830,30 +2855,31 @@
     <w:p>
       <w:pPr>
         <w:rPr>
-          <w:rFonts w:ascii="TH Sarabun New" w:hAnsi="TH Sarabun New" w:cs="TH Sarabun New"/>
+          <w:rFonts w:ascii="TH SarabunIT๙" w:hAnsi="TH SarabunIT๙" w:cs="TH SarabunIT๙"/>
           <w:b/>
           <w:bCs/>
           <w:sz w:val="36"/>
           <w:szCs w:val="36"/>
-        </w:rPr>
-      </w:pPr>
-      <w:r>
-        <w:rPr>
-          <w:rFonts w:ascii="TH Sarabun New" w:eastAsia="Times New Roman" w:hAnsi="TH Sarabun New" w:cs="TH Sarabun New"/>
+          <w:cs/>
+        </w:rPr>
+      </w:pPr>
+      <w:r>
+        <w:rPr>
+          <w:rFonts w:ascii="TH SarabunIT๙" w:eastAsia="Times New Roman" w:hAnsi="TH SarabunIT๙" w:cs="TH SarabunIT๙"/>
           <w:cs/>
         </w:rPr>
         <w:t>๖. ส่วนราชการสงวนสิทธิ์ที่จะไม่รับมอบถ้าปรากฏว่าสินค้านั้นมีลักษณะไม่ตรงตามรายการที่ระบุไว้ในใบสั่งซื้อ กรณีนี้</w:t>
       </w:r>
       <w:r>
         <w:rPr>
-          <w:rFonts w:ascii="TH Sarabun New" w:eastAsia="Times New Roman" w:hAnsi="TH Sarabun New" w:cs="TH Sarabun New"/>
+          <w:rFonts w:ascii="TH SarabunIT๙" w:eastAsia="Times New Roman" w:hAnsi="TH SarabunIT๙" w:cs="TH SarabunIT๙"/>
         </w:rPr>
         <w:br/>
         <w:t>  </w:t>
       </w:r>
       <w:r>
         <w:rPr>
-          <w:rFonts w:ascii="TH Sarabun New" w:eastAsia="Times New Roman" w:hAnsi="TH Sarabun New" w:cs="TH Sarabun New"/>
+          <w:rFonts w:ascii="TH SarabunIT๙" w:eastAsia="Times New Roman" w:hAnsi="TH SarabunIT๙" w:cs="TH SarabunIT๙"/>
           <w:cs/>
         </w:rPr>
         <w:t>ผู้รับจ้างจะต้องดำเนินการเปลี่ยนใหม่ให้ถูกต้องตามใบสั่งซื้อทุกประการ</w:t>
@@ -2861,30 +2887,64 @@
     </w:p>
     <w:p>
       <w:pPr>
-        <w:rPr>
-          <w:rFonts w:ascii="TH Sarabun New" w:hAnsi="TH Sarabun New" w:cs="TH Sarabun New"/>
+        <w:jc w:val="thaiDistribute"/>
+        <w:rPr>
+          <w:rFonts w:ascii="TH SarabunIT๙" w:hAnsi="TH SarabunIT๙" w:cs="TH SarabunIT๙"/>
           <w:b/>
           <w:bCs/>
           <w:sz w:val="36"/>
           <w:szCs w:val="36"/>
         </w:rPr>
       </w:pPr>
-    </w:p>
-    <w:p>
-      <w:pPr>
-        <w:rPr>
-          <w:rFonts w:ascii="TH Sarabun New" w:hAnsi="TH Sarabun New" w:cs="TH Sarabun New"/>
+      <w:r>
+        <w:rPr>
+          <w:rFonts w:ascii="TH SarabunIT๙" w:eastAsia="Times New Roman" w:hAnsi="TH SarabunIT๙" w:cs="TH SarabunIT๙"/>
+          <w:cs/>
+        </w:rPr>
+        <w:t>๗. ผู้กรณีงานจ้าง ผู้จ้างจะต้องไม่เอางานทั้งหมดหรือแต่บางส่วนแห่งสัญญานี้ไปจ้างช่วงอีกทอดหนึ่ง เว้นแต่การจ้างช่วงงานแต่บางส่วนที่ได้รับอนุญาตเป็นหนังสือจากผู้ว่าจ้างแล้ว การที่ผู้ว่าจ้างได้อนุญาตให้จ้างช่วงงานแต่บางส่วนดังกล่าวนั้น ไม่เป็นเหตุให้ ผู้รับจ้างหลุดพ้นจากความรับผิดหรือพันธะหน้าที่ตามสัญญานี้ และผู้รับจ้างจะยังคงต้องรับผิดในความผิดและความประมาทเลินเล่อของผู้รับจ้างช่วง หรือของตัวแทนหรือลูกจ้างของผู้รับจ้างช่วงนั้นทุกประการ กรณีผู้รับจ้างไปจ้างช่วงงานแต่บางส่วนโดยฝ่าฝืนความในวรรคหนึ่ง ผู้รับจ้างต้องชำระค่าปรับให้แก่ผู้ว่าจ้างเป็นจำนวนเงินในอัตราร้อยละ ๑๐</w:t>
+      </w:r>
+      <w:r>
+        <w:rPr>
+          <w:rFonts w:ascii="TH SarabunIT๙" w:eastAsia="Times New Roman" w:hAnsi="TH SarabunIT๙" w:cs="TH SarabunIT๙"/>
+        </w:rPr>
+        <w:t xml:space="preserve"> (</w:t>
+      </w:r>
+      <w:r>
+        <w:rPr>
+          <w:rFonts w:ascii="TH SarabunIT๙" w:eastAsia="Times New Roman" w:hAnsi="TH SarabunIT๙" w:cs="TH SarabunIT๙"/>
+          <w:cs/>
+        </w:rPr>
+        <w:t>สิบ) ของวงเงินของงานที่จ้างช่วงตามสัญญา ทั้งนี้ ไม่ตัดสิทธิผู้ว่าจ้างในการบอกเลิกสัญญา</w:t>
+      </w:r>
+      <w:r>
+        <w:rPr>
+          <w:rFonts w:ascii="TH SarabunIT๙" w:eastAsia="Times New Roman" w:hAnsi="TH SarabunIT๙" w:cs="TH SarabunIT๙"/>
+        </w:rPr>
+        <w:t> </w:t>
+      </w:r>
+    </w:p>
+    <w:p>
+      <w:pPr>
+        <w:rPr>
+          <w:rFonts w:ascii="TH SarabunIT๙" w:hAnsi="TH SarabunIT๙" w:cs="TH SarabunIT๙"/>
           <w:b/>
           <w:bCs/>
           <w:sz w:val="36"/>
           <w:szCs w:val="36"/>
         </w:rPr>
       </w:pPr>
-    </w:p>
-    <w:p>
-      <w:pPr>
-        <w:rPr>
-          <w:rFonts w:ascii="TH Sarabun New" w:hAnsi="TH Sarabun New" w:cs="TH Sarabun New"/>
+      <w:r>
+        <w:rPr>
+          <w:rFonts w:ascii="TH SarabunIT๙" w:eastAsia="Times New Roman" w:hAnsi="TH SarabunIT๙" w:cs="TH SarabunIT๙"/>
+          <w:cs/>
+        </w:rPr>
+        <w:t>๘. การประเมินผลการปฏิบัติงานของผู้ประกอบการ หน่วยงานของรัฐสามารถนำผลการปฏิบัติงานแล้วเสร็จตามสัญญาหรือข้อตกลงของคู่สัญญาเพื่อนำมาประเมินผลการปฏิบัติงานของผู้ประกอบการ</w:t>
+      </w:r>
+    </w:p>
+    <w:p>
+      <w:pPr>
+        <w:rPr>
+          <w:rFonts w:ascii="TH SarabunIT๙" w:hAnsi="TH SarabunIT๙" w:cs="TH SarabunIT๙"/>
           <w:b/>
           <w:bCs/>
           <w:sz w:val="36"/>
@@ -2895,7 +2955,7 @@
     <w:p>
       <w:pPr>
         <w:rPr>
-          <w:rFonts w:ascii="TH Sarabun New" w:hAnsi="TH Sarabun New" w:cs="TH Sarabun New"/>
+          <w:rFonts w:ascii="TH SarabunIT๙" w:hAnsi="TH SarabunIT๙" w:cs="TH SarabunIT๙"/>
           <w:b/>
           <w:bCs/>
           <w:sz w:val="36"/>
@@ -2906,7 +2966,7 @@
     <w:p>
       <w:pPr>
         <w:rPr>
-          <w:rFonts w:ascii="TH Sarabun New" w:hAnsi="TH Sarabun New" w:cs="TH Sarabun New"/>
+          <w:rFonts w:ascii="TH SarabunIT๙" w:hAnsi="TH SarabunIT๙" w:cs="TH SarabunIT๙"/>
           <w:b/>
           <w:bCs/>
           <w:sz w:val="36"/>
@@ -2917,7 +2977,7 @@
     <w:p>
       <w:pPr>
         <w:rPr>
-          <w:rFonts w:ascii="TH Sarabun New" w:hAnsi="TH Sarabun New" w:cs="TH Sarabun New"/>
+          <w:rFonts w:ascii="TH SarabunIT๙" w:hAnsi="TH SarabunIT๙" w:cs="TH SarabunIT๙"/>
           <w:b/>
           <w:bCs/>
           <w:sz w:val="36"/>
@@ -2927,63 +2987,27 @@
     </w:p>
     <w:p>
       <w:pPr>
-        <w:jc w:val="center"/>
-        <w:rPr>
-          <w:rFonts w:ascii="TH Sarabun New" w:hAnsi="TH Sarabun New" w:cs="TH Sarabun New"/>
-          <w:b/>
-          <w:bCs/>
-          <w:sz w:val="32"/>
-          <w:szCs w:val="32"/>
-        </w:rPr>
-      </w:pPr>
-      <w:r>
-        <w:rPr>
-          <w:rFonts w:ascii="TH Sarabun New" w:hAnsi="TH Sarabun New" w:cs="TH Sarabun New"/>
-          <w:b/>
-          <w:bCs/>
-          <w:sz w:val="32"/>
-          <w:szCs w:val="32"/>
-        </w:rPr>
-        <w:t>-</w:t>
-      </w:r>
-      <w:r>
-        <w:rPr>
-          <w:rFonts w:ascii="TH Sarabun New" w:hAnsi="TH Sarabun New" w:cs="TH Sarabun New"/>
-          <w:b/>
-          <w:bCs/>
-          <w:sz w:val="32"/>
-          <w:szCs w:val="32"/>
-          <w:cs/>
-        </w:rPr>
-        <w:t>๒</w:t>
-      </w:r>
-      <w:r>
-        <w:rPr>
-          <w:rFonts w:ascii="TH Sarabun New" w:hAnsi="TH Sarabun New" w:cs="TH Sarabun New"/>
-          <w:b/>
-          <w:bCs/>
-          <w:sz w:val="32"/>
-          <w:szCs w:val="32"/>
-        </w:rPr>
-        <w:t>-</w:t>
-      </w:r>
-    </w:p>
-    <w:p>
-      <w:pPr>
-        <w:rPr>
-          <w:rFonts w:ascii="TH Sarabun New" w:hAnsi="TH Sarabun New" w:cs="TH Sarabun New"/>
+        <w:rPr>
+          <w:rFonts w:ascii="TH SarabunIT๙" w:hAnsi="TH SarabunIT๙" w:cs="TH SarabunIT๙"/>
           <w:b/>
           <w:bCs/>
           <w:sz w:val="36"/>
           <w:szCs w:val="36"/>
         </w:rPr>
       </w:pPr>
-    </w:p>
-    <w:p>
-      <w:pPr>
-        <w:jc w:val="thaiDistribute"/>
-        <w:rPr>
-          <w:rFonts w:ascii="TH Sarabun New" w:hAnsi="TH Sarabun New" w:cs="TH Sarabun New"/>
+      <w:r>
+        <w:rPr>
+          <w:rFonts w:ascii="TH SarabunIT๙" w:eastAsia="Times New Roman" w:hAnsi="TH SarabunIT๙" w:cs="TH SarabunIT๙"/>
+          <w:u w:val="single"/>
+          <w:cs/>
+        </w:rPr>
+        <w:t>หมายเหตุ :</w:t>
+      </w:r>
+    </w:p>
+    <w:p>
+      <w:pPr>
+        <w:rPr>
+          <w:rFonts w:ascii="TH SarabunIT๙" w:hAnsi="TH SarabunIT๙" w:cs="TH SarabunIT๙"/>
           <w:b/>
           <w:bCs/>
           <w:sz w:val="36"/>
@@ -2992,35 +3016,29 @@
       </w:pPr>
       <w:r>
         <w:rPr>
-          <w:rFonts w:ascii="TH Sarabun New" w:eastAsia="Times New Roman" w:hAnsi="TH Sarabun New" w:cs="TH Sarabun New"/>
-          <w:cs/>
-        </w:rPr>
-        <w:t>๗. ผู้กรณีงานจ้าง ผู้จ้างจะต้องไม่เอางานทั้งหมดหรือแต่บางส่วนแห่งสัญญานี้ไปจ้างช่วงอีกทอดหนึ่ง เว้นแต่การจ้างช่วงงานแต่บางส่วนที่ได้รับอนุญาตเป็นหนังสือจากผู้ว่าจ้างแล้ว การที่ผู้ว่าจ้างได้อนุญาตให้จ้างช่วงงานแต่บางส่วนดังกล่าวนั้น ไม่เป็นเหตุให้ ผู้รับจ้างหลุดพ้นจากความรับผิดหรือพันธะหน้าที่ตามสัญญานี้ และผู้รับจ้างจะยังคงต้องรับผิดในความผิดและความประมาทเลินเล่อของผู้รับจ้างช่วง หรือของตัวแทนหรือลูกจ้างของผู้รับจ้างช่วงนั้นทุกประการ กรณีผู้รับจ้างไปจ้างช่วงงานแต่บางส่วนโดยฝ่าฝืนความในวรรคหนึ่ง ผู้รับจ้างต้องชำระค่าปรับให้แก่ผู้ว่าจ้างเป็นจำนวนเงินในอัตราร้อยละ ๑๐</w:t>
-      </w:r>
-      <w:r>
-        <w:rPr>
-          <w:rFonts w:ascii="TH Sarabun New" w:eastAsia="Times New Roman" w:hAnsi="TH Sarabun New" w:cs="TH Sarabun New"/>
-        </w:rPr>
-        <w:t xml:space="preserve"> (</w:t>
-      </w:r>
-      <w:r>
-        <w:rPr>
-          <w:rFonts w:ascii="TH Sarabun New" w:eastAsia="Times New Roman" w:hAnsi="TH Sarabun New" w:cs="TH Sarabun New"/>
-          <w:cs/>
-        </w:rPr>
-        <w:t>สิบ) ของวงเงินของงานที่จ้างช่วงตามสัญญา ทั้งนี้ ไม่ตัดสิทธิผู้ว่าจ้างในการบอกเลิกสัญญา</w:t>
-      </w:r>
-      <w:r>
-        <w:rPr>
-          <w:rFonts w:ascii="TH Sarabun New" w:eastAsia="Times New Roman" w:hAnsi="TH Sarabun New" w:cs="TH Sarabun New"/>
+          <w:rFonts w:ascii="TH SarabunIT๙" w:eastAsia="Times New Roman" w:hAnsi="TH SarabunIT๙" w:cs="TH SarabunIT๙"/>
+          <w:cs/>
+        </w:rPr>
+        <w:t xml:space="preserve">   ๑.</w:t>
+      </w:r>
+      <w:r>
+        <w:rPr>
+          <w:rFonts w:ascii="TH SarabunIT๙" w:eastAsia="Times New Roman" w:hAnsi="TH SarabunIT๙" w:cs="TH SarabunIT๙"/>
         </w:rPr>
         <w:t> </w:t>
       </w:r>
-    </w:p>
-    <w:p>
-      <w:pPr>
-        <w:rPr>
-          <w:rFonts w:ascii="TH Sarabun New" w:hAnsi="TH Sarabun New" w:cs="TH Sarabun New"/>
+      <w:r>
+        <w:rPr>
+          <w:rFonts w:ascii="TH SarabunIT๙" w:eastAsia="Times New Roman" w:hAnsi="TH SarabunIT๙" w:cs="TH SarabunIT๙"/>
+          <w:cs/>
+        </w:rPr>
+        <w:t>การติดอากรแสตมป์ให้เป็นไปตามประมวลกฎหมายรัษฎากร หากต้องการให้ใบสั่งซื้อมีผลตามกฎหมาย</w:t>
+      </w:r>
+    </w:p>
+    <w:p>
+      <w:pPr>
+        <w:rPr>
+          <w:rFonts w:ascii="TH SarabunIT๙" w:hAnsi="TH SarabunIT๙" w:cs="TH SarabunIT๙"/>
           <w:b/>
           <w:bCs/>
           <w:sz w:val="36"/>
@@ -3029,152 +3047,100 @@
       </w:pPr>
       <w:r>
         <w:rPr>
-          <w:rFonts w:ascii="TH Sarabun New" w:eastAsia="Times New Roman" w:hAnsi="TH Sarabun New" w:cs="TH Sarabun New"/>
-          <w:cs/>
-        </w:rPr>
-        <w:t>๘. การประเมินผลการปฏิบัติงานของผู้ประกอบการ หน่วยงานของรัฐสามารถนำผลการปฏิบัติงานแล้วเสร็จตามสัญญาหรือข้อตกลงของคู่สัญญาเพื่อนำมาประเมินผลการปฏิบัติงานของผู้ประกอบการ</w:t>
-      </w:r>
-    </w:p>
-    <w:p>
-      <w:pPr>
-        <w:rPr>
-          <w:rFonts w:ascii="TH Sarabun New" w:hAnsi="TH Sarabun New" w:cs="TH Sarabun New"/>
+          <w:rFonts w:ascii="TH SarabunIT๙" w:eastAsia="Times New Roman" w:hAnsi="TH SarabunIT๙" w:cs="TH SarabunIT๙"/>
+          <w:cs/>
+        </w:rPr>
+        <w:t xml:space="preserve">   ๒.ใบสั่งซื้อสั่งจ้างนี้อ้างอิงตามเลขที่โครงการ</w:t>
+      </w:r>
+      <w:r>
+        <w:rPr>
+          <w:rFonts w:ascii="TH SarabunIT๙" w:eastAsia="Times New Roman" w:hAnsi="TH SarabunIT๙" w:cs="TH SarabunIT๙"/>
+        </w:rPr>
+        <w:t> </w:t>
+      </w:r>
+      <w:r>
+        <w:rPr>
+          <w:rFonts w:ascii="TH SarabunIT๙" w:eastAsia="Times New Roman" w:hAnsi="TH SarabunIT๙" w:cs="TH SarabunIT๙"/>
+          <w:cs/>
+        </w:rPr>
+        <w:t>จัดซื้อจัดจ้าง วัสดุการแพทย์ทั่วไป โดยวิธี เฉพาะเจาะจง</w:t>
+      </w:r>
+    </w:p>
+    <w:p>
+      <w:pPr>
+        <w:rPr>
+          <w:rFonts w:ascii="TH SarabunIT๙" w:hAnsi="TH SarabunIT๙" w:cs="TH SarabunIT๙"/>
+          <w:cs/>
+        </w:rPr>
+      </w:pPr>
+      <w:r>
+        <w:rPr>
+          <w:rFonts w:ascii="TH SarabunIT๙" w:hAnsi="TH SarabunIT๙" w:cs="TH SarabunIT๙"/>
+          <w:cs/>
+        </w:rPr>
+        <w:t xml:space="preserve">      ตามประกาศ โรงพยาบาลสมเด็จพระยุพราชด่านซ้าย </w:t>
+      </w:r>
+      <w:r>
+        <w:rPr>
+          <w:rFonts w:ascii="TH SarabunIT๙" w:hAnsi="TH SarabunIT๙" w:cs="TH SarabunIT๙"/>
+          <w:color w:val="000000" w:themeColor="text1"/>
+          <w:cs/>
+        </w:rPr>
+        <w:t xml:space="preserve">วันที่ </w:t>
+      </w:r>
+      <w:r>
+        <w:rPr>
+          <w:rFonts w:ascii="TH SarabunIT๙" w:hAnsi="TH SarabunIT๙" w:cs="TH SarabunIT๙"/>
+          <w:color w:val="000000" w:themeColor="text1"/>
+        </w:rPr>
+        <w:t>${</w:t>
+      </w:r>
+      <w:proofErr w:type="spellStart"/>
+      <w:r>
+        <w:rPr>
+          <w:rFonts w:ascii="TH SarabunIT๙" w:hAnsi="TH SarabunIT๙" w:cs="TH SarabunIT๙"/>
+          <w:color w:val="000000" w:themeColor="text1"/>
+        </w:rPr>
+        <w:t>pr_date</w:t>
+      </w:r>
+      <w:proofErr w:type="spellEnd"/>
+      <w:r>
+        <w:rPr>
+          <w:rFonts w:ascii="TH SarabunIT๙" w:hAnsi="TH SarabunIT๙" w:cs="TH SarabunIT๙"/>
+          <w:color w:val="000000" w:themeColor="text1"/>
+        </w:rPr>
+        <w:t>}</w:t>
+      </w:r>
+      <w:r>
+        <w:rPr>
+          <w:rFonts w:ascii="TH SarabunIT๙" w:hAnsi="TH SarabunIT๙" w:cs="TH SarabunIT๙"/>
+          <w:color w:val="000000" w:themeColor="text1"/>
+        </w:rPr>
+        <w:t xml:space="preserve"> </w:t>
+      </w:r>
+      <w:r>
+        <w:rPr>
+          <w:rFonts w:ascii="TH SarabunIT๙" w:hAnsi="TH SarabunIT๙" w:cs="TH SarabunIT๙"/>
+          <w:cs/>
+        </w:rPr>
+        <w:t>(ตามวันขอ)</w:t>
+      </w:r>
+    </w:p>
+    <w:p>
+      <w:pPr>
+        <w:rPr>
+          <w:rFonts w:ascii="TH SarabunIT๙" w:hAnsi="TH SarabunIT๙" w:cs="TH SarabunIT๙"/>
           <w:b/>
           <w:bCs/>
           <w:sz w:val="36"/>
           <w:szCs w:val="36"/>
         </w:rPr>
       </w:pPr>
-      <w:r>
-        <w:rPr>
-          <w:rFonts w:ascii="TH Sarabun New" w:eastAsia="Times New Roman" w:hAnsi="TH Sarabun New" w:cs="TH Sarabun New"/>
-          <w:u w:val="single"/>
-          <w:cs/>
-        </w:rPr>
-        <w:t>หมายเหตุ :</w:t>
-      </w:r>
-    </w:p>
-    <w:p>
-      <w:pPr>
-        <w:rPr>
-          <w:rFonts w:ascii="TH Sarabun New" w:hAnsi="TH Sarabun New" w:cs="TH Sarabun New"/>
-          <w:b/>
-          <w:bCs/>
-          <w:sz w:val="36"/>
-          <w:szCs w:val="36"/>
-        </w:rPr>
-      </w:pPr>
-      <w:r>
-        <w:rPr>
-          <w:rFonts w:ascii="TH Sarabun New" w:eastAsia="Times New Roman" w:hAnsi="TH Sarabun New" w:cs="TH Sarabun New"/>
-          <w:cs/>
-        </w:rPr>
-        <w:t xml:space="preserve">   ๑.</w:t>
-      </w:r>
-      <w:r>
-        <w:rPr>
-          <w:rFonts w:ascii="TH Sarabun New" w:eastAsia="Times New Roman" w:hAnsi="TH Sarabun New" w:cs="TH Sarabun New"/>
-        </w:rPr>
-        <w:t> </w:t>
-      </w:r>
-      <w:r>
-        <w:rPr>
-          <w:rFonts w:ascii="TH Sarabun New" w:eastAsia="Times New Roman" w:hAnsi="TH Sarabun New" w:cs="TH Sarabun New"/>
-          <w:cs/>
-        </w:rPr>
-        <w:t>การติดอากรแสตมป์ให้เป็นไปตามประมวลกฎหมายรัษฎากร หากต้องการให้ใบสั่งซื้อมีผลตามกฎหมาย</w:t>
-      </w:r>
-    </w:p>
-    <w:p>
-      <w:pPr>
-        <w:rPr>
-          <w:rFonts w:ascii="TH Sarabun New" w:hAnsi="TH Sarabun New" w:cs="TH Sarabun New"/>
-          <w:b/>
-          <w:bCs/>
-          <w:sz w:val="36"/>
-          <w:szCs w:val="36"/>
-        </w:rPr>
-      </w:pPr>
-      <w:r>
-        <w:rPr>
-          <w:rFonts w:ascii="TH Sarabun New" w:eastAsia="Times New Roman" w:hAnsi="TH Sarabun New" w:cs="TH Sarabun New"/>
-          <w:cs/>
-        </w:rPr>
-        <w:t xml:space="preserve">   ๒.ใบสั่งซื้อสั่งจ้างนี้อ้างอิงตามเลขที่โครงการ</w:t>
-      </w:r>
-      <w:r>
-        <w:rPr>
-          <w:rFonts w:ascii="TH Sarabun New" w:eastAsia="Times New Roman" w:hAnsi="TH Sarabun New" w:cs="TH Sarabun New"/>
-        </w:rPr>
-        <w:t> </w:t>
-      </w:r>
-      <w:r>
-        <w:rPr>
-          <w:rFonts w:ascii="TH Sarabun New" w:eastAsia="Times New Roman" w:hAnsi="TH Sarabun New" w:cs="TH Sarabun New"/>
-        </w:rPr>
-        <w:t>${</w:t>
-      </w:r>
-      <w:proofErr w:type="spellStart"/>
-      <w:r>
-        <w:rPr>
-          <w:rFonts w:ascii="TH Sarabun New" w:eastAsia="Times New Roman" w:hAnsi="TH Sarabun New" w:cs="TH Sarabun New"/>
-        </w:rPr>
-        <w:t>project_id</w:t>
-      </w:r>
-      <w:proofErr w:type="spellEnd"/>
-      <w:r>
-        <w:rPr>
-          <w:rFonts w:ascii="TH Sarabun New" w:eastAsia="Times New Roman" w:hAnsi="TH Sarabun New" w:cs="TH Sarabun New"/>
-        </w:rPr>
-        <w:t>}</w:t>
-      </w:r>
-      <w:r>
-        <w:rPr>
-          <w:rFonts w:ascii="TH Sarabun New" w:eastAsia="Times New Roman" w:hAnsi="TH Sarabun New" w:cs="TH Sarabun New"/>
-        </w:rPr>
-        <w:t> </w:t>
-      </w:r>
-      <w:r>
-        <w:rPr>
-          <w:rFonts w:ascii="TH Sarabun New" w:eastAsia="Times New Roman" w:hAnsi="TH Sarabun New" w:cs="TH Sarabun New"/>
-          <w:cs/>
-        </w:rPr>
-        <w:t>ตามประกาศ</w:t>
-      </w:r>
-      <w:r>
-        <w:rPr>
-          <w:rFonts w:ascii="TH Sarabun New" w:eastAsia="Times New Roman" w:hAnsi="TH Sarabun New" w:cs="TH Sarabun New"/>
-        </w:rPr>
-        <w:t> </w:t>
-      </w:r>
-      <w:r>
-        <w:rPr>
-          <w:rFonts w:ascii="TH Sarabun New" w:eastAsia="Times New Roman" w:hAnsi="TH Sarabun New" w:cs="TH Sarabun New"/>
-        </w:rPr>
-        <w:t>$</w:t>
-      </w:r>
-      <w:r>
-        <w:rPr>
-          <w:rFonts w:ascii="TH Sarabun New" w:eastAsia="Times New Roman" w:hAnsi="TH Sarabun New" w:cs="TH Sarabun New"/>
-        </w:rPr>
-        <w:t>{…………………………………………}</w:t>
-      </w:r>
-    </w:p>
-    <w:p>
-      <w:pPr>
-        <w:rPr>
-          <w:rFonts w:ascii="TH Sarabun New" w:hAnsi="TH Sarabun New" w:cs="TH Sarabun New"/>
-          <w:b/>
-          <w:bCs/>
-          <w:sz w:val="36"/>
-          <w:szCs w:val="36"/>
-        </w:rPr>
-      </w:pPr>
-    </w:p>
-    <w:p>
-      <w:pPr>
-        <w:rPr>
-          <w:rFonts w:ascii="TH Sarabun New" w:eastAsia="Times New Roman" w:hAnsi="TH Sarabun New" w:cs="TH Sarabun New"/>
+    </w:p>
+    <w:p>
+      <w:pPr>
+        <w:rPr>
+          <w:rFonts w:ascii="TH SarabunIT๙" w:eastAsia="Times New Roman" w:hAnsi="TH SarabunIT๙" w:cs="TH SarabunIT๙"/>
           <w:vanish/>
         </w:rPr>
       </w:pPr>
@@ -3182,12 +3148,12 @@
     <w:p>
       <w:pPr>
         <w:rPr>
-          <w:rFonts w:ascii="TH Sarabun New" w:hAnsi="TH Sarabun New" w:cs="TH Sarabun New"/>
-        </w:rPr>
-      </w:pPr>
-      <w:r>
-        <w:rPr>
-          <w:rFonts w:ascii="TH Sarabun New" w:hAnsi="TH Sarabun New" w:cs="TH Sarabun New"/>
+          <w:rFonts w:ascii="TH SarabunIT๙" w:hAnsi="TH SarabunIT๙" w:cs="TH SarabunIT๙"/>
+        </w:rPr>
+      </w:pPr>
+      <w:r>
+        <w:rPr>
+          <w:rFonts w:ascii="TH SarabunIT๙" w:hAnsi="TH SarabunIT๙" w:cs="TH SarabunIT๙"/>
           <w:sz w:val="32"/>
           <w:szCs w:val="32"/>
           <w:cs/>
@@ -3196,7 +3162,7 @@
       </w:r>
       <w:r>
         <w:rPr>
-          <w:rFonts w:ascii="TH Sarabun New" w:hAnsi="TH Sarabun New" w:cs="TH Sarabun New"/>
+          <w:rFonts w:ascii="TH SarabunIT๙" w:hAnsi="TH SarabunIT๙" w:cs="TH SarabunIT๙"/>
           <w:sz w:val="32"/>
           <w:szCs w:val="32"/>
           <w:cs/>
@@ -3205,7 +3171,7 @@
       </w:r>
       <w:r>
         <w:rPr>
-          <w:rFonts w:ascii="TH Sarabun New" w:hAnsi="TH Sarabun New" w:cs="TH Sarabun New"/>
+          <w:rFonts w:ascii="TH SarabunIT๙" w:hAnsi="TH SarabunIT๙" w:cs="TH SarabunIT๙"/>
           <w:sz w:val="32"/>
           <w:szCs w:val="32"/>
           <w:cs/>
@@ -3214,7 +3180,7 @@
       </w:r>
       <w:r>
         <w:rPr>
-          <w:rFonts w:ascii="TH Sarabun New" w:hAnsi="TH Sarabun New" w:cs="TH Sarabun New"/>
+          <w:rFonts w:ascii="TH SarabunIT๙" w:hAnsi="TH SarabunIT๙" w:cs="TH SarabunIT๙"/>
           <w:sz w:val="32"/>
           <w:szCs w:val="32"/>
           <w:cs/>
@@ -3223,7 +3189,7 @@
       </w:r>
       <w:r>
         <w:rPr>
-          <w:rFonts w:ascii="TH Sarabun New" w:hAnsi="TH Sarabun New" w:cs="TH Sarabun New"/>
+          <w:rFonts w:ascii="TH SarabunIT๙" w:hAnsi="TH SarabunIT๙" w:cs="TH SarabunIT๙"/>
           <w:sz w:val="32"/>
           <w:szCs w:val="32"/>
           <w:cs/>
@@ -3232,7 +3198,7 @@
       </w:r>
       <w:r>
         <w:rPr>
-          <w:rFonts w:ascii="TH Sarabun New" w:hAnsi="TH Sarabun New" w:cs="TH Sarabun New"/>
+          <w:rFonts w:ascii="TH SarabunIT๙" w:hAnsi="TH SarabunIT๙" w:cs="TH SarabunIT๙"/>
           <w:sz w:val="32"/>
           <w:szCs w:val="32"/>
           <w:cs/>
@@ -3241,7 +3207,7 @@
       </w:r>
       <w:r>
         <w:rPr>
-          <w:rFonts w:ascii="TH Sarabun New" w:hAnsi="TH Sarabun New" w:cs="TH Sarabun New"/>
+          <w:rFonts w:ascii="TH SarabunIT๙" w:hAnsi="TH SarabunIT๙" w:cs="TH SarabunIT๙"/>
           <w:cs/>
         </w:rPr>
         <w:t>ลงชื่อ.....................................................ผู้สั่งซื้อ/จ้าง</w:t>
@@ -3250,47 +3216,47 @@
     <w:p>
       <w:pPr>
         <w:rPr>
-          <w:rFonts w:ascii="TH Sarabun New" w:hAnsi="TH Sarabun New" w:cs="TH Sarabun New"/>
-        </w:rPr>
-      </w:pPr>
-      <w:r>
-        <w:rPr>
-          <w:rFonts w:ascii="TH Sarabun New" w:hAnsi="TH Sarabun New" w:cs="TH Sarabun New"/>
-          <w:cs/>
-        </w:rPr>
-        <w:tab/>
-      </w:r>
-      <w:r>
-        <w:rPr>
-          <w:rFonts w:ascii="TH Sarabun New" w:hAnsi="TH Sarabun New" w:cs="TH Sarabun New"/>
-          <w:cs/>
-        </w:rPr>
-        <w:tab/>
-      </w:r>
-      <w:r>
-        <w:rPr>
-          <w:rFonts w:ascii="TH Sarabun New" w:hAnsi="TH Sarabun New" w:cs="TH Sarabun New"/>
-          <w:cs/>
-        </w:rPr>
-        <w:tab/>
-      </w:r>
-      <w:r>
-        <w:rPr>
-          <w:rFonts w:ascii="TH Sarabun New" w:hAnsi="TH Sarabun New" w:cs="TH Sarabun New"/>
-          <w:cs/>
-        </w:rPr>
-        <w:tab/>
-      </w:r>
-      <w:r>
-        <w:rPr>
-          <w:rFonts w:ascii="TH Sarabun New" w:hAnsi="TH Sarabun New" w:cs="TH Sarabun New"/>
-          <w:cs/>
-        </w:rPr>
-        <w:tab/>
-      </w:r>
-      <w:r>
-        <w:rPr>
-          <w:rFonts w:ascii="TH Sarabun New" w:hAnsi="TH Sarabun New" w:cs="TH Sarabun New"/>
+          <w:rFonts w:ascii="TH SarabunIT๙" w:hAnsi="TH SarabunIT๙" w:cs="TH SarabunIT๙"/>
+        </w:rPr>
+      </w:pPr>
+      <w:r>
+        <w:rPr>
+          <w:rFonts w:ascii="TH SarabunIT๙" w:hAnsi="TH SarabunIT๙" w:cs="TH SarabunIT๙"/>
+          <w:cs/>
+        </w:rPr>
+        <w:tab/>
+      </w:r>
+      <w:r>
+        <w:rPr>
+          <w:rFonts w:ascii="TH SarabunIT๙" w:hAnsi="TH SarabunIT๙" w:cs="TH SarabunIT๙"/>
+          <w:cs/>
+        </w:rPr>
+        <w:tab/>
+      </w:r>
+      <w:r>
+        <w:rPr>
+          <w:rFonts w:ascii="TH SarabunIT๙" w:hAnsi="TH SarabunIT๙" w:cs="TH SarabunIT๙"/>
+          <w:cs/>
+        </w:rPr>
+        <w:tab/>
+      </w:r>
+      <w:r>
+        <w:rPr>
+          <w:rFonts w:ascii="TH SarabunIT๙" w:hAnsi="TH SarabunIT๙" w:cs="TH SarabunIT๙"/>
+          <w:cs/>
+        </w:rPr>
+        <w:tab/>
+      </w:r>
+      <w:r>
+        <w:rPr>
+          <w:rFonts w:ascii="TH SarabunIT๙" w:hAnsi="TH SarabunIT๙" w:cs="TH SarabunIT๙"/>
+          <w:cs/>
+        </w:rPr>
+        <w:tab/>
+      </w:r>
+      <w:r>
+        <w:rPr>
+          <w:rFonts w:ascii="TH SarabunIT๙" w:hAnsi="TH SarabunIT๙" w:cs="TH SarabunIT๙"/>
           <w:cs/>
         </w:rPr>
         <w:tab/>
@@ -3298,33 +3264,33 @@
       </w:r>
       <w:r>
         <w:rPr>
-          <w:rFonts w:ascii="TH Sarabun New" w:hAnsi="TH Sarabun New" w:cs="TH Sarabun New"/>
+          <w:rFonts w:ascii="TH SarabunIT๙" w:hAnsi="TH SarabunIT๙" w:cs="TH SarabunIT๙"/>
         </w:rPr>
         <w:t>$</w:t>
       </w:r>
       <w:r>
         <w:rPr>
-          <w:rFonts w:ascii="TH Sarabun New" w:hAnsi="TH Sarabun New" w:cs="TH Sarabun New"/>
+          <w:rFonts w:ascii="TH SarabunIT๙" w:hAnsi="TH SarabunIT๙" w:cs="TH SarabunIT๙"/>
         </w:rPr>
         <w:t>{</w:t>
       </w:r>
       <w:proofErr w:type="spellStart"/>
       <w:r>
         <w:rPr>
-          <w:rFonts w:ascii="TH Sarabun New" w:hAnsi="TH Sarabun New" w:cs="TH Sarabun New"/>
+          <w:rFonts w:ascii="TH SarabunIT๙" w:hAnsi="TH SarabunIT๙" w:cs="TH SarabunIT๙"/>
         </w:rPr>
         <w:t>director_fullname</w:t>
       </w:r>
       <w:proofErr w:type="spellEnd"/>
       <w:r>
         <w:rPr>
-          <w:rFonts w:ascii="TH Sarabun New" w:hAnsi="TH Sarabun New" w:cs="TH Sarabun New"/>
+          <w:rFonts w:ascii="TH SarabunIT๙" w:hAnsi="TH SarabunIT๙" w:cs="TH SarabunIT๙"/>
         </w:rPr>
         <w:t>}</w:t>
       </w:r>
       <w:r>
         <w:rPr>
-          <w:rFonts w:ascii="TH Sarabun New" w:hAnsi="TH Sarabun New" w:cs="TH Sarabun New"/>
+          <w:rFonts w:ascii="TH SarabunIT๙" w:hAnsi="TH SarabunIT๙" w:cs="TH SarabunIT๙"/>
           <w:cs/>
         </w:rPr>
         <w:t>)</w:t>
@@ -3333,75 +3299,88 @@
     <w:p>
       <w:pPr>
         <w:rPr>
-          <w:rFonts w:ascii="TH Sarabun New" w:hAnsi="TH Sarabun New" w:cs="TH Sarabun New"/>
-        </w:rPr>
-      </w:pPr>
-      <w:r>
-        <w:rPr>
-          <w:rFonts w:ascii="TH Sarabun New" w:hAnsi="TH Sarabun New" w:cs="TH Sarabun New"/>
-          <w:cs/>
-        </w:rPr>
-        <w:tab/>
-      </w:r>
-      <w:r>
-        <w:rPr>
-          <w:rFonts w:ascii="TH Sarabun New" w:hAnsi="TH Sarabun New" w:cs="TH Sarabun New"/>
-          <w:cs/>
-        </w:rPr>
-        <w:tab/>
-      </w:r>
-      <w:r>
-        <w:rPr>
-          <w:rFonts w:ascii="TH Sarabun New" w:hAnsi="TH Sarabun New" w:cs="TH Sarabun New"/>
-          <w:cs/>
-        </w:rPr>
-        <w:tab/>
-      </w:r>
-      <w:r>
-        <w:rPr>
-          <w:rFonts w:ascii="TH Sarabun New" w:hAnsi="TH Sarabun New" w:cs="TH Sarabun New"/>
-          <w:cs/>
-        </w:rPr>
-        <w:tab/>
-      </w:r>
-      <w:r>
-        <w:rPr>
-          <w:rFonts w:ascii="TH Sarabun New" w:hAnsi="TH Sarabun New" w:cs="TH Sarabun New"/>
-          <w:cs/>
-        </w:rPr>
-        <w:tab/>
-      </w:r>
-      <w:r>
-        <w:rPr>
-          <w:rFonts w:ascii="TH Sarabun New" w:hAnsi="TH Sarabun New" w:cs="TH Sarabun New"/>
-          <w:cs/>
-        </w:rPr>
-        <w:tab/>
+          <w:rFonts w:ascii="TH SarabunIT๙" w:hAnsi="TH SarabunIT๙" w:cs="TH SarabunIT๙"/>
+        </w:rPr>
+      </w:pPr>
+      <w:r>
+        <w:rPr>
+          <w:rFonts w:ascii="TH SarabunIT๙" w:hAnsi="TH SarabunIT๙" w:cs="TH SarabunIT๙"/>
+          <w:cs/>
+        </w:rPr>
+        <w:tab/>
+      </w:r>
+      <w:r>
+        <w:rPr>
+          <w:rFonts w:ascii="TH SarabunIT๙" w:hAnsi="TH SarabunIT๙" w:cs="TH SarabunIT๙"/>
+          <w:cs/>
+        </w:rPr>
+        <w:tab/>
+      </w:r>
+      <w:r>
+        <w:rPr>
+          <w:rFonts w:ascii="TH SarabunIT๙" w:hAnsi="TH SarabunIT๙" w:cs="TH SarabunIT๙"/>
+          <w:cs/>
+        </w:rPr>
+        <w:tab/>
+      </w:r>
+      <w:r>
+        <w:rPr>
+          <w:rFonts w:ascii="TH SarabunIT๙" w:hAnsi="TH SarabunIT๙" w:cs="TH SarabunIT๙"/>
+          <w:cs/>
+        </w:rPr>
+        <w:tab/>
+      </w:r>
+      <w:r>
+        <w:rPr>
+          <w:rFonts w:ascii="TH SarabunIT๙" w:hAnsi="TH SarabunIT๙" w:cs="TH SarabunIT๙"/>
+          <w:cs/>
+        </w:rPr>
+        <w:tab/>
+      </w:r>
+      <w:r>
+        <w:rPr>
+          <w:rFonts w:ascii="TH SarabunIT๙" w:hAnsi="TH SarabunIT๙" w:cs="TH SarabunIT๙"/>
+          <w:cs/>
+        </w:rPr>
+        <w:tab/>
+      </w:r>
+      <w:r>
+        <w:rPr>
+          <w:rFonts w:ascii="TH SarabunIT๙" w:hAnsi="TH SarabunIT๙" w:cs="TH SarabunIT๙"/>
+          <w:cs/>
+        </w:rPr>
+        <w:t xml:space="preserve">  </w:t>
+      </w:r>
+      <w:r>
+        <w:rPr>
+          <w:rFonts w:ascii="TH SarabunIT๙" w:hAnsi="TH SarabunIT๙" w:cs="TH SarabunIT๙"/>
+          <w:cs/>
+        </w:rPr>
         <w:t>ตำแหน่ง ผู้อำนวยการ</w:t>
       </w:r>
       <w:r>
         <w:rPr>
-          <w:rFonts w:ascii="TH Sarabun New" w:hAnsi="TH Sarabun New" w:cs="TH Sarabun New"/>
+          <w:rFonts w:ascii="TH SarabunIT๙" w:hAnsi="TH SarabunIT๙" w:cs="TH SarabunIT๙"/>
         </w:rPr>
         <w:t>$</w:t>
       </w:r>
       <w:r>
         <w:rPr>
-          <w:rFonts w:ascii="TH Sarabun New" w:hAnsi="TH Sarabun New" w:cs="TH Sarabun New"/>
+          <w:rFonts w:ascii="TH SarabunIT๙" w:hAnsi="TH SarabunIT๙" w:cs="TH SarabunIT๙"/>
         </w:rPr>
         <w:t>{</w:t>
       </w:r>
       <w:proofErr w:type="spellStart"/>
       <w:r>
         <w:rPr>
-          <w:rFonts w:ascii="TH Sarabun New" w:hAnsi="TH Sarabun New" w:cs="TH Sarabun New"/>
+          <w:rFonts w:ascii="TH SarabunIT๙" w:hAnsi="TH SarabunIT๙" w:cs="TH SarabunIT๙"/>
         </w:rPr>
         <w:t>org_name</w:t>
       </w:r>
       <w:proofErr w:type="spellEnd"/>
       <w:r>
         <w:rPr>
-          <w:rFonts w:ascii="TH Sarabun New" w:hAnsi="TH Sarabun New" w:cs="TH Sarabun New"/>
+          <w:rFonts w:ascii="TH SarabunIT๙" w:hAnsi="TH SarabunIT๙" w:cs="TH SarabunIT๙"/>
         </w:rPr>
         <w:t>}</w:t>
       </w:r>
@@ -3409,79 +3388,141 @@
     <w:p>
       <w:pPr>
         <w:rPr>
-          <w:rFonts w:ascii="TH Sarabun New" w:hAnsi="TH Sarabun New" w:cs="TH Sarabun New"/>
-          <w:cs/>
-        </w:rPr>
-      </w:pPr>
-      <w:r>
-        <w:rPr>
-          <w:rFonts w:ascii="TH Sarabun New" w:hAnsi="TH Sarabun New" w:cs="TH Sarabun New"/>
-          <w:cs/>
-        </w:rPr>
-        <w:t xml:space="preserve">                                                                                    ปฏิบัติราชการแทน ปลัดกระทรวงสาธารณสุข</w:t>
-      </w:r>
-    </w:p>
-    <w:p>
-      <w:pPr>
-        <w:rPr>
-          <w:rFonts w:ascii="TH Sarabun New" w:hAnsi="TH Sarabun New" w:cs="TH Sarabun New"/>
-        </w:rPr>
-      </w:pPr>
-      <w:r>
-        <w:rPr>
-          <w:rFonts w:ascii="TH Sarabun New" w:hAnsi="TH Sarabun New" w:cs="TH Sarabun New"/>
-          <w:cs/>
-        </w:rPr>
-        <w:tab/>
-      </w:r>
-      <w:r>
-        <w:rPr>
-          <w:rFonts w:ascii="TH Sarabun New" w:hAnsi="TH Sarabun New" w:cs="TH Sarabun New"/>
-          <w:cs/>
-        </w:rPr>
-        <w:tab/>
-      </w:r>
-      <w:r>
-        <w:rPr>
-          <w:rFonts w:ascii="TH Sarabun New" w:hAnsi="TH Sarabun New" w:cs="TH Sarabun New"/>
-          <w:cs/>
-        </w:rPr>
-        <w:tab/>
-      </w:r>
-      <w:r>
-        <w:rPr>
-          <w:rFonts w:ascii="TH Sarabun New" w:hAnsi="TH Sarabun New" w:cs="TH Sarabun New"/>
-          <w:cs/>
-        </w:rPr>
-        <w:tab/>
-      </w:r>
-      <w:r>
-        <w:rPr>
-          <w:rFonts w:ascii="TH Sarabun New" w:hAnsi="TH Sarabun New" w:cs="TH Sarabun New"/>
-          <w:cs/>
-        </w:rPr>
-        <w:tab/>
-      </w:r>
-      <w:r>
-        <w:rPr>
-          <w:rFonts w:ascii="TH Sarabun New" w:hAnsi="TH Sarabun New" w:cs="TH Sarabun New"/>
-          <w:cs/>
-        </w:rPr>
-        <w:tab/>
-        <w:t>วันที่............. เดือน ...........................พ.ศ. ...............</w:t>
-      </w:r>
-    </w:p>
-    <w:p>
-      <w:pPr>
-        <w:rPr>
-          <w:rFonts w:ascii="TH Sarabun New" w:hAnsi="TH Sarabun New" w:cs="TH Sarabun New"/>
-        </w:rPr>
-      </w:pPr>
-    </w:p>
-    <w:p>
-      <w:pPr>
-        <w:rPr>
-          <w:rFonts w:ascii="TH Sarabun New" w:hAnsi="TH Sarabun New" w:cs="TH Sarabun New"/>
+          <w:rFonts w:ascii="TH SarabunIT๙" w:hAnsi="TH SarabunIT๙" w:cs="TH SarabunIT๙" w:hint="cs"/>
+        </w:rPr>
+      </w:pPr>
+      <w:r>
+        <w:rPr>
+          <w:rFonts w:ascii="TH SarabunIT๙" w:hAnsi="TH SarabunIT๙" w:cs="TH SarabunIT๙"/>
+          <w:cs/>
+        </w:rPr>
+        <w:t xml:space="preserve">                                                    </w:t>
+      </w:r>
+      <w:r>
+        <w:rPr>
+          <w:rFonts w:ascii="TH SarabunIT๙" w:hAnsi="TH SarabunIT๙" w:cs="TH SarabunIT๙"/>
+          <w:cs/>
+        </w:rPr>
+        <w:t xml:space="preserve">                    </w:t>
+      </w:r>
+      <w:r>
+        <w:rPr>
+          <w:rFonts w:ascii="TH SarabunIT๙" w:hAnsi="TH SarabunIT๙" w:cs="TH SarabunIT๙"/>
+          <w:cs/>
+        </w:rPr>
+        <w:t xml:space="preserve">ปฏิบัติราชการแทน </w:t>
+      </w:r>
+      <w:r>
+        <w:rPr>
+          <w:rFonts w:ascii="TH SarabunIT๙" w:hAnsi="TH SarabunIT๙" w:cs="TH SarabunIT๙"/>
+          <w:cs/>
+        </w:rPr>
+        <w:t>ผู้ว่าราชการจังหวั</w:t>
+      </w:r>
+      <w:r>
+        <w:rPr>
+          <w:rFonts w:ascii="TH SarabunIT๙" w:hAnsi="TH SarabunIT๙" w:cs="TH SarabunIT๙" w:hint="cs"/>
+          <w:cs/>
+        </w:rPr>
+        <w:t>ด</w:t>
+      </w:r>
+      <w:r>
+        <w:rPr>
+          <w:rFonts w:ascii="TH SarabunIT๙" w:hAnsi="TH SarabunIT๙" w:cs="TH SarabunIT๙"/>
+        </w:rPr>
+        <w:t>${province}</w:t>
+      </w:r>
+    </w:p>
+    <w:p>
+      <w:pPr>
+        <w:rPr>
+          <w:rFonts w:ascii="TH SarabunIT๙" w:hAnsi="TH SarabunIT๙" w:cs="TH SarabunIT๙"/>
+          <w:cs/>
+        </w:rPr>
+      </w:pPr>
+      <w:r>
+        <w:rPr>
+          <w:rFonts w:ascii="TH SarabunIT๙" w:hAnsi="TH SarabunIT๙" w:cs="TH SarabunIT๙"/>
+          <w:cs/>
+        </w:rPr>
+        <w:tab/>
+      </w:r>
+      <w:r>
+        <w:rPr>
+          <w:rFonts w:ascii="TH SarabunIT๙" w:hAnsi="TH SarabunIT๙" w:cs="TH SarabunIT๙"/>
+          <w:cs/>
+        </w:rPr>
+        <w:tab/>
+      </w:r>
+      <w:r>
+        <w:rPr>
+          <w:rFonts w:ascii="TH SarabunIT๙" w:hAnsi="TH SarabunIT๙" w:cs="TH SarabunIT๙"/>
+          <w:cs/>
+        </w:rPr>
+        <w:tab/>
+      </w:r>
+      <w:r>
+        <w:rPr>
+          <w:rFonts w:ascii="TH SarabunIT๙" w:hAnsi="TH SarabunIT๙" w:cs="TH SarabunIT๙"/>
+          <w:cs/>
+        </w:rPr>
+        <w:tab/>
+      </w:r>
+      <w:r>
+        <w:rPr>
+          <w:rFonts w:ascii="TH SarabunIT๙" w:hAnsi="TH SarabunIT๙" w:cs="TH SarabunIT๙"/>
+          <w:cs/>
+        </w:rPr>
+        <w:tab/>
+      </w:r>
+      <w:r>
+        <w:rPr>
+          <w:rFonts w:ascii="TH SarabunIT๙" w:hAnsi="TH SarabunIT๙" w:cs="TH SarabunIT๙"/>
+          <w:cs/>
+        </w:rPr>
+        <w:tab/>
+      </w:r>
+      <w:r>
+        <w:rPr>
+          <w:rFonts w:ascii="TH SarabunIT๙" w:hAnsi="TH SarabunIT๙" w:cs="TH SarabunIT๙"/>
+        </w:rPr>
+        <w:t xml:space="preserve">                 </w:t>
+      </w:r>
+      <w:r>
+        <w:rPr>
+          <w:rFonts w:ascii="TH SarabunIT๙" w:hAnsi="TH SarabunIT๙" w:cs="TH SarabunIT๙"/>
+          <w:color w:val="000000" w:themeColor="text1"/>
+        </w:rPr>
+        <w:t>${</w:t>
+      </w:r>
+      <w:proofErr w:type="spellStart"/>
+      <w:r>
+        <w:rPr>
+          <w:rFonts w:ascii="TH SarabunIT๙" w:hAnsi="TH SarabunIT๙" w:cs="TH SarabunIT๙"/>
+          <w:color w:val="000000" w:themeColor="text1"/>
+        </w:rPr>
+        <w:t>pr_date</w:t>
+      </w:r>
+      <w:proofErr w:type="spellEnd"/>
+      <w:r>
+        <w:rPr>
+          <w:rFonts w:ascii="TH SarabunIT๙" w:hAnsi="TH SarabunIT๙" w:cs="TH SarabunIT๙"/>
+          <w:color w:val="000000" w:themeColor="text1"/>
+        </w:rPr>
+        <w:t xml:space="preserve">} </w:t>
+      </w:r>
+    </w:p>
+    <w:p>
+      <w:pPr>
+        <w:rPr>
+          <w:rFonts w:ascii="TH SarabunIT๙" w:hAnsi="TH SarabunIT๙" w:cs="TH SarabunIT๙"/>
+        </w:rPr>
+      </w:pPr>
+    </w:p>
+    <w:p>
+      <w:pPr>
+        <w:rPr>
+          <w:rFonts w:ascii="TH SarabunIT๙" w:hAnsi="TH SarabunIT๙" w:cs="TH SarabunIT๙"/>
           <w:cs/>
         </w:rPr>
       </w:pPr>
@@ -3490,12 +3531,12 @@
       <w:pPr>
         <w:ind w:left="4320"/>
         <w:rPr>
-          <w:rFonts w:ascii="TH Sarabun New" w:hAnsi="TH Sarabun New" w:cs="TH Sarabun New"/>
-        </w:rPr>
-      </w:pPr>
-      <w:r>
-        <w:rPr>
-          <w:rFonts w:ascii="TH Sarabun New" w:hAnsi="TH Sarabun New" w:cs="TH Sarabun New"/>
+          <w:rFonts w:ascii="TH SarabunIT๙" w:hAnsi="TH SarabunIT๙" w:cs="TH SarabunIT๙"/>
+        </w:rPr>
+      </w:pPr>
+      <w:r>
+        <w:rPr>
+          <w:rFonts w:ascii="TH SarabunIT๙" w:hAnsi="TH SarabunIT๙" w:cs="TH SarabunIT๙"/>
           <w:cs/>
         </w:rPr>
         <w:t>ลงชื่อ.....................................................ผู้รับใบสั่งซื้อ/จ้าง</w:t>
@@ -3504,164 +3545,195 @@
     <w:p>
       <w:pPr>
         <w:rPr>
-          <w:rFonts w:ascii="TH Sarabun New" w:hAnsi="TH Sarabun New" w:cs="TH Sarabun New"/>
-        </w:rPr>
-      </w:pPr>
-      <w:r>
-        <w:rPr>
-          <w:rFonts w:ascii="TH Sarabun New" w:hAnsi="TH Sarabun New" w:cs="TH Sarabun New"/>
+          <w:rFonts w:ascii="TH SarabunIT๙" w:hAnsi="TH SarabunIT๙" w:cs="TH SarabunIT๙"/>
+          <w:color w:val="FF0000"/>
+          <w:cs/>
+        </w:rPr>
+      </w:pPr>
+      <w:r>
+        <w:rPr>
+          <w:rFonts w:ascii="TH SarabunIT๙" w:hAnsi="TH SarabunIT๙" w:cs="TH SarabunIT๙"/>
           <w:cs/>
         </w:rPr>
         <w:t xml:space="preserve">      </w:t>
       </w:r>
       <w:r>
         <w:rPr>
-          <w:rFonts w:ascii="TH Sarabun New" w:hAnsi="TH Sarabun New" w:cs="TH Sarabun New"/>
-          <w:cs/>
-        </w:rPr>
-        <w:tab/>
-      </w:r>
-      <w:r>
-        <w:rPr>
-          <w:rFonts w:ascii="TH Sarabun New" w:hAnsi="TH Sarabun New" w:cs="TH Sarabun New"/>
-          <w:cs/>
-        </w:rPr>
-        <w:tab/>
-      </w:r>
-      <w:r>
-        <w:rPr>
-          <w:rFonts w:ascii="TH Sarabun New" w:hAnsi="TH Sarabun New" w:cs="TH Sarabun New"/>
-          <w:cs/>
-        </w:rPr>
-        <w:tab/>
-      </w:r>
-      <w:r>
-        <w:rPr>
-          <w:rFonts w:ascii="TH Sarabun New" w:hAnsi="TH Sarabun New" w:cs="TH Sarabun New"/>
-          <w:cs/>
-        </w:rPr>
-        <w:tab/>
-      </w:r>
-      <w:r>
-        <w:rPr>
-          <w:rFonts w:ascii="TH Sarabun New" w:hAnsi="TH Sarabun New" w:cs="TH Sarabun New"/>
-          <w:cs/>
-        </w:rPr>
-        <w:tab/>
-      </w:r>
-      <w:r>
-        <w:rPr>
-          <w:rFonts w:ascii="TH Sarabun New" w:hAnsi="TH Sarabun New" w:cs="TH Sarabun New"/>
-          <w:cs/>
-        </w:rPr>
-        <w:tab/>
-        <w:t xml:space="preserve">                (</w:t>
-      </w:r>
-      <w:r>
-        <w:rPr>
-          <w:rFonts w:ascii="TH Sarabun New" w:hAnsi="TH Sarabun New" w:cs="TH Sarabun New"/>
+          <w:rFonts w:ascii="TH SarabunIT๙" w:hAnsi="TH SarabunIT๙" w:cs="TH SarabunIT๙"/>
+          <w:cs/>
+        </w:rPr>
+        <w:tab/>
+      </w:r>
+      <w:r>
+        <w:rPr>
+          <w:rFonts w:ascii="TH SarabunIT๙" w:hAnsi="TH SarabunIT๙" w:cs="TH SarabunIT๙"/>
+          <w:cs/>
+        </w:rPr>
+        <w:tab/>
+      </w:r>
+      <w:r>
+        <w:rPr>
+          <w:rFonts w:ascii="TH SarabunIT๙" w:hAnsi="TH SarabunIT๙" w:cs="TH SarabunIT๙"/>
+          <w:cs/>
+        </w:rPr>
+        <w:tab/>
+      </w:r>
+      <w:r>
+        <w:rPr>
+          <w:rFonts w:ascii="TH SarabunIT๙" w:hAnsi="TH SarabunIT๙" w:cs="TH SarabunIT๙"/>
+          <w:cs/>
+        </w:rPr>
+        <w:tab/>
+      </w:r>
+      <w:r>
+        <w:rPr>
+          <w:rFonts w:ascii="TH SarabunIT๙" w:hAnsi="TH SarabunIT๙" w:cs="TH SarabunIT๙"/>
+          <w:cs/>
+        </w:rPr>
+        <w:tab/>
+      </w:r>
+      <w:r>
+        <w:rPr>
+          <w:rFonts w:ascii="TH SarabunIT๙" w:hAnsi="TH SarabunIT๙" w:cs="TH SarabunIT๙"/>
+          <w:cs/>
+        </w:rPr>
+        <w:tab/>
+        <w:t xml:space="preserve">             </w:t>
+      </w:r>
+      <w:r>
+        <w:rPr>
+          <w:rFonts w:ascii="TH SarabunIT๙" w:hAnsi="TH SarabunIT๙" w:cs="TH SarabunIT๙"/>
+          <w:cs/>
+        </w:rPr>
+        <w:t xml:space="preserve"> </w:t>
+      </w:r>
+      <w:r>
+        <w:rPr>
+          <w:rFonts w:ascii="TH SarabunIT๙" w:hAnsi="TH SarabunIT๙" w:cs="TH SarabunIT๙"/>
+          <w:cs/>
+        </w:rPr>
+        <w:t xml:space="preserve">   (</w:t>
+      </w:r>
+      <w:r>
+        <w:rPr>
+          <w:rFonts w:ascii="TH SarabunIT๙" w:hAnsi="TH SarabunIT๙" w:cs="TH SarabunIT๙"/>
         </w:rPr>
         <w:t>$</w:t>
       </w:r>
       <w:r>
         <w:rPr>
-          <w:rFonts w:ascii="TH Sarabun New" w:hAnsi="TH Sarabun New" w:cs="TH Sarabun New"/>
+          <w:rFonts w:ascii="TH SarabunIT๙" w:hAnsi="TH SarabunIT๙" w:cs="TH SarabunIT๙"/>
         </w:rPr>
         <w:t>{</w:t>
       </w:r>
       <w:r>
         <w:rPr>
-          <w:rFonts w:ascii="TH Sarabun New" w:hAnsi="TH Sarabun New" w:cs="TH Sarabun New"/>
+          <w:rFonts w:ascii="TH SarabunIT๙" w:hAnsi="TH SarabunIT๙" w:cs="TH SarabunIT๙"/>
         </w:rPr>
         <w:t>recipient</w:t>
       </w:r>
       <w:r>
         <w:rPr>
-          <w:rFonts w:ascii="TH Sarabun New" w:hAnsi="TH Sarabun New" w:cs="TH Sarabun New"/>
+          <w:rFonts w:ascii="TH SarabunIT๙" w:hAnsi="TH SarabunIT๙" w:cs="TH SarabunIT๙"/>
         </w:rPr>
         <w:t>}</w:t>
       </w:r>
       <w:r>
         <w:rPr>
-          <w:rFonts w:ascii="TH Sarabun New" w:hAnsi="TH Sarabun New" w:cs="TH Sarabun New"/>
+          <w:rFonts w:ascii="TH SarabunIT๙" w:hAnsi="TH SarabunIT๙" w:cs="TH SarabunIT๙"/>
           <w:cs/>
         </w:rPr>
         <w:t>)</w:t>
       </w:r>
-    </w:p>
-    <w:p>
-      <w:pPr>
-        <w:rPr>
-          <w:rFonts w:ascii="TH Sarabun New" w:hAnsi="TH Sarabun New" w:cs="TH Sarabun New"/>
-          <w:cs/>
-        </w:rPr>
-      </w:pPr>
-      <w:r>
-        <w:rPr>
-          <w:rFonts w:ascii="TH Sarabun New" w:hAnsi="TH Sarabun New" w:cs="TH Sarabun New"/>
-          <w:cs/>
-        </w:rPr>
-        <w:tab/>
-      </w:r>
-      <w:r>
-        <w:rPr>
-          <w:rFonts w:ascii="TH Sarabun New" w:hAnsi="TH Sarabun New" w:cs="TH Sarabun New"/>
-          <w:cs/>
-        </w:rPr>
-        <w:tab/>
-      </w:r>
-      <w:r>
-        <w:rPr>
-          <w:rFonts w:ascii="TH Sarabun New" w:hAnsi="TH Sarabun New" w:cs="TH Sarabun New"/>
-          <w:cs/>
-        </w:rPr>
-        <w:tab/>
-      </w:r>
-      <w:r>
-        <w:rPr>
-          <w:rFonts w:ascii="TH Sarabun New" w:hAnsi="TH Sarabun New" w:cs="TH Sarabun New"/>
-          <w:cs/>
-        </w:rPr>
-        <w:tab/>
-      </w:r>
-      <w:r>
-        <w:rPr>
-          <w:rFonts w:ascii="TH Sarabun New" w:hAnsi="TH Sarabun New" w:cs="TH Sarabun New"/>
-          <w:cs/>
-        </w:rPr>
-        <w:tab/>
-      </w:r>
-      <w:r>
-        <w:rPr>
-          <w:rFonts w:ascii="TH Sarabun New" w:hAnsi="TH Sarabun New" w:cs="TH Sarabun New"/>
-          <w:cs/>
-        </w:rPr>
-        <w:tab/>
+      <w:bookmarkStart w:id="0" w:name="_GoBack"/>
+      <w:bookmarkEnd w:id="0"/>
+    </w:p>
+    <w:p>
+      <w:pPr>
+        <w:rPr>
+          <w:rFonts w:ascii="TH SarabunIT๙" w:hAnsi="TH SarabunIT๙" w:cs="TH SarabunIT๙"/>
+          <w:cs/>
+        </w:rPr>
+      </w:pPr>
+      <w:r>
+        <w:rPr>
+          <w:rFonts w:ascii="TH SarabunIT๙" w:hAnsi="TH SarabunIT๙" w:cs="TH SarabunIT๙"/>
+          <w:cs/>
+        </w:rPr>
+        <w:tab/>
+      </w:r>
+      <w:r>
+        <w:rPr>
+          <w:rFonts w:ascii="TH SarabunIT๙" w:hAnsi="TH SarabunIT๙" w:cs="TH SarabunIT๙"/>
+          <w:cs/>
+        </w:rPr>
+        <w:tab/>
+      </w:r>
+      <w:r>
+        <w:rPr>
+          <w:rFonts w:ascii="TH SarabunIT๙" w:hAnsi="TH SarabunIT๙" w:cs="TH SarabunIT๙"/>
+          <w:cs/>
+        </w:rPr>
+        <w:tab/>
+      </w:r>
+      <w:r>
+        <w:rPr>
+          <w:rFonts w:ascii="TH SarabunIT๙" w:hAnsi="TH SarabunIT๙" w:cs="TH SarabunIT๙"/>
+          <w:cs/>
+        </w:rPr>
+        <w:tab/>
+      </w:r>
+      <w:r>
+        <w:rPr>
+          <w:rFonts w:ascii="TH SarabunIT๙" w:hAnsi="TH SarabunIT๙" w:cs="TH SarabunIT๙"/>
+          <w:cs/>
+        </w:rPr>
+        <w:tab/>
+      </w:r>
+      <w:r>
+        <w:rPr>
+          <w:rFonts w:ascii="TH SarabunIT๙" w:hAnsi="TH SarabunIT๙" w:cs="TH SarabunIT๙"/>
+          <w:cs/>
+        </w:rPr>
+        <w:tab/>
+      </w:r>
+      <w:r>
+        <w:rPr>
+          <w:rFonts w:ascii="TH SarabunIT๙" w:hAnsi="TH SarabunIT๙" w:cs="TH SarabunIT๙"/>
+          <w:cs/>
+        </w:rPr>
+        <w:t xml:space="preserve">       </w:t>
+      </w:r>
+      <w:r>
+        <w:rPr>
+          <w:rFonts w:ascii="TH SarabunIT๙" w:hAnsi="TH SarabunIT๙" w:cs="TH SarabunIT๙"/>
+          <w:cs/>
+        </w:rPr>
         <w:t xml:space="preserve">ตำแหน่ง </w:t>
       </w:r>
       <w:r>
         <w:rPr>
-          <w:rFonts w:ascii="TH Sarabun New" w:hAnsi="TH Sarabun New" w:cs="TH Sarabun New"/>
+          <w:rFonts w:ascii="TH SarabunIT๙" w:hAnsi="TH SarabunIT๙" w:cs="TH SarabunIT๙"/>
         </w:rPr>
         <w:t>$</w:t>
       </w:r>
       <w:r>
         <w:rPr>
-          <w:rFonts w:ascii="TH Sarabun New" w:hAnsi="TH Sarabun New" w:cs="TH Sarabun New"/>
+          <w:rFonts w:ascii="TH SarabunIT๙" w:hAnsi="TH SarabunIT๙" w:cs="TH SarabunIT๙"/>
         </w:rPr>
         <w:t>{</w:t>
       </w:r>
       <w:proofErr w:type="spellStart"/>
       <w:r>
         <w:rPr>
-          <w:rFonts w:ascii="TH Sarabun New" w:hAnsi="TH Sarabun New" w:cs="TH Sarabun New"/>
+          <w:rFonts w:ascii="TH SarabunIT๙" w:hAnsi="TH SarabunIT๙" w:cs="TH SarabunIT๙"/>
         </w:rPr>
         <w:t>recipient_position</w:t>
       </w:r>
       <w:proofErr w:type="spellEnd"/>
       <w:r>
         <w:rPr>
-          <w:rFonts w:ascii="TH Sarabun New" w:hAnsi="TH Sarabun New" w:cs="TH Sarabun New"/>
+          <w:rFonts w:ascii="TH SarabunIT๙" w:hAnsi="TH SarabunIT๙" w:cs="TH SarabunIT๙"/>
         </w:rPr>
         <w:t>}</w:t>
       </w:r>
@@ -3669,58 +3741,88 @@
     <w:p>
       <w:pPr>
         <w:rPr>
-          <w:rFonts w:ascii="TH Sarabun New" w:hAnsi="TH Sarabun New" w:cs="TH Sarabun New"/>
-        </w:rPr>
-      </w:pPr>
-      <w:r>
-        <w:rPr>
-          <w:rFonts w:ascii="TH Sarabun New" w:hAnsi="TH Sarabun New" w:cs="TH Sarabun New"/>
-          <w:cs/>
-        </w:rPr>
-        <w:tab/>
-      </w:r>
-      <w:r>
-        <w:rPr>
-          <w:rFonts w:ascii="TH Sarabun New" w:hAnsi="TH Sarabun New" w:cs="TH Sarabun New"/>
-          <w:cs/>
-        </w:rPr>
-        <w:tab/>
-      </w:r>
-      <w:r>
-        <w:rPr>
-          <w:rFonts w:ascii="TH Sarabun New" w:hAnsi="TH Sarabun New" w:cs="TH Sarabun New"/>
-          <w:cs/>
-        </w:rPr>
-        <w:tab/>
-      </w:r>
-      <w:r>
-        <w:rPr>
-          <w:rFonts w:ascii="TH Sarabun New" w:hAnsi="TH Sarabun New" w:cs="TH Sarabun New"/>
-          <w:cs/>
-        </w:rPr>
-        <w:tab/>
-      </w:r>
-      <w:r>
-        <w:rPr>
-          <w:rFonts w:ascii="TH Sarabun New" w:hAnsi="TH Sarabun New" w:cs="TH Sarabun New"/>
-          <w:cs/>
-        </w:rPr>
-        <w:tab/>
-      </w:r>
-      <w:r>
-        <w:rPr>
-          <w:rFonts w:ascii="TH Sarabun New" w:hAnsi="TH Sarabun New" w:cs="TH Sarabun New"/>
-          <w:cs/>
-        </w:rPr>
-        <w:tab/>
-        <w:t>วันที่............. เดือน ...........................พ.ศ. ...............</w:t>
+          <w:rFonts w:ascii="TH SarabunIT๙" w:hAnsi="TH SarabunIT๙" w:cs="TH SarabunIT๙"/>
+          <w:color w:val="000000" w:themeColor="text1"/>
+          <w:cs/>
+        </w:rPr>
+      </w:pPr>
+      <w:r>
+        <w:rPr>
+          <w:rFonts w:ascii="TH SarabunIT๙" w:hAnsi="TH SarabunIT๙" w:cs="TH SarabunIT๙"/>
+          <w:cs/>
+        </w:rPr>
+        <w:tab/>
+      </w:r>
+      <w:r>
+        <w:rPr>
+          <w:rFonts w:ascii="TH SarabunIT๙" w:hAnsi="TH SarabunIT๙" w:cs="TH SarabunIT๙"/>
+          <w:cs/>
+        </w:rPr>
+        <w:tab/>
+      </w:r>
+      <w:r>
+        <w:rPr>
+          <w:rFonts w:ascii="TH SarabunIT๙" w:hAnsi="TH SarabunIT๙" w:cs="TH SarabunIT๙"/>
+          <w:cs/>
+        </w:rPr>
+        <w:tab/>
+      </w:r>
+      <w:r>
+        <w:rPr>
+          <w:rFonts w:ascii="TH SarabunIT๙" w:hAnsi="TH SarabunIT๙" w:cs="TH SarabunIT๙"/>
+          <w:cs/>
+        </w:rPr>
+        <w:tab/>
+      </w:r>
+      <w:r>
+        <w:rPr>
+          <w:rFonts w:ascii="TH SarabunIT๙" w:hAnsi="TH SarabunIT๙" w:cs="TH SarabunIT๙"/>
+          <w:cs/>
+        </w:rPr>
+        <w:tab/>
+      </w:r>
+      <w:r>
+        <w:rPr>
+          <w:rFonts w:ascii="TH SarabunIT๙" w:hAnsi="TH SarabunIT๙" w:cs="TH SarabunIT๙"/>
+          <w:cs/>
+        </w:rPr>
+        <w:tab/>
+      </w:r>
+      <w:r>
+        <w:rPr>
+          <w:rFonts w:ascii="TH SarabunIT๙" w:hAnsi="TH SarabunIT๙" w:cs="TH SarabunIT๙"/>
+        </w:rPr>
+        <w:t xml:space="preserve">                 </w:t>
+      </w:r>
+      <w:r>
+        <w:rPr>
+          <w:rFonts w:ascii="TH SarabunIT๙" w:hAnsi="TH SarabunIT๙" w:cs="TH SarabunIT๙"/>
+          <w:color w:val="000000" w:themeColor="text1"/>
+        </w:rPr>
+        <w:t>${</w:t>
+      </w:r>
+      <w:proofErr w:type="spellStart"/>
+      <w:r>
+        <w:rPr>
+          <w:rFonts w:ascii="TH SarabunIT๙" w:hAnsi="TH SarabunIT๙" w:cs="TH SarabunIT๙"/>
+          <w:color w:val="000000" w:themeColor="text1"/>
+        </w:rPr>
+        <w:t>pr_date</w:t>
+      </w:r>
+      <w:proofErr w:type="spellEnd"/>
+      <w:r>
+        <w:rPr>
+          <w:rFonts w:ascii="TH SarabunIT๙" w:hAnsi="TH SarabunIT๙" w:cs="TH SarabunIT๙"/>
+          <w:color w:val="000000" w:themeColor="text1"/>
+        </w:rPr>
+        <w:t>}</w:t>
       </w:r>
     </w:p>
     <w:p>
       <w:pPr>
         <w:ind w:left="2160" w:firstLine="720"/>
         <w:rPr>
-          <w:rFonts w:ascii="TH Sarabun New" w:hAnsi="TH Sarabun New" w:cs="TH Sarabun New"/>
+          <w:rFonts w:ascii="TH SarabunIT๙" w:hAnsi="TH SarabunIT๙" w:cs="TH SarabunIT๙"/>
           <w:sz w:val="32"/>
           <w:szCs w:val="32"/>
         </w:rPr>
@@ -3730,7 +3832,7 @@
       <w:pPr>
         <w:ind w:left="2160" w:firstLine="720"/>
         <w:rPr>
-          <w:rFonts w:ascii="TH Sarabun New" w:hAnsi="TH Sarabun New" w:cs="TH Sarabun New"/>
+          <w:rFonts w:ascii="TH SarabunIT๙" w:hAnsi="TH SarabunIT๙" w:cs="TH SarabunIT๙"/>
           <w:sz w:val="32"/>
           <w:szCs w:val="32"/>
         </w:rPr>
@@ -3739,7 +3841,7 @@
     <w:p>
       <w:pPr>
         <w:rPr>
-          <w:rFonts w:ascii="TH Sarabun New" w:hAnsi="TH Sarabun New" w:cs="TH Sarabun New"/>
+          <w:rFonts w:ascii="TH SarabunIT๙" w:hAnsi="TH SarabunIT๙" w:cs="TH SarabunIT๙"/>
         </w:rPr>
       </w:pPr>
     </w:p>
@@ -3754,7 +3856,7 @@
 </file>
 
 <file path=word/styles.xml><?xml version="1.0" encoding="utf-8"?>
-<w:styles xmlns:mc="http://schemas.openxmlformats.org/markup-compatibility/2006" xmlns:r="http://schemas.openxmlformats.org/officeDocument/2006/relationships" xmlns:w="http://schemas.openxmlformats.org/wordprocessingml/2006/main" xmlns:w14="http://schemas.microsoft.com/office/word/2010/wordml" xmlns:w15="http://schemas.microsoft.com/office/word/2012/wordml" xmlns:w16cex="http://schemas.microsoft.com/office/word/2018/wordml/cex" xmlns:w16cid="http://schemas.microsoft.com/office/word/2016/wordml/cid" xmlns:w16="http://schemas.microsoft.com/office/word/2018/wordml" xmlns:w16sdtdh="http://schemas.microsoft.com/office/word/2020/wordml/sdtdatahash" xmlns:w16se="http://schemas.microsoft.com/office/word/2015/wordml/symex" mc:Ignorable="w14 w15 w16se w16cid w16 w16cex w16sdtdh">
+<w:styles xmlns:mc="http://schemas.openxmlformats.org/markup-compatibility/2006" xmlns:r="http://schemas.openxmlformats.org/officeDocument/2006/relationships" xmlns:w="http://schemas.openxmlformats.org/wordprocessingml/2006/main" xmlns:w14="http://schemas.microsoft.com/office/word/2010/wordml" xmlns:w15="http://schemas.microsoft.com/office/word/2012/wordml" xmlns:w16cex="http://schemas.microsoft.com/office/word/2018/wordml/cex" xmlns:w16cid="http://schemas.microsoft.com/office/word/2016/wordml/cid" xmlns:w16="http://schemas.microsoft.com/office/word/2018/wordml" xmlns:w16se="http://schemas.microsoft.com/office/word/2015/wordml/symex" mc:Ignorable="w14 w15 w16se w16cid w16 w16cex">
   <w:docDefaults>
     <w:rPrDefault>
       <w:rPr>
@@ -3925,7 +4027,7 @@
     <w:lsdException w:name="Table Web 2" w:semiHidden="1" w:unhideWhenUsed="1"/>
     <w:lsdException w:name="Table Web 3" w:semiHidden="1" w:unhideWhenUsed="1"/>
     <w:lsdException w:name="Balloon Text" w:semiHidden="1" w:unhideWhenUsed="1"/>
-    <w:lsdException w:name="Table Grid" w:uiPriority="59"/>
+    <w:lsdException w:name="Table Grid" w:semiHidden="1" w:uiPriority="59" w:unhideWhenUsed="1"/>
     <w:lsdException w:name="Table Theme" w:semiHidden="1" w:unhideWhenUsed="1"/>
     <w:lsdException w:name="Placeholder Text" w:semiHidden="1"/>
     <w:lsdException w:name="No Spacing" w:uiPriority="1" w:qFormat="1"/>
@@ -4148,7 +4250,7 @@
     <w:lsdException w:name="Unresolved Mention" w:semiHidden="1" w:unhideWhenUsed="1"/>
     <w:lsdException w:name="Smart Link" w:semiHidden="1" w:unhideWhenUsed="1"/>
   </w:latentStyles>
-  <w:style w:type="paragraph" w:default="1" w:styleId="a">
+  <w:style w:type="paragraph" w:default="1" w:styleId="Normal">
     <w:name w:val="Normal"/>
     <w:qFormat/>
     <w:rsid w:val="00B92F0C"/>
@@ -4160,13 +4262,13 @@
       <w:sz w:val="28"/>
     </w:rPr>
   </w:style>
-  <w:style w:type="character" w:default="1" w:styleId="a0">
+  <w:style w:type="character" w:default="1" w:styleId="DefaultParagraphFont">
     <w:name w:val="Default Paragraph Font"/>
     <w:uiPriority w:val="1"/>
     <w:semiHidden/>
     <w:unhideWhenUsed/>
   </w:style>
-  <w:style w:type="table" w:default="1" w:styleId="a1">
+  <w:style w:type="table" w:default="1" w:styleId="TableNormal">
     <w:name w:val="Normal Table"/>
     <w:uiPriority w:val="99"/>
     <w:semiHidden/>
@@ -4181,7 +4283,7 @@
       </w:tblCellMar>
     </w:tblPr>
   </w:style>
-  <w:style w:type="numbering" w:default="1" w:styleId="a2">
+  <w:style w:type="numbering" w:default="1" w:styleId="NoList">
     <w:name w:val="No List"/>
     <w:uiPriority w:val="99"/>
     <w:semiHidden/>
